--- a/04_Analysis/MTV_ZIF69_보고서.docx
+++ b/04_Analysis/MTV_ZIF69_보고서.docx
@@ -58,7 +58,7 @@
           <w:i w:val="0"/>
           <w:sz w:val="22"/>
         </w:rPr>
-        <w:t>gme 위상 ZIF-69의 벤조이미다졸레이트 링커에 술폰산기를 부분 치환한 다변량 골격 계열을 설계하고, 배가스 조건(0.15 bar CO₂, 298 K)에서 건조 흡착·수분 경쟁·재생 작업 용량·구조 안정성의 네 축을 동일한 프로토콜로 평가했다. 치환율 상승에 따라 등량 흡착열은 22.4에서 34.0 kJ/mol까지 단조 증가해 목표대(30~40)에 진입하지만, 술폰산의 수소결합 공여 자리가 CO₂와 물을 같은 기전으로 붙잡기 때문에 상대습도 90%에서의 작업 용량은 치환율 75%에서 최대가 되고 100%에서 오히려 떨어진다. 동시에 공동 축소로 인해 구조 안정성 관문은 치환율 50%까지만 통과한다. 세 축의 경계가 모두 치환율 50~75% 구간에 모여 있어, 이 구간을 정수 격자로 세분한 조성이 결론을 정한다.</w:t>
+        <w:t>gme 위상 ZIF-69의 벤조이미다졸레이트 링커에 술폰산기를 부분 치환한 다변량 골격을 설계하고, 배가스 조건(0.15 bar CO₂, 298 K)에서 건조 흡착·수분 경쟁·재생 작업 용량·구조 안정성을 동일 프로토콜로 평가했다. 흡착열은 치환율에 따라 22.4에서 34.0 kJ/mol까지 오르지만, 같은 작용기가 물을 함께 붙잡고 공동을 잠식한다. 구조 안정성 관문은 치환율 58.3%에서 닫히고 흡착 목표대는 87.5%에서 열려 두 창이 겹치지 않으며, 그 제약 안에서의 최적은 58.3%로 습윤 작업 용량이 모체 대비 +77%다. 술폰산과 니트로기를 혼합하면 두 창이 처음으로 겹친다.</w:t>
       </w:r>
     </w:p>
     <w:p>
@@ -320,7 +320,7 @@
           <w:i w:val="0"/>
           <w:sz w:val="22"/>
         </w:rPr>
-        <w:t>를 갖는다. 본 연구가 사용한 모델에서 CO₂의 사중극자는 −0.876 e·Å², N₂는 −0.245 e·Å²로 CO₂가 3.6배 크다. 골격에 국소적으로 강한 전기장을 만들면 CO₂만 선택적으로 더 붙잡을 수 있고, 이것이 극성 작용기를 도입하는 논리다. 선택도가 흡착량보다 작용기에 민감한 이유도 여기에 있다.</w:t>
+        <w:t>를 갖는다. 본 모델에서 CO₂의 사중극자는 −0.876 e·Å², N₂는 −0.245 e·Å²로 3.6배 크다. 골격에 국소적으로 강한 전기장을 만들면 CO₂만 선택적으로 더 붙잡을 수 있고, 이것이 극성 작용기를 도입하는 논리다.</w:t>
       </w:r>
     </w:p>
     <w:p>
@@ -396,7 +396,7 @@
           <w:i w:val="0"/>
           <w:sz w:val="22"/>
         </w:rPr>
-        <w:t>같은 작용기를 같은 밀도로 도입해도 골격 위상에 따라 결과가 반대로 나온다. ZIF-8이 속한 sod 위상에서는 링커의 C2 치환기가 6원환 창구를 향하므로, 치환하면 창구(PLD)만 좁아지고 공동(LCD)은 줄지 않는다. 분산력을 키우려면 공동이 좁아져야 하는데 정작 좁아지는 것은 통로여서, 치환율을 올릴수록 Q_st가 감소하는 역전이 일어난다.</w:t>
+        <w:t>같은 작용기를 같은 밀도로 도입해도 골격 위상에 따라 결과가 반대로 나온다. sod 위상에서는 치환기가 6원환 창구를 향하므로 창구만 좁아지고 공동은 줄지 않아, 치환율을 올릴수록 흡착열이 오히려 감소한다.</w:t>
       </w:r>
     </w:p>
     <w:p>
@@ -780,7 +780,7 @@
           <w:i w:val="0"/>
           <w:sz w:val="22"/>
         </w:rPr>
-        <w:t xml:space="preserve">염소 하나가 술폰산으로 치환되면 원자 수는 넷 증가한다(−Cl 1개 제거, S·O₃·H 5개 추가). 따라서 </w:t>
+        <w:t xml:space="preserve">염소 하나가 술폰산으로 치환되면 원자 수는 넷 증가하므로 </w:t>
       </w:r>
       <w:r>
         <w:rPr>
@@ -798,7 +798,7 @@
           <w:i w:val="0"/>
           <w:sz w:val="22"/>
         </w:rPr>
-        <w:t>가 성립하며, 이는 의도한 조성이 실제로 구현되었는지를 구조 파일만으로 확인하는 독립 검산으로 사용된다. 염소 수와 황 수의 합이 항상 24가 되어야 한다는 조건도 함께 검사한다.</w:t>
+        <w:t>가 성립한다. 의도한 조성이 실제로 구현되었는지를 구조 파일만으로 확인하는 독립 검산으로 사용한다.</w:t>
       </w:r>
     </w:p>
     <w:p>
@@ -827,7 +827,7 @@
           <w:i w:val="0"/>
           <w:sz w:val="22"/>
         </w:rPr>
-        <w:t>흡착 등온 물성은 강정준(grand canonical, μVT) 앙상블 몬테카를로 시뮬레이션(GCMC)으로 계산했다. 기체 저장고와 화학퍼텐셜이 평형을 이룬 채 분자의 삽입·삭제·이동을 시도하므로, 일정 압력에 노출된 실험 상황과 대응한다. 무한 희석 극한의 헨리 상수와 흡착열은 Widom 삽입으로 구했다. 골격 기하는 셀을 고정한 채 GFN-FF로 이완했고, 부분전하는 이완된 기하에서 다시 산출했다. 기공 지표는 Zeo++로, 골격 안정성 판정용 이완은 UFF4MOF로 수행했다. 설정은 아래 표와 같으며 전 계산에서 동일하다.</w:t>
+        <w:t>흡착 물성은 강정준(μVT) 앙상블 몬테카를로 시뮬레이션(GCMC)으로 계산했다. 무한 희석 극한의 헨리 상수와 흡착열은 Widom 삽입으로 구했다. 골격 기하는 셀을 고정한 채 GFN-FF로 이완하고 부분전하를 다시 산출했으며, 기공 지표는 Zeo++로, 안정성 판정용 이완은 UFF4MOF로 수행했다. 설정은 아래 표와 같으며 전 계산에서 동일하다.</w:t>
       </w:r>
     </w:p>
     <w:p>
@@ -1044,49 +1044,6 @@
                 <w:i w:val="0"/>
                 <w:sz w:val="19"/>
               </w:rPr>
-              <w:t>N₂ 모델</w:t>
-            </w:r>
-          </w:p>
-        </w:tc>
-        <w:tc>
-          <w:tcPr>
-            <w:tcW w:type="dxa" w:w="6917"/>
-          </w:tcPr>
-          <w:p>
-            <w:pPr>
-              <w:spacing w:after="20" w:before="20" w:line="240" w:lineRule="auto"/>
-              <w:jc w:val="center"/>
-            </w:pPr>
-            <w:r/>
-            <w:r>
-              <w:rPr>
-                <w:rFonts w:ascii="Times New Roman" w:hAnsi="Times New Roman" w:eastAsia="맑은 고딕"/>
-                <w:b w:val="0"/>
-                <w:i w:val="0"/>
-                <w:sz w:val="19"/>
-              </w:rPr>
-              <w:t>ε/k_B 38.298 K, σ 3.306 Å, q_N −0.405</w:t>
-            </w:r>
-          </w:p>
-        </w:tc>
-      </w:tr>
-      <w:tr>
-        <w:tc>
-          <w:tcPr>
-            <w:tcW w:type="dxa" w:w="2154"/>
-          </w:tcPr>
-          <w:p>
-            <w:pPr>
-              <w:spacing w:after="20" w:before="20" w:line="240" w:lineRule="auto"/>
-            </w:pPr>
-            <w:r/>
-            <w:r>
-              <w:rPr>
-                <w:rFonts w:ascii="Times New Roman" w:hAnsi="Times New Roman" w:eastAsia="맑은 고딕"/>
-                <w:b w:val="0"/>
-                <w:i w:val="0"/>
-                <w:sz w:val="19"/>
-              </w:rPr>
               <w:t>물 모델</w:t>
             </w:r>
           </w:p>
@@ -1173,7 +1130,7 @@
                 <w:i w:val="0"/>
                 <w:sz w:val="19"/>
               </w:rPr>
-              <w:t>혼합 규칙 / 정전기</w:t>
+              <w:t>컷오프 / 셀 / 정전기</w:t>
             </w:r>
           </w:p>
         </w:tc>
@@ -1194,50 +1151,7 @@
                 <w:i w:val="0"/>
                 <w:sz w:val="19"/>
               </w:rPr>
-              <w:t>Lorentz-Berthelot / Ewald, 상대정밀도 1×10⁻⁶</w:t>
-            </w:r>
-          </w:p>
-        </w:tc>
-      </w:tr>
-      <w:tr>
-        <w:tc>
-          <w:tcPr>
-            <w:tcW w:type="dxa" w:w="2154"/>
-          </w:tcPr>
-          <w:p>
-            <w:pPr>
-              <w:spacing w:after="20" w:before="20" w:line="240" w:lineRule="auto"/>
-            </w:pPr>
-            <w:r/>
-            <w:r>
-              <w:rPr>
-                <w:rFonts w:ascii="Times New Roman" w:hAnsi="Times New Roman" w:eastAsia="맑은 고딕"/>
-                <w:b w:val="0"/>
-                <w:i w:val="0"/>
-                <w:sz w:val="19"/>
-              </w:rPr>
-              <w:t>컷오프 / 셀</w:t>
-            </w:r>
-          </w:p>
-        </w:tc>
-        <w:tc>
-          <w:tcPr>
-            <w:tcW w:type="dxa" w:w="6917"/>
-          </w:tcPr>
-          <w:p>
-            <w:pPr>
-              <w:spacing w:after="20" w:before="20" w:line="240" w:lineRule="auto"/>
-              <w:jc w:val="center"/>
-            </w:pPr>
-            <w:r/>
-            <w:r>
-              <w:rPr>
-                <w:rFonts w:ascii="Times New Roman" w:hAnsi="Times New Roman" w:eastAsia="맑은 고딕"/>
-                <w:b w:val="0"/>
-                <w:i w:val="0"/>
-                <w:sz w:val="19"/>
-              </w:rPr>
-              <w:t>12 Å / 2×2×2 확장 (수직폭 45.2·45.2·38.8 Å)</w:t>
+              <w:t>12 Å / 2×2×2 / Ewald 1×10⁻⁶, Lorentz-Berthelot</w:t>
             </w:r>
           </w:p>
         </w:tc>
@@ -1281,49 +1195,6 @@
                 <w:sz w:val="19"/>
               </w:rPr>
               <w:t>GFN-FF, 셀 고정, FIRE (fmax 0.05 eV/Å)</w:t>
-            </w:r>
-          </w:p>
-        </w:tc>
-      </w:tr>
-      <w:tr>
-        <w:tc>
-          <w:tcPr>
-            <w:tcW w:type="dxa" w:w="2154"/>
-          </w:tcPr>
-          <w:p>
-            <w:pPr>
-              <w:spacing w:after="20" w:before="20" w:line="240" w:lineRule="auto"/>
-            </w:pPr>
-            <w:r/>
-            <w:r>
-              <w:rPr>
-                <w:rFonts w:ascii="Times New Roman" w:hAnsi="Times New Roman" w:eastAsia="맑은 고딕"/>
-                <w:b w:val="0"/>
-                <w:i w:val="0"/>
-                <w:sz w:val="19"/>
-              </w:rPr>
-              <w:t>기공 지표</w:t>
-            </w:r>
-          </w:p>
-        </w:tc>
-        <w:tc>
-          <w:tcPr>
-            <w:tcW w:type="dxa" w:w="6917"/>
-          </w:tcPr>
-          <w:p>
-            <w:pPr>
-              <w:spacing w:after="20" w:before="20" w:line="240" w:lineRule="auto"/>
-              <w:jc w:val="center"/>
-            </w:pPr>
-            <w:r/>
-            <w:r>
-              <w:rPr>
-                <w:rFonts w:ascii="Times New Roman" w:hAnsi="Times New Roman" w:eastAsia="맑은 고딕"/>
-                <w:b w:val="0"/>
-                <w:i w:val="0"/>
-                <w:sz w:val="19"/>
-              </w:rPr>
-              <w:t>Zeo++ (PLD, LCD, 접근가능부피)</w:t>
             </w:r>
           </w:p>
         </w:tc>
@@ -1400,18 +1271,16 @@
         <w:tblLook w:firstColumn="1" w:firstRow="1" w:lastColumn="0" w:lastRow="0" w:noHBand="0" w:noVBand="1" w:val="04A0"/>
       </w:tblPr>
       <w:tblGrid>
-        <w:gridCol w:w="1328"/>
-        <w:gridCol w:w="1328"/>
-        <w:gridCol w:w="1328"/>
-        <w:gridCol w:w="1328"/>
-        <w:gridCol w:w="1328"/>
-        <w:gridCol w:w="1328"/>
-        <w:gridCol w:w="1328"/>
+        <w:gridCol w:w="1860"/>
+        <w:gridCol w:w="1860"/>
+        <w:gridCol w:w="1860"/>
+        <w:gridCol w:w="1860"/>
+        <w:gridCol w:w="1860"/>
       </w:tblGrid>
       <w:tr>
         <w:tc>
           <w:tcPr>
-            <w:tcW w:type="dxa" w:w="1134"/>
+            <w:tcW w:type="dxa" w:w="1361"/>
           </w:tcPr>
           <w:p>
             <w:pPr>
@@ -1431,7 +1300,7 @@
         </w:tc>
         <w:tc>
           <w:tcPr>
-            <w:tcW w:type="dxa" w:w="1134"/>
+            <w:tcW w:type="dxa" w:w="1247"/>
           </w:tcPr>
           <w:p>
             <w:pPr>
@@ -1452,7 +1321,7 @@
         </w:tc>
         <w:tc>
           <w:tcPr>
-            <w:tcW w:type="dxa" w:w="1531"/>
+            <w:tcW w:type="dxa" w:w="1814"/>
           </w:tcPr>
           <w:p>
             <w:pPr>
@@ -1473,7 +1342,7 @@
         </w:tc>
         <w:tc>
           <w:tcPr>
-            <w:tcW w:type="dxa" w:w="1984"/>
+            <w:tcW w:type="dxa" w:w="2381"/>
           </w:tcPr>
           <w:p>
             <w:pPr>
@@ -1494,7 +1363,7 @@
         </w:tc>
         <w:tc>
           <w:tcPr>
-            <w:tcW w:type="dxa" w:w="1077"/>
+            <w:tcW w:type="dxa" w:w="1701"/>
           </w:tcPr>
           <w:p>
             <w:pPr>
@@ -1509,49 +1378,7 @@
                 <w:i w:val="0"/>
                 <w:sz w:val="19"/>
               </w:rPr>
-              <w:t>PLD (Å)</w:t>
-            </w:r>
-          </w:p>
-        </w:tc>
-        <w:tc>
-          <w:tcPr>
-            <w:tcW w:type="dxa" w:w="1077"/>
-          </w:tcPr>
-          <w:p>
-            <w:pPr>
-              <w:spacing w:after="20" w:before="20" w:line="240" w:lineRule="auto"/>
-              <w:jc w:val="center"/>
-            </w:pPr>
-            <w:r/>
-            <w:r>
-              <w:rPr>
-                <w:rFonts w:ascii="Times New Roman" w:hAnsi="Times New Roman" w:eastAsia="맑은 고딕"/>
-                <w:b/>
-                <w:i w:val="0"/>
-                <w:sz w:val="19"/>
-              </w:rPr>
-              <w:t>LCD (Å)</w:t>
-            </w:r>
-          </w:p>
-        </w:tc>
-        <w:tc>
-          <w:tcPr>
-            <w:tcW w:type="dxa" w:w="1134"/>
-          </w:tcPr>
-          <w:p>
-            <w:pPr>
-              <w:spacing w:after="20" w:before="20" w:line="240" w:lineRule="auto"/>
-              <w:jc w:val="center"/>
-            </w:pPr>
-            <w:r/>
-            <w:r>
-              <w:rPr>
-                <w:rFonts w:ascii="Times New Roman" w:hAnsi="Times New Roman" w:eastAsia="맑은 고딕"/>
-                <w:b/>
-                <w:i w:val="0"/>
-                <w:sz w:val="19"/>
-              </w:rPr>
-              <w:t>AV (Å³)</w:t>
+              <w:t>CO₂/N₂ 선택도</w:t>
             </w:r>
           </w:p>
         </w:tc>
@@ -1559,7 +1386,7 @@
       <w:tr>
         <w:tc>
           <w:tcPr>
-            <w:tcW w:type="dxa" w:w="1134"/>
+            <w:tcW w:type="dxa" w:w="1361"/>
           </w:tcPr>
           <w:p>
             <w:pPr>
@@ -1579,7 +1406,7 @@
         </w:tc>
         <w:tc>
           <w:tcPr>
-            <w:tcW w:type="dxa" w:w="1134"/>
+            <w:tcW w:type="dxa" w:w="1247"/>
           </w:tcPr>
           <w:p>
             <w:pPr>
@@ -1600,7 +1427,7 @@
         </w:tc>
         <w:tc>
           <w:tcPr>
-            <w:tcW w:type="dxa" w:w="1531"/>
+            <w:tcW w:type="dxa" w:w="1814"/>
           </w:tcPr>
           <w:p>
             <w:pPr>
@@ -1621,7 +1448,7 @@
         </w:tc>
         <w:tc>
           <w:tcPr>
-            <w:tcW w:type="dxa" w:w="1984"/>
+            <w:tcW w:type="dxa" w:w="2381"/>
           </w:tcPr>
           <w:p>
             <w:pPr>
@@ -1642,7 +1469,7 @@
         </w:tc>
         <w:tc>
           <w:tcPr>
-            <w:tcW w:type="dxa" w:w="1077"/>
+            <w:tcW w:type="dxa" w:w="1701"/>
           </w:tcPr>
           <w:p>
             <w:pPr>
@@ -1657,49 +1484,7 @@
                 <w:i w:val="0"/>
                 <w:sz w:val="19"/>
               </w:rPr>
-              <w:t>5.157</w:t>
-            </w:r>
-          </w:p>
-        </w:tc>
-        <w:tc>
-          <w:tcPr>
-            <w:tcW w:type="dxa" w:w="1077"/>
-          </w:tcPr>
-          <w:p>
-            <w:pPr>
-              <w:spacing w:after="20" w:before="20" w:line="240" w:lineRule="auto"/>
-              <w:jc w:val="center"/>
-            </w:pPr>
-            <w:r/>
-            <w:r>
-              <w:rPr>
-                <w:rFonts w:ascii="Times New Roman" w:hAnsi="Times New Roman" w:eastAsia="맑은 고딕"/>
-                <w:b w:val="0"/>
-                <w:i w:val="0"/>
-                <w:sz w:val="19"/>
-              </w:rPr>
-              <w:t>8.90</w:t>
-            </w:r>
-          </w:p>
-        </w:tc>
-        <w:tc>
-          <w:tcPr>
-            <w:tcW w:type="dxa" w:w="1134"/>
-          </w:tcPr>
-          <w:p>
-            <w:pPr>
-              <w:spacing w:after="20" w:before="20" w:line="240" w:lineRule="auto"/>
-              <w:jc w:val="center"/>
-            </w:pPr>
-            <w:r/>
-            <w:r>
-              <w:rPr>
-                <w:rFonts w:ascii="Times New Roman" w:hAnsi="Times New Roman" w:eastAsia="맑은 고딕"/>
-                <w:b w:val="0"/>
-                <w:i w:val="0"/>
-                <w:sz w:val="19"/>
-              </w:rPr>
-              <w:t>1232</w:t>
+              <w:t>17.8</w:t>
             </w:r>
           </w:p>
         </w:tc>
@@ -1707,7 +1492,7 @@
       <w:tr>
         <w:tc>
           <w:tcPr>
-            <w:tcW w:type="dxa" w:w="1134"/>
+            <w:tcW w:type="dxa" w:w="1361"/>
           </w:tcPr>
           <w:p>
             <w:pPr>
@@ -1727,7 +1512,7 @@
         </w:tc>
         <w:tc>
           <w:tcPr>
-            <w:tcW w:type="dxa" w:w="1134"/>
+            <w:tcW w:type="dxa" w:w="1247"/>
           </w:tcPr>
           <w:p>
             <w:pPr>
@@ -1748,7 +1533,7 @@
         </w:tc>
         <w:tc>
           <w:tcPr>
-            <w:tcW w:type="dxa" w:w="1531"/>
+            <w:tcW w:type="dxa" w:w="1814"/>
           </w:tcPr>
           <w:p>
             <w:pPr>
@@ -1769,7 +1554,7 @@
         </w:tc>
         <w:tc>
           <w:tcPr>
-            <w:tcW w:type="dxa" w:w="1984"/>
+            <w:tcW w:type="dxa" w:w="2381"/>
           </w:tcPr>
           <w:p>
             <w:pPr>
@@ -1790,7 +1575,7 @@
         </w:tc>
         <w:tc>
           <w:tcPr>
-            <w:tcW w:type="dxa" w:w="1077"/>
+            <w:tcW w:type="dxa" w:w="1701"/>
           </w:tcPr>
           <w:p>
             <w:pPr>
@@ -1805,49 +1590,7 @@
                 <w:i w:val="0"/>
                 <w:sz w:val="19"/>
               </w:rPr>
-              <w:t>4.479</w:t>
-            </w:r>
-          </w:p>
-        </w:tc>
-        <w:tc>
-          <w:tcPr>
-            <w:tcW w:type="dxa" w:w="1077"/>
-          </w:tcPr>
-          <w:p>
-            <w:pPr>
-              <w:spacing w:after="20" w:before="20" w:line="240" w:lineRule="auto"/>
-              <w:jc w:val="center"/>
-            </w:pPr>
-            <w:r/>
-            <w:r>
-              <w:rPr>
-                <w:rFonts w:ascii="Times New Roman" w:hAnsi="Times New Roman" w:eastAsia="맑은 고딕"/>
-                <w:b w:val="0"/>
-                <w:i w:val="0"/>
-                <w:sz w:val="19"/>
-              </w:rPr>
-              <w:t>9.36</w:t>
-            </w:r>
-          </w:p>
-        </w:tc>
-        <w:tc>
-          <w:tcPr>
-            <w:tcW w:type="dxa" w:w="1134"/>
-          </w:tcPr>
-          <w:p>
-            <w:pPr>
-              <w:spacing w:after="20" w:before="20" w:line="240" w:lineRule="auto"/>
-              <w:jc w:val="center"/>
-            </w:pPr>
-            <w:r/>
-            <w:r>
-              <w:rPr>
-                <w:rFonts w:ascii="Times New Roman" w:hAnsi="Times New Roman" w:eastAsia="맑은 고딕"/>
-                <w:b w:val="0"/>
-                <w:i w:val="0"/>
-                <w:sz w:val="19"/>
-              </w:rPr>
-              <w:t>1290</w:t>
+              <w:t>28.8</w:t>
             </w:r>
           </w:p>
         </w:tc>
@@ -1855,7 +1598,7 @@
       <w:tr>
         <w:tc>
           <w:tcPr>
-            <w:tcW w:type="dxa" w:w="1134"/>
+            <w:tcW w:type="dxa" w:w="1361"/>
           </w:tcPr>
           <w:p>
             <w:pPr>
@@ -1875,7 +1618,7 @@
         </w:tc>
         <w:tc>
           <w:tcPr>
-            <w:tcW w:type="dxa" w:w="1134"/>
+            <w:tcW w:type="dxa" w:w="1247"/>
           </w:tcPr>
           <w:p>
             <w:pPr>
@@ -1896,7 +1639,7 @@
         </w:tc>
         <w:tc>
           <w:tcPr>
-            <w:tcW w:type="dxa" w:w="1531"/>
+            <w:tcW w:type="dxa" w:w="1814"/>
           </w:tcPr>
           <w:p>
             <w:pPr>
@@ -1917,7 +1660,7 @@
         </w:tc>
         <w:tc>
           <w:tcPr>
-            <w:tcW w:type="dxa" w:w="1984"/>
+            <w:tcW w:type="dxa" w:w="2381"/>
           </w:tcPr>
           <w:p>
             <w:pPr>
@@ -1938,7 +1681,7 @@
         </w:tc>
         <w:tc>
           <w:tcPr>
-            <w:tcW w:type="dxa" w:w="1077"/>
+            <w:tcW w:type="dxa" w:w="1701"/>
           </w:tcPr>
           <w:p>
             <w:pPr>
@@ -1953,49 +1696,7 @@
                 <w:i w:val="0"/>
                 <w:sz w:val="19"/>
               </w:rPr>
-              <w:t>4.495</w:t>
-            </w:r>
-          </w:p>
-        </w:tc>
-        <w:tc>
-          <w:tcPr>
-            <w:tcW w:type="dxa" w:w="1077"/>
-          </w:tcPr>
-          <w:p>
-            <w:pPr>
-              <w:spacing w:after="20" w:before="20" w:line="240" w:lineRule="auto"/>
-              <w:jc w:val="center"/>
-            </w:pPr>
-            <w:r/>
-            <w:r>
-              <w:rPr>
-                <w:rFonts w:ascii="Times New Roman" w:hAnsi="Times New Roman" w:eastAsia="맑은 고딕"/>
-                <w:b w:val="0"/>
-                <w:i w:val="0"/>
-                <w:sz w:val="19"/>
-              </w:rPr>
-              <w:t>10.15</w:t>
-            </w:r>
-          </w:p>
-        </w:tc>
-        <w:tc>
-          <w:tcPr>
-            <w:tcW w:type="dxa" w:w="1134"/>
-          </w:tcPr>
-          <w:p>
-            <w:pPr>
-              <w:spacing w:after="20" w:before="20" w:line="240" w:lineRule="auto"/>
-              <w:jc w:val="center"/>
-            </w:pPr>
-            <w:r/>
-            <w:r>
-              <w:rPr>
-                <w:rFonts w:ascii="Times New Roman" w:hAnsi="Times New Roman" w:eastAsia="맑은 고딕"/>
-                <w:b w:val="0"/>
-                <w:i w:val="0"/>
-                <w:sz w:val="19"/>
-              </w:rPr>
-              <w:t>1085</w:t>
+              <w:t>38.6</w:t>
             </w:r>
           </w:p>
         </w:tc>
@@ -2003,7 +1704,7 @@
       <w:tr>
         <w:tc>
           <w:tcPr>
-            <w:tcW w:type="dxa" w:w="1134"/>
+            <w:tcW w:type="dxa" w:w="1361"/>
           </w:tcPr>
           <w:p>
             <w:pPr>
@@ -2023,7 +1724,7 @@
         </w:tc>
         <w:tc>
           <w:tcPr>
-            <w:tcW w:type="dxa" w:w="1134"/>
+            <w:tcW w:type="dxa" w:w="1247"/>
           </w:tcPr>
           <w:p>
             <w:pPr>
@@ -2044,7 +1745,7 @@
         </w:tc>
         <w:tc>
           <w:tcPr>
-            <w:tcW w:type="dxa" w:w="1531"/>
+            <w:tcW w:type="dxa" w:w="1814"/>
           </w:tcPr>
           <w:p>
             <w:pPr>
@@ -2065,7 +1766,7 @@
         </w:tc>
         <w:tc>
           <w:tcPr>
-            <w:tcW w:type="dxa" w:w="1984"/>
+            <w:tcW w:type="dxa" w:w="2381"/>
           </w:tcPr>
           <w:p>
             <w:pPr>
@@ -2086,7 +1787,7 @@
         </w:tc>
         <w:tc>
           <w:tcPr>
-            <w:tcW w:type="dxa" w:w="1077"/>
+            <w:tcW w:type="dxa" w:w="1701"/>
           </w:tcPr>
           <w:p>
             <w:pPr>
@@ -2101,49 +1802,7 @@
                 <w:i w:val="0"/>
                 <w:sz w:val="19"/>
               </w:rPr>
-              <w:t>3.747</w:t>
-            </w:r>
-          </w:p>
-        </w:tc>
-        <w:tc>
-          <w:tcPr>
-            <w:tcW w:type="dxa" w:w="1077"/>
-          </w:tcPr>
-          <w:p>
-            <w:pPr>
-              <w:spacing w:after="20" w:before="20" w:line="240" w:lineRule="auto"/>
-              <w:jc w:val="center"/>
-            </w:pPr>
-            <w:r/>
-            <w:r>
-              <w:rPr>
-                <w:rFonts w:ascii="Times New Roman" w:hAnsi="Times New Roman" w:eastAsia="맑은 고딕"/>
-                <w:b w:val="0"/>
-                <w:i w:val="0"/>
-                <w:sz w:val="19"/>
-              </w:rPr>
-              <w:t>9.41</w:t>
-            </w:r>
-          </w:p>
-        </w:tc>
-        <w:tc>
-          <w:tcPr>
-            <w:tcW w:type="dxa" w:w="1134"/>
-          </w:tcPr>
-          <w:p>
-            <w:pPr>
-              <w:spacing w:after="20" w:before="20" w:line="240" w:lineRule="auto"/>
-              <w:jc w:val="center"/>
-            </w:pPr>
-            <w:r/>
-            <w:r>
-              <w:rPr>
-                <w:rFonts w:ascii="Times New Roman" w:hAnsi="Times New Roman" w:eastAsia="맑은 고딕"/>
-                <w:b w:val="0"/>
-                <w:i w:val="0"/>
-                <w:sz w:val="19"/>
-              </w:rPr>
-              <w:t>923</w:t>
+              <w:t>49.0</w:t>
             </w:r>
           </w:p>
         </w:tc>
@@ -2151,7 +1810,7 @@
       <w:tr>
         <w:tc>
           <w:tcPr>
-            <w:tcW w:type="dxa" w:w="1134"/>
+            <w:tcW w:type="dxa" w:w="1361"/>
           </w:tcPr>
           <w:p>
             <w:pPr>
@@ -2171,7 +1830,7 @@
         </w:tc>
         <w:tc>
           <w:tcPr>
-            <w:tcW w:type="dxa" w:w="1134"/>
+            <w:tcW w:type="dxa" w:w="1247"/>
           </w:tcPr>
           <w:p>
             <w:pPr>
@@ -2192,7 +1851,7 @@
         </w:tc>
         <w:tc>
           <w:tcPr>
-            <w:tcW w:type="dxa" w:w="1531"/>
+            <w:tcW w:type="dxa" w:w="1814"/>
           </w:tcPr>
           <w:p>
             <w:pPr>
@@ -2213,7 +1872,7 @@
         </w:tc>
         <w:tc>
           <w:tcPr>
-            <w:tcW w:type="dxa" w:w="1984"/>
+            <w:tcW w:type="dxa" w:w="2381"/>
           </w:tcPr>
           <w:p>
             <w:pPr>
@@ -2234,7 +1893,7 @@
         </w:tc>
         <w:tc>
           <w:tcPr>
-            <w:tcW w:type="dxa" w:w="1077"/>
+            <w:tcW w:type="dxa" w:w="1701"/>
           </w:tcPr>
           <w:p>
             <w:pPr>
@@ -2249,345 +1908,7 @@
                 <w:i w:val="0"/>
                 <w:sz w:val="19"/>
               </w:rPr>
-              <w:t>4.229</w:t>
-            </w:r>
-          </w:p>
-        </w:tc>
-        <w:tc>
-          <w:tcPr>
-            <w:tcW w:type="dxa" w:w="1077"/>
-          </w:tcPr>
-          <w:p>
-            <w:pPr>
-              <w:spacing w:after="20" w:before="20" w:line="240" w:lineRule="auto"/>
-              <w:jc w:val="center"/>
-            </w:pPr>
-            <w:r/>
-            <w:r>
-              <w:rPr>
-                <w:rFonts w:ascii="Times New Roman" w:hAnsi="Times New Roman" w:eastAsia="맑은 고딕"/>
-                <w:b w:val="0"/>
-                <w:i w:val="0"/>
-                <w:sz w:val="19"/>
-              </w:rPr>
-              <w:t>8.91</w:t>
-            </w:r>
-          </w:p>
-        </w:tc>
-        <w:tc>
-          <w:tcPr>
-            <w:tcW w:type="dxa" w:w="1134"/>
-          </w:tcPr>
-          <w:p>
-            <w:pPr>
-              <w:spacing w:after="20" w:before="20" w:line="240" w:lineRule="auto"/>
-              <w:jc w:val="center"/>
-            </w:pPr>
-            <w:r/>
-            <w:r>
-              <w:rPr>
-                <w:rFonts w:ascii="Times New Roman" w:hAnsi="Times New Roman" w:eastAsia="맑은 고딕"/>
-                <w:b w:val="0"/>
-                <w:i w:val="0"/>
-                <w:sz w:val="19"/>
-              </w:rPr>
-              <w:t>723</w:t>
-            </w:r>
-          </w:p>
-        </w:tc>
-      </w:tr>
-      <w:tr>
-        <w:tc>
-          <w:tcPr>
-            <w:tcW w:type="dxa" w:w="1134"/>
-          </w:tcPr>
-          <w:p>
-            <w:pPr>
-              <w:spacing w:after="20" w:before="20" w:line="240" w:lineRule="auto"/>
-            </w:pPr>
-            <w:r/>
-            <w:r>
-              <w:rPr>
-                <w:rFonts w:ascii="Times New Roman" w:hAnsi="Times New Roman" w:eastAsia="맑은 고딕"/>
-                <w:b w:val="0"/>
-                <w:i w:val="0"/>
-                <w:sz w:val="19"/>
-              </w:rPr>
-              <w:t>nbIm100</w:t>
-            </w:r>
-          </w:p>
-        </w:tc>
-        <w:tc>
-          <w:tcPr>
-            <w:tcW w:type="dxa" w:w="1134"/>
-          </w:tcPr>
-          <w:p>
-            <w:pPr>
-              <w:spacing w:after="20" w:before="20" w:line="240" w:lineRule="auto"/>
-              <w:jc w:val="center"/>
-            </w:pPr>
-            <w:r/>
-            <w:r>
-              <w:rPr>
-                <w:rFonts w:ascii="Times New Roman" w:hAnsi="Times New Roman" w:eastAsia="맑은 고딕"/>
-                <w:b w:val="0"/>
-                <w:i w:val="0"/>
-                <w:sz w:val="19"/>
-              </w:rPr>
-              <w:t>−NO₂ 100%</w:t>
-            </w:r>
-          </w:p>
-        </w:tc>
-        <w:tc>
-          <w:tcPr>
-            <w:tcW w:type="dxa" w:w="1531"/>
-          </w:tcPr>
-          <w:p>
-            <w:pPr>
-              <w:spacing w:after="20" w:before="20" w:line="240" w:lineRule="auto"/>
-              <w:jc w:val="center"/>
-            </w:pPr>
-            <w:r/>
-            <w:r>
-              <w:rPr>
-                <w:rFonts w:ascii="Times New Roman" w:hAnsi="Times New Roman" w:eastAsia="맑은 고딕"/>
-                <w:b w:val="0"/>
-                <w:i w:val="0"/>
-                <w:sz w:val="19"/>
-              </w:rPr>
-              <w:t>28.87 ± 0.35</w:t>
-            </w:r>
-          </w:p>
-        </w:tc>
-        <w:tc>
-          <w:tcPr>
-            <w:tcW w:type="dxa" w:w="1984"/>
-          </w:tcPr>
-          <w:p>
-            <w:pPr>
-              <w:spacing w:after="20" w:before="20" w:line="240" w:lineRule="auto"/>
-              <w:jc w:val="center"/>
-            </w:pPr>
-            <w:r/>
-            <w:r>
-              <w:rPr>
-                <w:rFonts w:ascii="Times New Roman" w:hAnsi="Times New Roman" w:eastAsia="맑은 고딕"/>
-                <w:b w:val="0"/>
-                <w:i w:val="0"/>
-                <w:sz w:val="19"/>
-              </w:rPr>
-              <w:t>0.8792 ± 0.0163</w:t>
-            </w:r>
-          </w:p>
-        </w:tc>
-        <w:tc>
-          <w:tcPr>
-            <w:tcW w:type="dxa" w:w="1077"/>
-          </w:tcPr>
-          <w:p>
-            <w:pPr>
-              <w:spacing w:after="20" w:before="20" w:line="240" w:lineRule="auto"/>
-              <w:jc w:val="center"/>
-            </w:pPr>
-            <w:r/>
-            <w:r>
-              <w:rPr>
-                <w:rFonts w:ascii="Times New Roman" w:hAnsi="Times New Roman" w:eastAsia="맑은 고딕"/>
-                <w:b w:val="0"/>
-                <w:i w:val="0"/>
-                <w:sz w:val="19"/>
-              </w:rPr>
-              <w:t>5.554</w:t>
-            </w:r>
-          </w:p>
-        </w:tc>
-        <w:tc>
-          <w:tcPr>
-            <w:tcW w:type="dxa" w:w="1077"/>
-          </w:tcPr>
-          <w:p>
-            <w:pPr>
-              <w:spacing w:after="20" w:before="20" w:line="240" w:lineRule="auto"/>
-              <w:jc w:val="center"/>
-            </w:pPr>
-            <w:r/>
-            <w:r>
-              <w:rPr>
-                <w:rFonts w:ascii="Times New Roman" w:hAnsi="Times New Roman" w:eastAsia="맑은 고딕"/>
-                <w:b w:val="0"/>
-                <w:i w:val="0"/>
-                <w:sz w:val="19"/>
-              </w:rPr>
-              <w:t>10.25</w:t>
-            </w:r>
-          </w:p>
-        </w:tc>
-        <w:tc>
-          <w:tcPr>
-            <w:tcW w:type="dxa" w:w="1134"/>
-          </w:tcPr>
-          <w:p>
-            <w:pPr>
-              <w:spacing w:after="20" w:before="20" w:line="240" w:lineRule="auto"/>
-              <w:jc w:val="center"/>
-            </w:pPr>
-            <w:r/>
-            <w:r>
-              <w:rPr>
-                <w:rFonts w:ascii="Times New Roman" w:hAnsi="Times New Roman" w:eastAsia="맑은 고딕"/>
-                <w:b w:val="0"/>
-                <w:i w:val="0"/>
-                <w:sz w:val="19"/>
-              </w:rPr>
-              <w:t>1415</w:t>
-            </w:r>
-          </w:p>
-        </w:tc>
-      </w:tr>
-      <w:tr>
-        <w:tc>
-          <w:tcPr>
-            <w:tcW w:type="dxa" w:w="1134"/>
-          </w:tcPr>
-          <w:p>
-            <w:pPr>
-              <w:spacing w:after="20" w:before="20" w:line="240" w:lineRule="auto"/>
-            </w:pPr>
-            <w:r/>
-            <w:r>
-              <w:rPr>
-                <w:rFonts w:ascii="Times New Roman" w:hAnsi="Times New Roman" w:eastAsia="맑은 고딕"/>
-                <w:b w:val="0"/>
-                <w:i w:val="0"/>
-                <w:sz w:val="19"/>
-              </w:rPr>
-              <w:t>mslm075</w:t>
-            </w:r>
-          </w:p>
-        </w:tc>
-        <w:tc>
-          <w:tcPr>
-            <w:tcW w:type="dxa" w:w="1134"/>
-          </w:tcPr>
-          <w:p>
-            <w:pPr>
-              <w:spacing w:after="20" w:before="20" w:line="240" w:lineRule="auto"/>
-              <w:jc w:val="center"/>
-            </w:pPr>
-            <w:r/>
-            <w:r>
-              <w:rPr>
-                <w:rFonts w:ascii="Times New Roman" w:hAnsi="Times New Roman" w:eastAsia="맑은 고딕"/>
-                <w:b w:val="0"/>
-                <w:i w:val="0"/>
-                <w:sz w:val="19"/>
-              </w:rPr>
-              <w:t>−SO₂CH₃ 75%</w:t>
-            </w:r>
-          </w:p>
-        </w:tc>
-        <w:tc>
-          <w:tcPr>
-            <w:tcW w:type="dxa" w:w="1531"/>
-          </w:tcPr>
-          <w:p>
-            <w:pPr>
-              <w:spacing w:after="20" w:before="20" w:line="240" w:lineRule="auto"/>
-              <w:jc w:val="center"/>
-            </w:pPr>
-            <w:r/>
-            <w:r>
-              <w:rPr>
-                <w:rFonts w:ascii="Times New Roman" w:hAnsi="Times New Roman" w:eastAsia="맑은 고딕"/>
-                <w:b w:val="0"/>
-                <w:i w:val="0"/>
-                <w:sz w:val="19"/>
-              </w:rPr>
-              <w:t>29.01 ± 0.25</w:t>
-            </w:r>
-          </w:p>
-        </w:tc>
-        <w:tc>
-          <w:tcPr>
-            <w:tcW w:type="dxa" w:w="1984"/>
-          </w:tcPr>
-          <w:p>
-            <w:pPr>
-              <w:spacing w:after="20" w:before="20" w:line="240" w:lineRule="auto"/>
-              <w:jc w:val="center"/>
-            </w:pPr>
-            <w:r/>
-            <w:r>
-              <w:rPr>
-                <w:rFonts w:ascii="Times New Roman" w:hAnsi="Times New Roman" w:eastAsia="맑은 고딕"/>
-                <w:b w:val="0"/>
-                <w:i w:val="0"/>
-                <w:sz w:val="19"/>
-              </w:rPr>
-              <w:t>1.0030 ± 0.0200</w:t>
-            </w:r>
-          </w:p>
-        </w:tc>
-        <w:tc>
-          <w:tcPr>
-            <w:tcW w:type="dxa" w:w="1077"/>
-          </w:tcPr>
-          <w:p>
-            <w:pPr>
-              <w:spacing w:after="20" w:before="20" w:line="240" w:lineRule="auto"/>
-              <w:jc w:val="center"/>
-            </w:pPr>
-            <w:r/>
-            <w:r>
-              <w:rPr>
-                <w:rFonts w:ascii="Times New Roman" w:hAnsi="Times New Roman" w:eastAsia="맑은 고딕"/>
-                <w:b w:val="0"/>
-                <w:i w:val="0"/>
-                <w:sz w:val="19"/>
-              </w:rPr>
-              <w:t>3.635</w:t>
-            </w:r>
-          </w:p>
-        </w:tc>
-        <w:tc>
-          <w:tcPr>
-            <w:tcW w:type="dxa" w:w="1077"/>
-          </w:tcPr>
-          <w:p>
-            <w:pPr>
-              <w:spacing w:after="20" w:before="20" w:line="240" w:lineRule="auto"/>
-              <w:jc w:val="center"/>
-            </w:pPr>
-            <w:r/>
-            <w:r>
-              <w:rPr>
-                <w:rFonts w:ascii="Times New Roman" w:hAnsi="Times New Roman" w:eastAsia="맑은 고딕"/>
-                <w:b w:val="0"/>
-                <w:i w:val="0"/>
-                <w:sz w:val="19"/>
-              </w:rPr>
-              <w:t>9.21</w:t>
-            </w:r>
-          </w:p>
-        </w:tc>
-        <w:tc>
-          <w:tcPr>
-            <w:tcW w:type="dxa" w:w="1134"/>
-          </w:tcPr>
-          <w:p>
-            <w:pPr>
-              <w:spacing w:after="20" w:before="20" w:line="240" w:lineRule="auto"/>
-              <w:jc w:val="center"/>
-            </w:pPr>
-            <w:r/>
-            <w:r>
-              <w:rPr>
-                <w:rFonts w:ascii="Times New Roman" w:hAnsi="Times New Roman" w:eastAsia="맑은 고딕"/>
-                <w:b w:val="0"/>
-                <w:i w:val="0"/>
-                <w:sz w:val="19"/>
-              </w:rPr>
-              <w:t>855</w:t>
+              <w:t>102.2</w:t>
             </w:r>
           </w:p>
         </w:tc>
@@ -2633,21 +1954,6 @@
     </w:p>
     <w:p>
       <w:pPr>
-        <w:spacing w:line="240" w:lineRule="auto" w:after="120"/>
-        <w:jc w:val="both"/>
-      </w:pPr>
-      <w:r>
-        <w:rPr>
-          <w:rFonts w:ascii="Times New Roman" w:hAnsi="Times New Roman" w:eastAsia="맑은 고딕"/>
-          <w:b w:val="0"/>
-          <w:i w:val="0"/>
-          <w:sz w:val="22"/>
-        </w:rPr>
-        <w:t>접근가능부피와 흡착량이 같은 방향으로 움직이지 않는다는 점도 기록해 둘 만하다. saIm100은 부피가 가장 작은데 로딩이 가장 크다. 부피는 담을 수 있는 공간의 상한일 뿐이고 실제 로딩은 그 공간의 에너지 지형이 정하기 때문이다. 따라서 기하 지표만으로 성능을 예측할 수 없다.</w:t>
-      </w:r>
-    </w:p>
-    <w:p>
-      <w:pPr>
         <w:spacing w:line="240" w:lineRule="auto" w:after="100" w:before="200"/>
       </w:pPr>
       <w:r>
@@ -2687,7 +1993,7 @@
           <w:i w:val="0"/>
           <w:sz w:val="22"/>
         </w:rPr>
-        <w:t xml:space="preserve">술폰산이 CO₂를 붙잡는 기전은 수산기의 수소결합 공여다. 그런데 수소결합 공여자는 물이 가장 잘 이용하는 자리이기도 하다. </w:t>
+        <w:t xml:space="preserve">술폰산이 CO₂를 붙잡는 기전은 수산기의 수소결합 공여인데, 수소결합 공여자는 물이 가장 잘 이용하는 자리이기도 하다. </w:t>
       </w:r>
       <w:r>
         <w:rPr>
@@ -2705,22 +2011,7 @@
           <w:i w:val="0"/>
           <w:sz w:val="22"/>
         </w:rPr>
-        <w:t>, 이것이 이 노선의 근본 딜레마다. 5절에서 메틸설포닐이 술폰산보다 성능이 낮았던 것과 같은 원인이 여기서는 불리하게 작용한다.</w:t>
-      </w:r>
-    </w:p>
-    <w:p>
-      <w:pPr>
-        <w:spacing w:line="240" w:lineRule="auto" w:after="120"/>
-        <w:jc w:val="both"/>
-      </w:pPr>
-      <w:r>
-        <w:rPr>
-          <w:rFonts w:ascii="Times New Roman" w:hAnsi="Times New Roman" w:eastAsia="맑은 고딕"/>
-          <w:b w:val="0"/>
-          <w:i w:val="0"/>
-          <w:sz w:val="22"/>
-        </w:rPr>
-        <w:t xml:space="preserve">실제로 흡착 조건(298 K, RH 90%)에서 골격에 붙은 물과 CO₂의 몰비는 치환율에 따라 0.85 → 1.01 → 1.24 → 2.31로 증가한다. 앞의 세 계단은 완만하지만 </w:t>
+        <w:t xml:space="preserve">, 이것이 이 노선의 근본 딜레마다. 실제로 흡착 조건(298 K, RH 90%)에서 골격에 붙은 물과 CO₂의 몰비는 치환율에 따라 0.85 → 1.01 → 1.24 → 2.31로 증가한다. 앞의 세 계단은 완만하지만 </w:t>
       </w:r>
       <w:r>
         <w:rPr>
@@ -2738,7 +2029,837 @@
           <w:i w:val="0"/>
           <w:sz w:val="22"/>
         </w:rPr>
-        <w:t>. 물 흡수가 치환율에 선형으로 늘지 않고 특정 밀도 이상에서 급증한다는 뜻이며, 흡착된 물이 다음 물의 수소결합 자리를 제공해 군집이 자라는 협동 효과로 해석된다. 이 비선형성 때문에 두 점을 이어 외삽하는 추정은 성립하지 않는다.</w:t>
+        <w:t>. 흡착된 물이 다음 물의 수소결합 자리를 제공해 군집이 자라는 협동 효과로 해석되며, 이 비선형성 때문에 두 점을 이어 외삽하는 추정은 성립하지 않는다.</w:t>
+      </w:r>
+    </w:p>
+    <w:p>
+      <w:pPr>
+        <w:spacing w:line="240" w:lineRule="auto" w:after="40" w:before="80"/>
+      </w:pPr>
+      <w:r>
+        <w:rPr>
+          <w:rFonts w:ascii="Times New Roman" w:hAnsi="Times New Roman" w:eastAsia="맑은 고딕"/>
+          <w:b/>
+          <w:i w:val="0"/>
+          <w:sz w:val="19"/>
+        </w:rPr>
+        <w:t>표 4. 수분 경쟁 (298 K, CO₂ 0.15 bar 고정, RH 0~90%, 1σ 병기)</w:t>
+      </w:r>
+    </w:p>
+    <w:tbl>
+      <w:tblPr>
+        <w:tblStyle w:val="TableGrid"/>
+        <w:tblW w:type="auto" w:w="0"/>
+        <w:jc w:val="center"/>
+        <w:tblLook w:firstColumn="1" w:firstRow="1" w:lastColumn="0" w:lastRow="0" w:noHBand="0" w:noVBand="1" w:val="04A0"/>
+      </w:tblPr>
+      <w:tblGrid>
+        <w:gridCol w:w="1550"/>
+        <w:gridCol w:w="1550"/>
+        <w:gridCol w:w="1550"/>
+        <w:gridCol w:w="1550"/>
+        <w:gridCol w:w="1550"/>
+        <w:gridCol w:w="1550"/>
+      </w:tblGrid>
+      <w:tr>
+        <w:tc>
+          <w:tcPr>
+            <w:tcW w:type="dxa" w:w="1247"/>
+          </w:tcPr>
+          <w:p>
+            <w:pPr>
+              <w:spacing w:after="20" w:before="20" w:line="240" w:lineRule="auto"/>
+            </w:pPr>
+            <w:r/>
+            <w:r>
+              <w:rPr>
+                <w:rFonts w:ascii="Times New Roman" w:hAnsi="Times New Roman" w:eastAsia="맑은 고딕"/>
+                <w:b/>
+                <w:i w:val="0"/>
+                <w:sz w:val="19"/>
+              </w:rPr>
+              <w:t>조성</w:t>
+            </w:r>
+          </w:p>
+        </w:tc>
+        <w:tc>
+          <w:tcPr>
+            <w:tcW w:type="dxa" w:w="1644"/>
+          </w:tcPr>
+          <w:p>
+            <w:pPr>
+              <w:spacing w:after="20" w:before="20" w:line="240" w:lineRule="auto"/>
+              <w:jc w:val="center"/>
+            </w:pPr>
+            <w:r/>
+            <w:r>
+              <w:rPr>
+                <w:rFonts w:ascii="Times New Roman" w:hAnsi="Times New Roman" w:eastAsia="맑은 고딕"/>
+                <w:b/>
+                <w:i w:val="0"/>
+                <w:sz w:val="19"/>
+              </w:rPr>
+              <w:t>건조 CO₂</w:t>
+            </w:r>
+          </w:p>
+        </w:tc>
+        <w:tc>
+          <w:tcPr>
+            <w:tcW w:type="dxa" w:w="1644"/>
+          </w:tcPr>
+          <w:p>
+            <w:pPr>
+              <w:spacing w:after="20" w:before="20" w:line="240" w:lineRule="auto"/>
+              <w:jc w:val="center"/>
+            </w:pPr>
+            <w:r/>
+            <w:r>
+              <w:rPr>
+                <w:rFonts w:ascii="Times New Roman" w:hAnsi="Times New Roman" w:eastAsia="맑은 고딕"/>
+                <w:b/>
+                <w:i w:val="0"/>
+                <w:sz w:val="19"/>
+              </w:rPr>
+              <w:t>RH90 CO₂</w:t>
+            </w:r>
+          </w:p>
+        </w:tc>
+        <w:tc>
+          <w:tcPr>
+            <w:tcW w:type="dxa" w:w="1474"/>
+          </w:tcPr>
+          <w:p>
+            <w:pPr>
+              <w:spacing w:after="20" w:before="20" w:line="240" w:lineRule="auto"/>
+              <w:jc w:val="center"/>
+            </w:pPr>
+            <w:r/>
+            <w:r>
+              <w:rPr>
+                <w:rFonts w:ascii="Times New Roman" w:hAnsi="Times New Roman" w:eastAsia="맑은 고딕"/>
+                <w:b/>
+                <w:i w:val="0"/>
+                <w:sz w:val="19"/>
+              </w:rPr>
+              <w:t>유지율</w:t>
+            </w:r>
+          </w:p>
+        </w:tc>
+        <w:tc>
+          <w:tcPr>
+            <w:tcW w:type="dxa" w:w="1134"/>
+          </w:tcPr>
+          <w:p>
+            <w:pPr>
+              <w:spacing w:after="20" w:before="20" w:line="240" w:lineRule="auto"/>
+              <w:jc w:val="center"/>
+            </w:pPr>
+            <w:r/>
+            <w:r>
+              <w:rPr>
+                <w:rFonts w:ascii="Times New Roman" w:hAnsi="Times New Roman" w:eastAsia="맑은 고딕"/>
+                <w:b/>
+                <w:i w:val="0"/>
+                <w:sz w:val="19"/>
+              </w:rPr>
+              <w:t>RH90 물</w:t>
+            </w:r>
+          </w:p>
+        </w:tc>
+        <w:tc>
+          <w:tcPr>
+            <w:tcW w:type="dxa" w:w="1020"/>
+          </w:tcPr>
+          <w:p>
+            <w:pPr>
+              <w:spacing w:after="20" w:before="20" w:line="240" w:lineRule="auto"/>
+              <w:jc w:val="center"/>
+            </w:pPr>
+            <w:r/>
+            <w:r>
+              <w:rPr>
+                <w:rFonts w:ascii="Times New Roman" w:hAnsi="Times New Roman" w:eastAsia="맑은 고딕"/>
+                <w:b/>
+                <w:i w:val="0"/>
+                <w:sz w:val="19"/>
+              </w:rPr>
+              <w:t>물/CO₂</w:t>
+            </w:r>
+          </w:p>
+        </w:tc>
+      </w:tr>
+      <w:tr>
+        <w:tc>
+          <w:tcPr>
+            <w:tcW w:type="dxa" w:w="1247"/>
+          </w:tcPr>
+          <w:p>
+            <w:pPr>
+              <w:spacing w:after="20" w:before="20" w:line="240" w:lineRule="auto"/>
+            </w:pPr>
+            <w:r/>
+            <w:r>
+              <w:rPr>
+                <w:rFonts w:ascii="Times New Roman" w:hAnsi="Times New Roman" w:eastAsia="맑은 고딕"/>
+                <w:b w:val="0"/>
+                <w:i w:val="0"/>
+                <w:sz w:val="19"/>
+              </w:rPr>
+              <w:t>base</w:t>
+            </w:r>
+          </w:p>
+        </w:tc>
+        <w:tc>
+          <w:tcPr>
+            <w:tcW w:type="dxa" w:w="1644"/>
+          </w:tcPr>
+          <w:p>
+            <w:pPr>
+              <w:spacing w:after="20" w:before="20" w:line="240" w:lineRule="auto"/>
+              <w:jc w:val="center"/>
+            </w:pPr>
+            <w:r/>
+            <w:r>
+              <w:rPr>
+                <w:rFonts w:ascii="Times New Roman" w:hAnsi="Times New Roman" w:eastAsia="맑은 고딕"/>
+                <w:b w:val="0"/>
+                <w:i w:val="0"/>
+                <w:sz w:val="19"/>
+              </w:rPr>
+              <w:t>0.5839 ± 0.0093</w:t>
+            </w:r>
+          </w:p>
+        </w:tc>
+        <w:tc>
+          <w:tcPr>
+            <w:tcW w:type="dxa" w:w="1644"/>
+          </w:tcPr>
+          <w:p>
+            <w:pPr>
+              <w:spacing w:after="20" w:before="20" w:line="240" w:lineRule="auto"/>
+              <w:jc w:val="center"/>
+            </w:pPr>
+            <w:r/>
+            <w:r>
+              <w:rPr>
+                <w:rFonts w:ascii="Times New Roman" w:hAnsi="Times New Roman" w:eastAsia="맑은 고딕"/>
+                <w:b w:val="0"/>
+                <w:i w:val="0"/>
+                <w:sz w:val="19"/>
+              </w:rPr>
+              <w:t>0.5743 ± 0.0097</w:t>
+            </w:r>
+          </w:p>
+        </w:tc>
+        <w:tc>
+          <w:tcPr>
+            <w:tcW w:type="dxa" w:w="1474"/>
+          </w:tcPr>
+          <w:p>
+            <w:pPr>
+              <w:spacing w:after="20" w:before="20" w:line="240" w:lineRule="auto"/>
+              <w:jc w:val="center"/>
+            </w:pPr>
+            <w:r/>
+            <w:r>
+              <w:rPr>
+                <w:rFonts w:ascii="Times New Roman" w:hAnsi="Times New Roman" w:eastAsia="맑은 고딕"/>
+                <w:b w:val="0"/>
+                <w:i w:val="0"/>
+                <w:sz w:val="19"/>
+              </w:rPr>
+              <w:t>98.4 ± 2.3%</w:t>
+            </w:r>
+          </w:p>
+        </w:tc>
+        <w:tc>
+          <w:tcPr>
+            <w:tcW w:type="dxa" w:w="1134"/>
+          </w:tcPr>
+          <w:p>
+            <w:pPr>
+              <w:spacing w:after="20" w:before="20" w:line="240" w:lineRule="auto"/>
+              <w:jc w:val="center"/>
+            </w:pPr>
+            <w:r/>
+            <w:r>
+              <w:rPr>
+                <w:rFonts w:ascii="Times New Roman" w:hAnsi="Times New Roman" w:eastAsia="맑은 고딕"/>
+                <w:b w:val="0"/>
+                <w:i w:val="0"/>
+                <w:sz w:val="19"/>
+              </w:rPr>
+              <w:t>0.489</w:t>
+            </w:r>
+          </w:p>
+        </w:tc>
+        <w:tc>
+          <w:tcPr>
+            <w:tcW w:type="dxa" w:w="1020"/>
+          </w:tcPr>
+          <w:p>
+            <w:pPr>
+              <w:spacing w:after="20" w:before="20" w:line="240" w:lineRule="auto"/>
+              <w:jc w:val="center"/>
+            </w:pPr>
+            <w:r/>
+            <w:r>
+              <w:rPr>
+                <w:rFonts w:ascii="Times New Roman" w:hAnsi="Times New Roman" w:eastAsia="맑은 고딕"/>
+                <w:b w:val="0"/>
+                <w:i w:val="0"/>
+                <w:sz w:val="19"/>
+              </w:rPr>
+              <w:t>0.85</w:t>
+            </w:r>
+          </w:p>
+        </w:tc>
+      </w:tr>
+      <w:tr>
+        <w:tc>
+          <w:tcPr>
+            <w:tcW w:type="dxa" w:w="1247"/>
+          </w:tcPr>
+          <w:p>
+            <w:pPr>
+              <w:spacing w:after="20" w:before="20" w:line="240" w:lineRule="auto"/>
+            </w:pPr>
+            <w:r/>
+            <w:r>
+              <w:rPr>
+                <w:rFonts w:ascii="Times New Roman" w:hAnsi="Times New Roman" w:eastAsia="맑은 고딕"/>
+                <w:b w:val="0"/>
+                <w:i w:val="0"/>
+                <w:sz w:val="19"/>
+              </w:rPr>
+              <w:t>saIm025</w:t>
+            </w:r>
+          </w:p>
+        </w:tc>
+        <w:tc>
+          <w:tcPr>
+            <w:tcW w:type="dxa" w:w="1644"/>
+          </w:tcPr>
+          <w:p>
+            <w:pPr>
+              <w:spacing w:after="20" w:before="20" w:line="240" w:lineRule="auto"/>
+              <w:jc w:val="center"/>
+            </w:pPr>
+            <w:r/>
+            <w:r>
+              <w:rPr>
+                <w:rFonts w:ascii="Times New Roman" w:hAnsi="Times New Roman" w:eastAsia="맑은 고딕"/>
+                <w:b w:val="0"/>
+                <w:i w:val="0"/>
+                <w:sz w:val="19"/>
+              </w:rPr>
+              <w:t>0.9708 ± 0.0147</w:t>
+            </w:r>
+          </w:p>
+        </w:tc>
+        <w:tc>
+          <w:tcPr>
+            <w:tcW w:type="dxa" w:w="1644"/>
+          </w:tcPr>
+          <w:p>
+            <w:pPr>
+              <w:spacing w:after="20" w:before="20" w:line="240" w:lineRule="auto"/>
+              <w:jc w:val="center"/>
+            </w:pPr>
+            <w:r/>
+            <w:r>
+              <w:rPr>
+                <w:rFonts w:ascii="Times New Roman" w:hAnsi="Times New Roman" w:eastAsia="맑은 고딕"/>
+                <w:b w:val="0"/>
+                <w:i w:val="0"/>
+                <w:sz w:val="19"/>
+              </w:rPr>
+              <w:t>0.7811 ± 0.0243</w:t>
+            </w:r>
+          </w:p>
+        </w:tc>
+        <w:tc>
+          <w:tcPr>
+            <w:tcW w:type="dxa" w:w="1474"/>
+          </w:tcPr>
+          <w:p>
+            <w:pPr>
+              <w:spacing w:after="20" w:before="20" w:line="240" w:lineRule="auto"/>
+              <w:jc w:val="center"/>
+            </w:pPr>
+            <w:r/>
+            <w:r>
+              <w:rPr>
+                <w:rFonts w:ascii="Times New Roman" w:hAnsi="Times New Roman" w:eastAsia="맑은 고딕"/>
+                <w:b w:val="0"/>
+                <w:i w:val="0"/>
+                <w:sz w:val="19"/>
+              </w:rPr>
+              <w:t>80.5 ± 2.8%</w:t>
+            </w:r>
+          </w:p>
+        </w:tc>
+        <w:tc>
+          <w:tcPr>
+            <w:tcW w:type="dxa" w:w="1134"/>
+          </w:tcPr>
+          <w:p>
+            <w:pPr>
+              <w:spacing w:after="20" w:before="20" w:line="240" w:lineRule="auto"/>
+              <w:jc w:val="center"/>
+            </w:pPr>
+            <w:r/>
+            <w:r>
+              <w:rPr>
+                <w:rFonts w:ascii="Times New Roman" w:hAnsi="Times New Roman" w:eastAsia="맑은 고딕"/>
+                <w:b w:val="0"/>
+                <w:i w:val="0"/>
+                <w:sz w:val="19"/>
+              </w:rPr>
+              <w:t>0.722</w:t>
+            </w:r>
+          </w:p>
+        </w:tc>
+        <w:tc>
+          <w:tcPr>
+            <w:tcW w:type="dxa" w:w="1020"/>
+          </w:tcPr>
+          <w:p>
+            <w:pPr>
+              <w:spacing w:after="20" w:before="20" w:line="240" w:lineRule="auto"/>
+              <w:jc w:val="center"/>
+            </w:pPr>
+            <w:r/>
+            <w:r>
+              <w:rPr>
+                <w:rFonts w:ascii="Times New Roman" w:hAnsi="Times New Roman" w:eastAsia="맑은 고딕"/>
+                <w:b w:val="0"/>
+                <w:i w:val="0"/>
+                <w:sz w:val="19"/>
+              </w:rPr>
+              <w:t>0.92</w:t>
+            </w:r>
+          </w:p>
+        </w:tc>
+      </w:tr>
+      <w:tr>
+        <w:tc>
+          <w:tcPr>
+            <w:tcW w:type="dxa" w:w="1247"/>
+          </w:tcPr>
+          <w:p>
+            <w:pPr>
+              <w:spacing w:after="20" w:before="20" w:line="240" w:lineRule="auto"/>
+            </w:pPr>
+            <w:r/>
+            <w:r>
+              <w:rPr>
+                <w:rFonts w:ascii="Times New Roman" w:hAnsi="Times New Roman" w:eastAsia="맑은 고딕"/>
+                <w:b w:val="0"/>
+                <w:i w:val="0"/>
+                <w:sz w:val="19"/>
+              </w:rPr>
+              <w:t>saIm050</w:t>
+            </w:r>
+          </w:p>
+        </w:tc>
+        <w:tc>
+          <w:tcPr>
+            <w:tcW w:type="dxa" w:w="1644"/>
+          </w:tcPr>
+          <w:p>
+            <w:pPr>
+              <w:spacing w:after="20" w:before="20" w:line="240" w:lineRule="auto"/>
+              <w:jc w:val="center"/>
+            </w:pPr>
+            <w:r/>
+            <w:r>
+              <w:rPr>
+                <w:rFonts w:ascii="Times New Roman" w:hAnsi="Times New Roman" w:eastAsia="맑은 고딕"/>
+                <w:b w:val="0"/>
+                <w:i w:val="0"/>
+                <w:sz w:val="19"/>
+              </w:rPr>
+              <w:t>1.2297 ± 0.0231</w:t>
+            </w:r>
+          </w:p>
+        </w:tc>
+        <w:tc>
+          <w:tcPr>
+            <w:tcW w:type="dxa" w:w="1644"/>
+          </w:tcPr>
+          <w:p>
+            <w:pPr>
+              <w:spacing w:after="20" w:before="20" w:line="240" w:lineRule="auto"/>
+              <w:jc w:val="center"/>
+            </w:pPr>
+            <w:r/>
+            <w:r>
+              <w:rPr>
+                <w:rFonts w:ascii="Times New Roman" w:hAnsi="Times New Roman" w:eastAsia="맑은 고딕"/>
+                <w:b w:val="0"/>
+                <w:i w:val="0"/>
+                <w:sz w:val="19"/>
+              </w:rPr>
+              <w:t>0.9355 ± 0.0097</w:t>
+            </w:r>
+          </w:p>
+        </w:tc>
+        <w:tc>
+          <w:tcPr>
+            <w:tcW w:type="dxa" w:w="1474"/>
+          </w:tcPr>
+          <w:p>
+            <w:pPr>
+              <w:spacing w:after="20" w:before="20" w:line="240" w:lineRule="auto"/>
+              <w:jc w:val="center"/>
+            </w:pPr>
+            <w:r/>
+            <w:r>
+              <w:rPr>
+                <w:rFonts w:ascii="Times New Roman" w:hAnsi="Times New Roman" w:eastAsia="맑은 고딕"/>
+                <w:b w:val="0"/>
+                <w:i w:val="0"/>
+                <w:sz w:val="19"/>
+              </w:rPr>
+              <w:t>76.1 ± 1.6%</w:t>
+            </w:r>
+          </w:p>
+        </w:tc>
+        <w:tc>
+          <w:tcPr>
+            <w:tcW w:type="dxa" w:w="1134"/>
+          </w:tcPr>
+          <w:p>
+            <w:pPr>
+              <w:spacing w:after="20" w:before="20" w:line="240" w:lineRule="auto"/>
+              <w:jc w:val="center"/>
+            </w:pPr>
+            <w:r/>
+            <w:r>
+              <w:rPr>
+                <w:rFonts w:ascii="Times New Roman" w:hAnsi="Times New Roman" w:eastAsia="맑은 고딕"/>
+                <w:b w:val="0"/>
+                <w:i w:val="0"/>
+                <w:sz w:val="19"/>
+              </w:rPr>
+              <w:t>0.940</w:t>
+            </w:r>
+          </w:p>
+        </w:tc>
+        <w:tc>
+          <w:tcPr>
+            <w:tcW w:type="dxa" w:w="1020"/>
+          </w:tcPr>
+          <w:p>
+            <w:pPr>
+              <w:spacing w:after="20" w:before="20" w:line="240" w:lineRule="auto"/>
+              <w:jc w:val="center"/>
+            </w:pPr>
+            <w:r/>
+            <w:r>
+              <w:rPr>
+                <w:rFonts w:ascii="Times New Roman" w:hAnsi="Times New Roman" w:eastAsia="맑은 고딕"/>
+                <w:b w:val="0"/>
+                <w:i w:val="0"/>
+                <w:sz w:val="19"/>
+              </w:rPr>
+              <w:t>1.00</w:t>
+            </w:r>
+          </w:p>
+        </w:tc>
+      </w:tr>
+      <w:tr>
+        <w:tc>
+          <w:tcPr>
+            <w:tcW w:type="dxa" w:w="1247"/>
+          </w:tcPr>
+          <w:p>
+            <w:pPr>
+              <w:spacing w:after="20" w:before="20" w:line="240" w:lineRule="auto"/>
+            </w:pPr>
+            <w:r/>
+            <w:r>
+              <w:rPr>
+                <w:rFonts w:ascii="Times New Roman" w:hAnsi="Times New Roman" w:eastAsia="맑은 고딕"/>
+                <w:b w:val="0"/>
+                <w:i w:val="0"/>
+                <w:sz w:val="19"/>
+              </w:rPr>
+              <w:t>saIm075</w:t>
+            </w:r>
+          </w:p>
+        </w:tc>
+        <w:tc>
+          <w:tcPr>
+            <w:tcW w:type="dxa" w:w="1644"/>
+          </w:tcPr>
+          <w:p>
+            <w:pPr>
+              <w:spacing w:after="20" w:before="20" w:line="240" w:lineRule="auto"/>
+              <w:jc w:val="center"/>
+            </w:pPr>
+            <w:r/>
+            <w:r>
+              <w:rPr>
+                <w:rFonts w:ascii="Times New Roman" w:hAnsi="Times New Roman" w:eastAsia="맑은 고딕"/>
+                <w:b w:val="0"/>
+                <w:i w:val="0"/>
+                <w:sz w:val="19"/>
+              </w:rPr>
+              <w:t>1.3610 ± 0.0120</w:t>
+            </w:r>
+          </w:p>
+        </w:tc>
+        <w:tc>
+          <w:tcPr>
+            <w:tcW w:type="dxa" w:w="1644"/>
+          </w:tcPr>
+          <w:p>
+            <w:pPr>
+              <w:spacing w:after="20" w:before="20" w:line="240" w:lineRule="auto"/>
+              <w:jc w:val="center"/>
+            </w:pPr>
+            <w:r/>
+            <w:r>
+              <w:rPr>
+                <w:rFonts w:ascii="Times New Roman" w:hAnsi="Times New Roman" w:eastAsia="맑은 고딕"/>
+                <w:b w:val="0"/>
+                <w:i w:val="0"/>
+                <w:sz w:val="19"/>
+              </w:rPr>
+              <w:t>1.0470 ± 0.0280</w:t>
+            </w:r>
+          </w:p>
+        </w:tc>
+        <w:tc>
+          <w:tcPr>
+            <w:tcW w:type="dxa" w:w="1474"/>
+          </w:tcPr>
+          <w:p>
+            <w:pPr>
+              <w:spacing w:after="20" w:before="20" w:line="240" w:lineRule="auto"/>
+              <w:jc w:val="center"/>
+            </w:pPr>
+            <w:r/>
+            <w:r>
+              <w:rPr>
+                <w:rFonts w:ascii="Times New Roman" w:hAnsi="Times New Roman" w:eastAsia="맑은 고딕"/>
+                <w:b w:val="0"/>
+                <w:i w:val="0"/>
+                <w:sz w:val="19"/>
+              </w:rPr>
+              <w:t>76.9 ± 2.2%</w:t>
+            </w:r>
+          </w:p>
+        </w:tc>
+        <w:tc>
+          <w:tcPr>
+            <w:tcW w:type="dxa" w:w="1134"/>
+          </w:tcPr>
+          <w:p>
+            <w:pPr>
+              <w:spacing w:after="20" w:before="20" w:line="240" w:lineRule="auto"/>
+              <w:jc w:val="center"/>
+            </w:pPr>
+            <w:r/>
+            <w:r>
+              <w:rPr>
+                <w:rFonts w:ascii="Times New Roman" w:hAnsi="Times New Roman" w:eastAsia="맑은 고딕"/>
+                <w:b w:val="0"/>
+                <w:i w:val="0"/>
+                <w:sz w:val="19"/>
+              </w:rPr>
+              <w:t>1.242</w:t>
+            </w:r>
+          </w:p>
+        </w:tc>
+        <w:tc>
+          <w:tcPr>
+            <w:tcW w:type="dxa" w:w="1020"/>
+          </w:tcPr>
+          <w:p>
+            <w:pPr>
+              <w:spacing w:after="20" w:before="20" w:line="240" w:lineRule="auto"/>
+              <w:jc w:val="center"/>
+            </w:pPr>
+            <w:r/>
+            <w:r>
+              <w:rPr>
+                <w:rFonts w:ascii="Times New Roman" w:hAnsi="Times New Roman" w:eastAsia="맑은 고딕"/>
+                <w:b w:val="0"/>
+                <w:i w:val="0"/>
+                <w:sz w:val="19"/>
+              </w:rPr>
+              <w:t>1.19</w:t>
+            </w:r>
+          </w:p>
+        </w:tc>
+      </w:tr>
+      <w:tr>
+        <w:tc>
+          <w:tcPr>
+            <w:tcW w:type="dxa" w:w="1247"/>
+          </w:tcPr>
+          <w:p>
+            <w:pPr>
+              <w:spacing w:after="20" w:before="20" w:line="240" w:lineRule="auto"/>
+            </w:pPr>
+            <w:r/>
+            <w:r>
+              <w:rPr>
+                <w:rFonts w:ascii="Times New Roman" w:hAnsi="Times New Roman" w:eastAsia="맑은 고딕"/>
+                <w:b w:val="0"/>
+                <w:i w:val="0"/>
+                <w:sz w:val="19"/>
+              </w:rPr>
+              <w:t>saIm100</w:t>
+            </w:r>
+          </w:p>
+        </w:tc>
+        <w:tc>
+          <w:tcPr>
+            <w:tcW w:type="dxa" w:w="1644"/>
+          </w:tcPr>
+          <w:p>
+            <w:pPr>
+              <w:spacing w:after="20" w:before="20" w:line="240" w:lineRule="auto"/>
+              <w:jc w:val="center"/>
+            </w:pPr>
+            <w:r/>
+            <w:r>
+              <w:rPr>
+                <w:rFonts w:ascii="Times New Roman" w:hAnsi="Times New Roman" w:eastAsia="맑은 고딕"/>
+                <w:b w:val="0"/>
+                <w:i w:val="0"/>
+                <w:sz w:val="19"/>
+              </w:rPr>
+              <w:t>1.5410 ± 0.0225</w:t>
+            </w:r>
+          </w:p>
+        </w:tc>
+        <w:tc>
+          <w:tcPr>
+            <w:tcW w:type="dxa" w:w="1644"/>
+          </w:tcPr>
+          <w:p>
+            <w:pPr>
+              <w:spacing w:after="20" w:before="20" w:line="240" w:lineRule="auto"/>
+              <w:jc w:val="center"/>
+            </w:pPr>
+            <w:r/>
+            <w:r>
+              <w:rPr>
+                <w:rFonts w:ascii="Times New Roman" w:hAnsi="Times New Roman" w:eastAsia="맑은 고딕"/>
+                <w:b w:val="0"/>
+                <w:i w:val="0"/>
+                <w:sz w:val="19"/>
+              </w:rPr>
+              <w:t>0.9333 ± 0.0276</w:t>
+            </w:r>
+          </w:p>
+        </w:tc>
+        <w:tc>
+          <w:tcPr>
+            <w:tcW w:type="dxa" w:w="1474"/>
+          </w:tcPr>
+          <w:p>
+            <w:pPr>
+              <w:spacing w:after="20" w:before="20" w:line="240" w:lineRule="auto"/>
+              <w:jc w:val="center"/>
+            </w:pPr>
+            <w:r/>
+            <w:r>
+              <w:rPr>
+                <w:rFonts w:ascii="Times New Roman" w:hAnsi="Times New Roman" w:eastAsia="맑은 고딕"/>
+                <w:b w:val="0"/>
+                <w:i w:val="0"/>
+                <w:sz w:val="19"/>
+              </w:rPr>
+              <w:t>60.6 ± 2.0%</w:t>
+            </w:r>
+          </w:p>
+        </w:tc>
+        <w:tc>
+          <w:tcPr>
+            <w:tcW w:type="dxa" w:w="1134"/>
+          </w:tcPr>
+          <w:p>
+            <w:pPr>
+              <w:spacing w:after="20" w:before="20" w:line="240" w:lineRule="auto"/>
+              <w:jc w:val="center"/>
+            </w:pPr>
+            <w:r/>
+            <w:r>
+              <w:rPr>
+                <w:rFonts w:ascii="Times New Roman" w:hAnsi="Times New Roman" w:eastAsia="맑은 고딕"/>
+                <w:b w:val="0"/>
+                <w:i w:val="0"/>
+                <w:sz w:val="19"/>
+              </w:rPr>
+              <w:t>2.155</w:t>
+            </w:r>
+          </w:p>
+        </w:tc>
+        <w:tc>
+          <w:tcPr>
+            <w:tcW w:type="dxa" w:w="1020"/>
+          </w:tcPr>
+          <w:p>
+            <w:pPr>
+              <w:spacing w:after="20" w:before="20" w:line="240" w:lineRule="auto"/>
+              <w:jc w:val="center"/>
+            </w:pPr>
+            <w:r/>
+            <w:r>
+              <w:rPr>
+                <w:rFonts w:ascii="Times New Roman" w:hAnsi="Times New Roman" w:eastAsia="맑은 고딕"/>
+                <w:b w:val="0"/>
+                <w:i w:val="0"/>
+                <w:sz w:val="19"/>
+              </w:rPr>
+              <w:t>2.31</w:t>
+            </w:r>
+          </w:p>
+        </w:tc>
+      </w:tr>
+    </w:tbl>
+    <w:p>
+      <w:pPr>
+        <w:spacing w:line="240" w:lineRule="auto" w:after="40" w:before="0"/>
+      </w:pPr>
+    </w:p>
+    <w:p>
+      <w:pPr>
+        <w:spacing w:line="240" w:lineRule="auto" w:after="120"/>
+        <w:jc w:val="both"/>
+      </w:pPr>
+      <w:r>
+        <w:rPr>
+          <w:rFonts w:ascii="Times New Roman" w:hAnsi="Times New Roman" w:eastAsia="맑은 고딕"/>
+          <w:b w:val="0"/>
+          <w:i w:val="0"/>
+          <w:sz w:val="22"/>
+        </w:rPr>
+        <w:t xml:space="preserve">사전 등록한 판정 기준(RH90 유지율 80% 이상 유효 / 50~80% 조건부 / 50% 미만 종료)에서 </w:t>
+      </w:r>
+      <w:r>
+        <w:rPr>
+          <w:rFonts w:ascii="Times New Roman" w:hAnsi="Times New Roman" w:eastAsia="맑은 고딕"/>
+          <w:b/>
+          <w:i w:val="0"/>
+          <w:sz w:val="22"/>
+        </w:rPr>
+        <w:t>종료되는 조성은 없다</w:t>
+      </w:r>
+      <w:r>
+        <w:rPr>
+          <w:rFonts w:ascii="Times New Roman" w:hAnsi="Times New Roman" w:eastAsia="맑은 고딕"/>
+          <w:b w:val="0"/>
+          <w:i w:val="0"/>
+          <w:sz w:val="22"/>
+        </w:rPr>
+        <w:t>. 유지율은 치환율에 따라 단조 감소하지 않는다 — 25~75% 구간은 서로 구별되지 않는 고원(76~80%, 인접 차이 1.36σ·1.00σ·0.31σ)이고, 100%에서만 유의하게 꺾인다(75→100%: 16.4 pp, 5.55σ). 이 꺾임은 6절의 물/CO₂ 몰비 계단과 같은 조성에서 나타난다.</w:t>
       </w:r>
     </w:p>
     <w:p>
@@ -2753,7 +2874,7 @@
           <w:i w:val="0"/>
           <w:sz w:val="19"/>
         </w:rPr>
-        <w:t>[진행 중] RH 0/25/50/90 전 구간의 v3 수분 경쟁 스캔(5조성 × 4조건)이 별도 장비에서 수행 중이다. 완료 시 조성별 RH90 유지율과 물 헨리 상수를 이 절에 추가하고, 물 친화도와 습윤 CO₂ 손실의 상관을 문헌 축 위에서 검증한다.</w:t>
+        <w:t>이 결과는 독립적인 계산 환경에서 수행되었고, RH90 조건이 습윤 작업 용량의 흡착 조건과 같은 열역학점이어서 교차 검증이 가능했다. 여덟 개 비교가 모두 1σ 이내로 일치했으며, 치환율 100%에서는 소수점 셋째 자리까지 같았다(CO₂ 0.9333 vs 0.9336, 물 2.1548 vs 2.1561).</w:t>
       </w:r>
     </w:p>
     <w:p>
@@ -2796,7 +2917,7 @@
           <w:i w:val="0"/>
           <w:sz w:val="22"/>
         </w:rPr>
-        <w:t>재생 방식은 둘이다. 온도 스윙(TSA)은 373 K로 승온해 ΔG = ΔH − TΔS에서 −TΔS 항이 ΔH를 이기게 만들고, 진공 스윙(VSA)은 CO₂ 분압을 0.05 bar로 낮춰 기상의 화학퍼텐셜을 내린다. 두 방식은 물에 대해 정반대로 행동한다.</w:t>
+        <w:t>재생 방식은 둘이다. 온도 스윙(TSA)은 373 K로 승온해 −TΔS 항이 ΔH를 이기게 만들고, 진공 스윙(VSA)은 CO₂ 분압을 0.05 bar로 낮춰 기상의 화학퍼텐셜을 내린다. 두 방식은 물에 대해 정반대로 행동한다.</w:t>
       </w:r>
     </w:p>
     <w:p>
@@ -2831,464 +2952,6 @@
         </w:rPr>
         <w:t>. 물 분자의 수는 그대로인데 응축하려는 경향만 사라지는 것이다. 그 결과 TSA는 별도의 전처리 건조 없이 재생 과정이 건조를 겸한다. 반면 VSA는 온도가 유지되어 RH 90%가 그대로이고, CO₂가 비운 자리를 물이 채운다.</w:t>
       </w:r>
-    </w:p>
-    <w:p>
-      <w:pPr>
-        <w:spacing w:line="240" w:lineRule="auto" w:after="40" w:before="80"/>
-      </w:pPr>
-      <w:r>
-        <w:rPr>
-          <w:rFonts w:ascii="Times New Roman" w:hAnsi="Times New Roman" w:eastAsia="맑은 고딕"/>
-          <w:b/>
-          <w:i w:val="0"/>
-          <w:sz w:val="19"/>
-        </w:rPr>
-        <w:t>표 4. 습윤 작업 용량 계산 조건 (물 분압 고정)</w:t>
-      </w:r>
-    </w:p>
-    <w:tbl>
-      <w:tblPr>
-        <w:tblStyle w:val="TableGrid"/>
-        <w:tblW w:type="auto" w:w="0"/>
-        <w:jc w:val="center"/>
-        <w:tblLook w:firstColumn="1" w:firstRow="1" w:lastColumn="0" w:lastRow="0" w:noHBand="0" w:noVBand="1" w:val="04A0"/>
-      </w:tblPr>
-      <w:tblGrid>
-        <w:gridCol w:w="1860"/>
-        <w:gridCol w:w="1860"/>
-        <w:gridCol w:w="1860"/>
-        <w:gridCol w:w="1860"/>
-        <w:gridCol w:w="1860"/>
-      </w:tblGrid>
-      <w:tr>
-        <w:tc>
-          <w:tcPr>
-            <w:tcW w:type="dxa" w:w="1474"/>
-          </w:tcPr>
-          <w:p>
-            <w:pPr>
-              <w:spacing w:after="20" w:before="20" w:line="240" w:lineRule="auto"/>
-            </w:pPr>
-            <w:r/>
-            <w:r>
-              <w:rPr>
-                <w:rFonts w:ascii="Times New Roman" w:hAnsi="Times New Roman" w:eastAsia="맑은 고딕"/>
-                <w:b/>
-                <w:i w:val="0"/>
-                <w:sz w:val="19"/>
-              </w:rPr>
-              <w:t>조건</w:t>
-            </w:r>
-          </w:p>
-        </w:tc>
-        <w:tc>
-          <w:tcPr>
-            <w:tcW w:type="dxa" w:w="1474"/>
-          </w:tcPr>
-          <w:p>
-            <w:pPr>
-              <w:spacing w:after="20" w:before="20" w:line="240" w:lineRule="auto"/>
-              <w:jc w:val="center"/>
-            </w:pPr>
-            <w:r/>
-            <w:r>
-              <w:rPr>
-                <w:rFonts w:ascii="Times New Roman" w:hAnsi="Times New Roman" w:eastAsia="맑은 고딕"/>
-                <w:b/>
-                <w:i w:val="0"/>
-                <w:sz w:val="19"/>
-              </w:rPr>
-              <w:t>CO₂ 분압</w:t>
-            </w:r>
-          </w:p>
-        </w:tc>
-        <w:tc>
-          <w:tcPr>
-            <w:tcW w:type="dxa" w:w="1247"/>
-          </w:tcPr>
-          <w:p>
-            <w:pPr>
-              <w:spacing w:after="20" w:before="20" w:line="240" w:lineRule="auto"/>
-              <w:jc w:val="center"/>
-            </w:pPr>
-            <w:r/>
-            <w:r>
-              <w:rPr>
-                <w:rFonts w:ascii="Times New Roman" w:hAnsi="Times New Roman" w:eastAsia="맑은 고딕"/>
-                <w:b/>
-                <w:i w:val="0"/>
-                <w:sz w:val="19"/>
-              </w:rPr>
-              <w:t>온도</w:t>
-            </w:r>
-          </w:p>
-        </w:tc>
-        <w:tc>
-          <w:tcPr>
-            <w:tcW w:type="dxa" w:w="1474"/>
-          </w:tcPr>
-          <w:p>
-            <w:pPr>
-              <w:spacing w:after="20" w:before="20" w:line="240" w:lineRule="auto"/>
-              <w:jc w:val="center"/>
-            </w:pPr>
-            <w:r/>
-            <w:r>
-              <w:rPr>
-                <w:rFonts w:ascii="Times New Roman" w:hAnsi="Times New Roman" w:eastAsia="맑은 고딕"/>
-                <w:b/>
-                <w:i w:val="0"/>
-                <w:sz w:val="19"/>
-              </w:rPr>
-              <w:t>물 분압</w:t>
-            </w:r>
-          </w:p>
-        </w:tc>
-        <w:tc>
-          <w:tcPr>
-            <w:tcW w:type="dxa" w:w="1474"/>
-          </w:tcPr>
-          <w:p>
-            <w:pPr>
-              <w:spacing w:after="20" w:before="20" w:line="240" w:lineRule="auto"/>
-              <w:jc w:val="center"/>
-            </w:pPr>
-            <w:r/>
-            <w:r>
-              <w:rPr>
-                <w:rFonts w:ascii="Times New Roman" w:hAnsi="Times New Roman" w:eastAsia="맑은 고딕"/>
-                <w:b/>
-                <w:i w:val="0"/>
-                <w:sz w:val="19"/>
-              </w:rPr>
-              <w:t>상대습도</w:t>
-            </w:r>
-          </w:p>
-        </w:tc>
-      </w:tr>
-      <w:tr>
-        <w:tc>
-          <w:tcPr>
-            <w:tcW w:type="dxa" w:w="1474"/>
-          </w:tcPr>
-          <w:p>
-            <w:pPr>
-              <w:spacing w:after="20" w:before="20" w:line="240" w:lineRule="auto"/>
-            </w:pPr>
-            <w:r/>
-            <w:r>
-              <w:rPr>
-                <w:rFonts w:ascii="Times New Roman" w:hAnsi="Times New Roman" w:eastAsia="맑은 고딕"/>
-                <w:b w:val="0"/>
-                <w:i w:val="0"/>
-                <w:sz w:val="19"/>
-              </w:rPr>
-              <w:t>흡착</w:t>
-            </w:r>
-          </w:p>
-        </w:tc>
-        <w:tc>
-          <w:tcPr>
-            <w:tcW w:type="dxa" w:w="1474"/>
-          </w:tcPr>
-          <w:p>
-            <w:pPr>
-              <w:spacing w:after="20" w:before="20" w:line="240" w:lineRule="auto"/>
-              <w:jc w:val="center"/>
-            </w:pPr>
-            <w:r/>
-            <w:r>
-              <w:rPr>
-                <w:rFonts w:ascii="Times New Roman" w:hAnsi="Times New Roman" w:eastAsia="맑은 고딕"/>
-                <w:b w:val="0"/>
-                <w:i w:val="0"/>
-                <w:sz w:val="19"/>
-              </w:rPr>
-              <w:t>0.15 bar</w:t>
-            </w:r>
-          </w:p>
-        </w:tc>
-        <w:tc>
-          <w:tcPr>
-            <w:tcW w:type="dxa" w:w="1247"/>
-          </w:tcPr>
-          <w:p>
-            <w:pPr>
-              <w:spacing w:after="20" w:before="20" w:line="240" w:lineRule="auto"/>
-              <w:jc w:val="center"/>
-            </w:pPr>
-            <w:r/>
-            <w:r>
-              <w:rPr>
-                <w:rFonts w:ascii="Times New Roman" w:hAnsi="Times New Roman" w:eastAsia="맑은 고딕"/>
-                <w:b w:val="0"/>
-                <w:i w:val="0"/>
-                <w:sz w:val="19"/>
-              </w:rPr>
-              <w:t>298 K</w:t>
-            </w:r>
-          </w:p>
-        </w:tc>
-        <w:tc>
-          <w:tcPr>
-            <w:tcW w:type="dxa" w:w="1474"/>
-          </w:tcPr>
-          <w:p>
-            <w:pPr>
-              <w:spacing w:after="20" w:before="20" w:line="240" w:lineRule="auto"/>
-              <w:jc w:val="center"/>
-            </w:pPr>
-            <w:r/>
-            <w:r>
-              <w:rPr>
-                <w:rFonts w:ascii="Times New Roman" w:hAnsi="Times New Roman" w:eastAsia="맑은 고딕"/>
-                <w:b w:val="0"/>
-                <w:i w:val="0"/>
-                <w:sz w:val="19"/>
-              </w:rPr>
-              <w:t>2,852 Pa</w:t>
-            </w:r>
-          </w:p>
-        </w:tc>
-        <w:tc>
-          <w:tcPr>
-            <w:tcW w:type="dxa" w:w="1474"/>
-          </w:tcPr>
-          <w:p>
-            <w:pPr>
-              <w:spacing w:after="20" w:before="20" w:line="240" w:lineRule="auto"/>
-              <w:jc w:val="center"/>
-            </w:pPr>
-            <w:r/>
-            <w:r>
-              <w:rPr>
-                <w:rFonts w:ascii="Times New Roman" w:hAnsi="Times New Roman" w:eastAsia="맑은 고딕"/>
-                <w:b w:val="0"/>
-                <w:i w:val="0"/>
-                <w:sz w:val="19"/>
-              </w:rPr>
-              <w:t>90.0%</w:t>
-            </w:r>
-          </w:p>
-        </w:tc>
-      </w:tr>
-      <w:tr>
-        <w:tc>
-          <w:tcPr>
-            <w:tcW w:type="dxa" w:w="1474"/>
-          </w:tcPr>
-          <w:p>
-            <w:pPr>
-              <w:spacing w:after="20" w:before="20" w:line="240" w:lineRule="auto"/>
-            </w:pPr>
-            <w:r/>
-            <w:r>
-              <w:rPr>
-                <w:rFonts w:ascii="Times New Roman" w:hAnsi="Times New Roman" w:eastAsia="맑은 고딕"/>
-                <w:b w:val="0"/>
-                <w:i w:val="0"/>
-                <w:sz w:val="19"/>
-              </w:rPr>
-              <w:t>TSA 재생</w:t>
-            </w:r>
-          </w:p>
-        </w:tc>
-        <w:tc>
-          <w:tcPr>
-            <w:tcW w:type="dxa" w:w="1474"/>
-          </w:tcPr>
-          <w:p>
-            <w:pPr>
-              <w:spacing w:after="20" w:before="20" w:line="240" w:lineRule="auto"/>
-              <w:jc w:val="center"/>
-            </w:pPr>
-            <w:r/>
-            <w:r>
-              <w:rPr>
-                <w:rFonts w:ascii="Times New Roman" w:hAnsi="Times New Roman" w:eastAsia="맑은 고딕"/>
-                <w:b w:val="0"/>
-                <w:i w:val="0"/>
-                <w:sz w:val="19"/>
-              </w:rPr>
-              <w:t>0.15 bar</w:t>
-            </w:r>
-          </w:p>
-        </w:tc>
-        <w:tc>
-          <w:tcPr>
-            <w:tcW w:type="dxa" w:w="1247"/>
-          </w:tcPr>
-          <w:p>
-            <w:pPr>
-              <w:spacing w:after="20" w:before="20" w:line="240" w:lineRule="auto"/>
-              <w:jc w:val="center"/>
-            </w:pPr>
-            <w:r/>
-            <w:r>
-              <w:rPr>
-                <w:rFonts w:ascii="Times New Roman" w:hAnsi="Times New Roman" w:eastAsia="맑은 고딕"/>
-                <w:b w:val="0"/>
-                <w:i w:val="0"/>
-                <w:sz w:val="19"/>
-              </w:rPr>
-              <w:t>373 K</w:t>
-            </w:r>
-          </w:p>
-        </w:tc>
-        <w:tc>
-          <w:tcPr>
-            <w:tcW w:type="dxa" w:w="1474"/>
-          </w:tcPr>
-          <w:p>
-            <w:pPr>
-              <w:spacing w:after="20" w:before="20" w:line="240" w:lineRule="auto"/>
-              <w:jc w:val="center"/>
-            </w:pPr>
-            <w:r/>
-            <w:r>
-              <w:rPr>
-                <w:rFonts w:ascii="Times New Roman" w:hAnsi="Times New Roman" w:eastAsia="맑은 고딕"/>
-                <w:b w:val="0"/>
-                <w:i w:val="0"/>
-                <w:sz w:val="19"/>
-              </w:rPr>
-              <w:t>2,852 Pa</w:t>
-            </w:r>
-          </w:p>
-        </w:tc>
-        <w:tc>
-          <w:tcPr>
-            <w:tcW w:type="dxa" w:w="1474"/>
-          </w:tcPr>
-          <w:p>
-            <w:pPr>
-              <w:spacing w:after="20" w:before="20" w:line="240" w:lineRule="auto"/>
-              <w:jc w:val="center"/>
-            </w:pPr>
-            <w:r/>
-            <w:r>
-              <w:rPr>
-                <w:rFonts w:ascii="Times New Roman" w:hAnsi="Times New Roman" w:eastAsia="맑은 고딕"/>
-                <w:b w:val="0"/>
-                <w:i w:val="0"/>
-                <w:sz w:val="19"/>
-              </w:rPr>
-              <w:t>2.8%</w:t>
-            </w:r>
-          </w:p>
-        </w:tc>
-      </w:tr>
-      <w:tr>
-        <w:tc>
-          <w:tcPr>
-            <w:tcW w:type="dxa" w:w="1474"/>
-          </w:tcPr>
-          <w:p>
-            <w:pPr>
-              <w:spacing w:after="20" w:before="20" w:line="240" w:lineRule="auto"/>
-            </w:pPr>
-            <w:r/>
-            <w:r>
-              <w:rPr>
-                <w:rFonts w:ascii="Times New Roman" w:hAnsi="Times New Roman" w:eastAsia="맑은 고딕"/>
-                <w:b w:val="0"/>
-                <w:i w:val="0"/>
-                <w:sz w:val="19"/>
-              </w:rPr>
-              <w:t>VSA 재생</w:t>
-            </w:r>
-          </w:p>
-        </w:tc>
-        <w:tc>
-          <w:tcPr>
-            <w:tcW w:type="dxa" w:w="1474"/>
-          </w:tcPr>
-          <w:p>
-            <w:pPr>
-              <w:spacing w:after="20" w:before="20" w:line="240" w:lineRule="auto"/>
-              <w:jc w:val="center"/>
-            </w:pPr>
-            <w:r/>
-            <w:r>
-              <w:rPr>
-                <w:rFonts w:ascii="Times New Roman" w:hAnsi="Times New Roman" w:eastAsia="맑은 고딕"/>
-                <w:b w:val="0"/>
-                <w:i w:val="0"/>
-                <w:sz w:val="19"/>
-              </w:rPr>
-              <w:t>0.05 bar</w:t>
-            </w:r>
-          </w:p>
-        </w:tc>
-        <w:tc>
-          <w:tcPr>
-            <w:tcW w:type="dxa" w:w="1247"/>
-          </w:tcPr>
-          <w:p>
-            <w:pPr>
-              <w:spacing w:after="20" w:before="20" w:line="240" w:lineRule="auto"/>
-              <w:jc w:val="center"/>
-            </w:pPr>
-            <w:r/>
-            <w:r>
-              <w:rPr>
-                <w:rFonts w:ascii="Times New Roman" w:hAnsi="Times New Roman" w:eastAsia="맑은 고딕"/>
-                <w:b w:val="0"/>
-                <w:i w:val="0"/>
-                <w:sz w:val="19"/>
-              </w:rPr>
-              <w:t>298 K</w:t>
-            </w:r>
-          </w:p>
-        </w:tc>
-        <w:tc>
-          <w:tcPr>
-            <w:tcW w:type="dxa" w:w="1474"/>
-          </w:tcPr>
-          <w:p>
-            <w:pPr>
-              <w:spacing w:after="20" w:before="20" w:line="240" w:lineRule="auto"/>
-              <w:jc w:val="center"/>
-            </w:pPr>
-            <w:r/>
-            <w:r>
-              <w:rPr>
-                <w:rFonts w:ascii="Times New Roman" w:hAnsi="Times New Roman" w:eastAsia="맑은 고딕"/>
-                <w:b w:val="0"/>
-                <w:i w:val="0"/>
-                <w:sz w:val="19"/>
-              </w:rPr>
-              <w:t>2,852 Pa</w:t>
-            </w:r>
-          </w:p>
-        </w:tc>
-        <w:tc>
-          <w:tcPr>
-            <w:tcW w:type="dxa" w:w="1474"/>
-          </w:tcPr>
-          <w:p>
-            <w:pPr>
-              <w:spacing w:after="20" w:before="20" w:line="240" w:lineRule="auto"/>
-              <w:jc w:val="center"/>
-            </w:pPr>
-            <w:r/>
-            <w:r>
-              <w:rPr>
-                <w:rFonts w:ascii="Times New Roman" w:hAnsi="Times New Roman" w:eastAsia="맑은 고딕"/>
-                <w:b w:val="0"/>
-                <w:i w:val="0"/>
-                <w:sz w:val="19"/>
-              </w:rPr>
-              <w:t>90.0%</w:t>
-            </w:r>
-          </w:p>
-        </w:tc>
-      </w:tr>
-    </w:tbl>
-    <w:p>
-      <w:pPr>
-        <w:spacing w:line="240" w:lineRule="auto" w:after="40" w:before="0"/>
-      </w:pPr>
     </w:p>
     <w:p>
       <w:pPr>
@@ -4125,7 +3788,845 @@
           <w:i w:val="0"/>
           <w:sz w:val="22"/>
         </w:rPr>
-        <w:t>재생 쪽에서도 saIm100만 다르다. 승온으로 제거되는 물의 비율이 다른 조성에서는 86~90%인데 saIm100은 77.6%에 그친다. 373 K, RH 2.8%에서도 떨어지지 않는 물이 남는다는 뜻이고, 사이클을 반복하면 베드에 축적된다. 진공 재생에서는 네 조성 모두 물이 오히려 증가한다(+5~13%). 압력은 물의 화학퍼텐셜을 거의 건드리지 못하기 때문이며, 이 계열에서 TSA를 기준 공정으로 보는 근거다.</w:t>
+        <w:t>재생 쪽에서도 치환율 100%만 다르다. 승온으로 제거되는 물의 비율이 다른 조성에서는 86~90%인데 이 조성은 77.6%에 그쳐, 사이클을 반복하면 베드에 축적된다. 진공 재생에서는 네 조성 모두 물이 오히려 증가한다(+5~13%) — 압력은 물의 화학퍼텐셜을 거의 건드리지 못하기 때문이며, 이 계열에서 TSA를 기준 공정으로 보는 근거다.</w:t>
+      </w:r>
+    </w:p>
+    <w:p>
+      <w:pPr>
+        <w:spacing w:line="240" w:lineRule="auto" w:after="80" w:before="140"/>
+      </w:pPr>
+      <w:r>
+        <w:rPr>
+          <w:rFonts w:ascii="Times New Roman" w:hAnsi="Times New Roman" w:eastAsia="맑은 고딕"/>
+          <w:b/>
+          <w:i w:val="0"/>
+          <w:sz w:val="23"/>
+        </w:rPr>
+        <w:t>7.3 재생 에너지 수지 — 지배항은 흡착열이 아니다</w:t>
+      </w:r>
+    </w:p>
+    <w:p>
+      <w:pPr>
+        <w:spacing w:line="240" w:lineRule="auto" w:after="120"/>
+        <w:jc w:val="both"/>
+      </w:pPr>
+      <w:r>
+        <w:rPr>
+          <w:rFonts w:ascii="Times New Roman" w:hAnsi="Times New Roman" w:eastAsia="맑은 고딕"/>
+          <w:b w:val="0"/>
+          <w:i w:val="0"/>
+          <w:sz w:val="22"/>
+        </w:rPr>
+        <w:t>재생에 드는 열은 세 항의 합이다. 흡착열(CO₂를 떼어내는 화학적 대가), 현열(골격을 298에서 373 K로 데우는 비용), 그리고 전처리 건조를 할 경우의 잠열이다. 현열은 가열량을 그 사이클에 실어 나른 CO₂로 나눈 값이므로 작업 용량에 반비례한다.</w:t>
+      </w:r>
+    </w:p>
+    <w:p>
+      <w:pPr>
+        <w:spacing w:line="240" w:lineRule="auto" w:after="40" w:before="80"/>
+      </w:pPr>
+      <w:r>
+        <w:rPr>
+          <w:rFonts w:ascii="Times New Roman" w:hAnsi="Times New Roman" w:eastAsia="맑은 고딕"/>
+          <w:b/>
+          <w:i w:val="0"/>
+          <w:sz w:val="19"/>
+        </w:rPr>
+        <w:t>표 6. TSA 재생 에너지 수지 (Cp 0.9 J/g·K, 열회수 0%, 회수율 50%)</w:t>
+      </w:r>
+    </w:p>
+    <w:tbl>
+      <w:tblPr>
+        <w:tblStyle w:val="TableGrid"/>
+        <w:tblW w:type="auto" w:w="0"/>
+        <w:jc w:val="center"/>
+        <w:tblLook w:firstColumn="1" w:firstRow="1" w:lastColumn="0" w:lastRow="0" w:noHBand="0" w:noVBand="1" w:val="04A0"/>
+      </w:tblPr>
+      <w:tblGrid>
+        <w:gridCol w:w="1860"/>
+        <w:gridCol w:w="1860"/>
+        <w:gridCol w:w="1860"/>
+        <w:gridCol w:w="1860"/>
+        <w:gridCol w:w="1860"/>
+      </w:tblGrid>
+      <w:tr>
+        <w:tc>
+          <w:tcPr>
+            <w:tcW w:type="dxa" w:w="2041"/>
+          </w:tcPr>
+          <w:p>
+            <w:pPr>
+              <w:spacing w:after="20" w:before="20" w:line="240" w:lineRule="auto"/>
+            </w:pPr>
+            <w:r/>
+            <w:r>
+              <w:rPr>
+                <w:rFonts w:ascii="Times New Roman" w:hAnsi="Times New Roman" w:eastAsia="맑은 고딕"/>
+                <w:b/>
+                <w:i w:val="0"/>
+                <w:sz w:val="19"/>
+              </w:rPr>
+              <w:t>조성 · 방식</w:t>
+            </w:r>
+          </w:p>
+        </w:tc>
+        <w:tc>
+          <w:tcPr>
+            <w:tcW w:type="dxa" w:w="1247"/>
+          </w:tcPr>
+          <w:p>
+            <w:pPr>
+              <w:spacing w:after="20" w:before="20" w:line="240" w:lineRule="auto"/>
+              <w:jc w:val="center"/>
+            </w:pPr>
+            <w:r/>
+            <w:r>
+              <w:rPr>
+                <w:rFonts w:ascii="Times New Roman" w:hAnsi="Times New Roman" w:eastAsia="맑은 고딕"/>
+                <w:b/>
+                <w:i w:val="0"/>
+                <w:sz w:val="19"/>
+              </w:rPr>
+              <w:t>Q_st</w:t>
+            </w:r>
+          </w:p>
+        </w:tc>
+        <w:tc>
+          <w:tcPr>
+            <w:tcW w:type="dxa" w:w="1247"/>
+          </w:tcPr>
+          <w:p>
+            <w:pPr>
+              <w:spacing w:after="20" w:before="20" w:line="240" w:lineRule="auto"/>
+              <w:jc w:val="center"/>
+            </w:pPr>
+            <w:r/>
+            <w:r>
+              <w:rPr>
+                <w:rFonts w:ascii="Times New Roman" w:hAnsi="Times New Roman" w:eastAsia="맑은 고딕"/>
+                <w:b/>
+                <w:i w:val="0"/>
+                <w:sz w:val="19"/>
+              </w:rPr>
+              <w:t>현열</w:t>
+            </w:r>
+          </w:p>
+        </w:tc>
+        <w:tc>
+          <w:tcPr>
+            <w:tcW w:type="dxa" w:w="1361"/>
+          </w:tcPr>
+          <w:p>
+            <w:pPr>
+              <w:spacing w:after="20" w:before="20" w:line="240" w:lineRule="auto"/>
+              <w:jc w:val="center"/>
+            </w:pPr>
+            <w:r/>
+            <w:r>
+              <w:rPr>
+                <w:rFonts w:ascii="Times New Roman" w:hAnsi="Times New Roman" w:eastAsia="맑은 고딕"/>
+                <w:b/>
+                <w:i w:val="0"/>
+                <w:sz w:val="19"/>
+              </w:rPr>
+              <w:t>건조 잠열</w:t>
+            </w:r>
+          </w:p>
+        </w:tc>
+        <w:tc>
+          <w:tcPr>
+            <w:tcW w:type="dxa" w:w="2041"/>
+          </w:tcPr>
+          <w:p>
+            <w:pPr>
+              <w:spacing w:after="20" w:before="20" w:line="240" w:lineRule="auto"/>
+              <w:jc w:val="center"/>
+            </w:pPr>
+            <w:r/>
+            <w:r>
+              <w:rPr>
+                <w:rFonts w:ascii="Times New Roman" w:hAnsi="Times New Roman" w:eastAsia="맑은 고딕"/>
+                <w:b/>
+                <w:i w:val="0"/>
+                <w:sz w:val="19"/>
+              </w:rPr>
+              <w:t>합계 (kJ/mol CO₂)</w:t>
+            </w:r>
+          </w:p>
+        </w:tc>
+      </w:tr>
+      <w:tr>
+        <w:tc>
+          <w:tcPr>
+            <w:tcW w:type="dxa" w:w="2041"/>
+          </w:tcPr>
+          <w:p>
+            <w:pPr>
+              <w:spacing w:after="20" w:before="20" w:line="240" w:lineRule="auto"/>
+            </w:pPr>
+            <w:r/>
+            <w:r>
+              <w:rPr>
+                <w:rFonts w:ascii="Times New Roman" w:hAnsi="Times New Roman" w:eastAsia="맑은 고딕"/>
+                <w:b w:val="0"/>
+                <w:i w:val="0"/>
+                <w:sz w:val="19"/>
+              </w:rPr>
+              <w:t>base · 젖은 채</w:t>
+            </w:r>
+          </w:p>
+        </w:tc>
+        <w:tc>
+          <w:tcPr>
+            <w:tcW w:type="dxa" w:w="1247"/>
+          </w:tcPr>
+          <w:p>
+            <w:pPr>
+              <w:spacing w:after="20" w:before="20" w:line="240" w:lineRule="auto"/>
+              <w:jc w:val="center"/>
+            </w:pPr>
+            <w:r/>
+            <w:r>
+              <w:rPr>
+                <w:rFonts w:ascii="Times New Roman" w:hAnsi="Times New Roman" w:eastAsia="맑은 고딕"/>
+                <w:b w:val="0"/>
+                <w:i w:val="0"/>
+                <w:sz w:val="19"/>
+              </w:rPr>
+              <w:t>22.42</w:t>
+            </w:r>
+          </w:p>
+        </w:tc>
+        <w:tc>
+          <w:tcPr>
+            <w:tcW w:type="dxa" w:w="1247"/>
+          </w:tcPr>
+          <w:p>
+            <w:pPr>
+              <w:spacing w:after="20" w:before="20" w:line="240" w:lineRule="auto"/>
+              <w:jc w:val="center"/>
+            </w:pPr>
+            <w:r/>
+            <w:r>
+              <w:rPr>
+                <w:rFonts w:ascii="Times New Roman" w:hAnsi="Times New Roman" w:eastAsia="맑은 고딕"/>
+                <w:b w:val="0"/>
+                <w:i w:val="0"/>
+                <w:sz w:val="19"/>
+              </w:rPr>
+              <w:t>143.9</w:t>
+            </w:r>
+          </w:p>
+        </w:tc>
+        <w:tc>
+          <w:tcPr>
+            <w:tcW w:type="dxa" w:w="1361"/>
+          </w:tcPr>
+          <w:p>
+            <w:pPr>
+              <w:spacing w:after="20" w:before="20" w:line="240" w:lineRule="auto"/>
+              <w:jc w:val="center"/>
+            </w:pPr>
+            <w:r/>
+            <w:r>
+              <w:rPr>
+                <w:rFonts w:ascii="Times New Roman" w:hAnsi="Times New Roman" w:eastAsia="맑은 고딕"/>
+                <w:b w:val="0"/>
+                <w:i w:val="0"/>
+                <w:sz w:val="19"/>
+              </w:rPr>
+              <w:t>—</w:t>
+            </w:r>
+          </w:p>
+        </w:tc>
+        <w:tc>
+          <w:tcPr>
+            <w:tcW w:type="dxa" w:w="2041"/>
+          </w:tcPr>
+          <w:p>
+            <w:pPr>
+              <w:spacing w:after="20" w:before="20" w:line="240" w:lineRule="auto"/>
+              <w:jc w:val="center"/>
+            </w:pPr>
+            <w:r/>
+            <w:r>
+              <w:rPr>
+                <w:rFonts w:ascii="Times New Roman" w:hAnsi="Times New Roman" w:eastAsia="맑은 고딕"/>
+                <w:b w:val="0"/>
+                <w:i w:val="0"/>
+                <w:sz w:val="19"/>
+              </w:rPr>
+              <w:t>166.3</w:t>
+            </w:r>
+          </w:p>
+        </w:tc>
+      </w:tr>
+      <w:tr>
+        <w:tc>
+          <w:tcPr>
+            <w:tcW w:type="dxa" w:w="2041"/>
+          </w:tcPr>
+          <w:p>
+            <w:pPr>
+              <w:spacing w:after="20" w:before="20" w:line="240" w:lineRule="auto"/>
+            </w:pPr>
+            <w:r/>
+            <w:r>
+              <w:rPr>
+                <w:rFonts w:ascii="Times New Roman" w:hAnsi="Times New Roman" w:eastAsia="맑은 고딕"/>
+                <w:b w:val="0"/>
+                <w:i w:val="0"/>
+                <w:sz w:val="19"/>
+              </w:rPr>
+              <w:t>base · 말려서</w:t>
+            </w:r>
+          </w:p>
+        </w:tc>
+        <w:tc>
+          <w:tcPr>
+            <w:tcW w:type="dxa" w:w="1247"/>
+          </w:tcPr>
+          <w:p>
+            <w:pPr>
+              <w:spacing w:after="20" w:before="20" w:line="240" w:lineRule="auto"/>
+              <w:jc w:val="center"/>
+            </w:pPr>
+            <w:r/>
+            <w:r>
+              <w:rPr>
+                <w:rFonts w:ascii="Times New Roman" w:hAnsi="Times New Roman" w:eastAsia="맑은 고딕"/>
+                <w:b w:val="0"/>
+                <w:i w:val="0"/>
+                <w:sz w:val="19"/>
+              </w:rPr>
+              <w:t>22.42</w:t>
+            </w:r>
+          </w:p>
+        </w:tc>
+        <w:tc>
+          <w:tcPr>
+            <w:tcW w:type="dxa" w:w="1247"/>
+          </w:tcPr>
+          <w:p>
+            <w:pPr>
+              <w:spacing w:after="20" w:before="20" w:line="240" w:lineRule="auto"/>
+              <w:jc w:val="center"/>
+            </w:pPr>
+            <w:r/>
+            <w:r>
+              <w:rPr>
+                <w:rFonts w:ascii="Times New Roman" w:hAnsi="Times New Roman" w:eastAsia="맑은 고딕"/>
+                <w:b w:val="0"/>
+                <w:i w:val="0"/>
+                <w:sz w:val="19"/>
+              </w:rPr>
+              <w:t>139.3</w:t>
+            </w:r>
+          </w:p>
+        </w:tc>
+        <w:tc>
+          <w:tcPr>
+            <w:tcW w:type="dxa" w:w="1361"/>
+          </w:tcPr>
+          <w:p>
+            <w:pPr>
+              <w:spacing w:after="20" w:before="20" w:line="240" w:lineRule="auto"/>
+              <w:jc w:val="center"/>
+            </w:pPr>
+            <w:r/>
+            <w:r>
+              <w:rPr>
+                <w:rFonts w:ascii="Times New Roman" w:hAnsi="Times New Roman" w:eastAsia="맑은 고딕"/>
+                <w:b w:val="0"/>
+                <w:i w:val="0"/>
+                <w:sz w:val="19"/>
+              </w:rPr>
+              <w:t>16.7</w:t>
+            </w:r>
+          </w:p>
+        </w:tc>
+        <w:tc>
+          <w:tcPr>
+            <w:tcW w:type="dxa" w:w="2041"/>
+          </w:tcPr>
+          <w:p>
+            <w:pPr>
+              <w:spacing w:after="20" w:before="20" w:line="240" w:lineRule="auto"/>
+              <w:jc w:val="center"/>
+            </w:pPr>
+            <w:r/>
+            <w:r>
+              <w:rPr>
+                <w:rFonts w:ascii="Times New Roman" w:hAnsi="Times New Roman" w:eastAsia="맑은 고딕"/>
+                <w:b w:val="0"/>
+                <w:i w:val="0"/>
+                <w:sz w:val="19"/>
+              </w:rPr>
+              <w:t>178.5</w:t>
+            </w:r>
+          </w:p>
+        </w:tc>
+      </w:tr>
+      <w:tr>
+        <w:tc>
+          <w:tcPr>
+            <w:tcW w:type="dxa" w:w="2041"/>
+          </w:tcPr>
+          <w:p>
+            <w:pPr>
+              <w:spacing w:after="20" w:before="20" w:line="240" w:lineRule="auto"/>
+            </w:pPr>
+            <w:r/>
+            <w:r>
+              <w:rPr>
+                <w:rFonts w:ascii="Times New Roman" w:hAnsi="Times New Roman" w:eastAsia="맑은 고딕"/>
+                <w:b w:val="0"/>
+                <w:i w:val="0"/>
+                <w:sz w:val="19"/>
+              </w:rPr>
+              <w:t>saIm050 · 젖은 채</w:t>
+            </w:r>
+          </w:p>
+        </w:tc>
+        <w:tc>
+          <w:tcPr>
+            <w:tcW w:type="dxa" w:w="1247"/>
+          </w:tcPr>
+          <w:p>
+            <w:pPr>
+              <w:spacing w:after="20" w:before="20" w:line="240" w:lineRule="auto"/>
+              <w:jc w:val="center"/>
+            </w:pPr>
+            <w:r/>
+            <w:r>
+              <w:rPr>
+                <w:rFonts w:ascii="Times New Roman" w:hAnsi="Times New Roman" w:eastAsia="맑은 고딕"/>
+                <w:b w:val="0"/>
+                <w:i w:val="0"/>
+                <w:sz w:val="19"/>
+              </w:rPr>
+              <w:t>29.51</w:t>
+            </w:r>
+          </w:p>
+        </w:tc>
+        <w:tc>
+          <w:tcPr>
+            <w:tcW w:type="dxa" w:w="1247"/>
+          </w:tcPr>
+          <w:p>
+            <w:pPr>
+              <w:spacing w:after="20" w:before="20" w:line="240" w:lineRule="auto"/>
+              <w:jc w:val="center"/>
+            </w:pPr>
+            <w:r/>
+            <w:r>
+              <w:rPr>
+                <w:rFonts w:ascii="Times New Roman" w:hAnsi="Times New Roman" w:eastAsia="맑은 고딕"/>
+                <w:b w:val="0"/>
+                <w:i w:val="0"/>
+                <w:sz w:val="19"/>
+              </w:rPr>
+              <w:t>87.9</w:t>
+            </w:r>
+          </w:p>
+        </w:tc>
+        <w:tc>
+          <w:tcPr>
+            <w:tcW w:type="dxa" w:w="1361"/>
+          </w:tcPr>
+          <w:p>
+            <w:pPr>
+              <w:spacing w:after="20" w:before="20" w:line="240" w:lineRule="auto"/>
+              <w:jc w:val="center"/>
+            </w:pPr>
+            <w:r/>
+            <w:r>
+              <w:rPr>
+                <w:rFonts w:ascii="Times New Roman" w:hAnsi="Times New Roman" w:eastAsia="맑은 고딕"/>
+                <w:b w:val="0"/>
+                <w:i w:val="0"/>
+                <w:sz w:val="19"/>
+              </w:rPr>
+              <w:t>—</w:t>
+            </w:r>
+          </w:p>
+        </w:tc>
+        <w:tc>
+          <w:tcPr>
+            <w:tcW w:type="dxa" w:w="2041"/>
+          </w:tcPr>
+          <w:p>
+            <w:pPr>
+              <w:spacing w:after="20" w:before="20" w:line="240" w:lineRule="auto"/>
+              <w:jc w:val="center"/>
+            </w:pPr>
+            <w:r/>
+            <w:r>
+              <w:rPr>
+                <w:rFonts w:ascii="Times New Roman" w:hAnsi="Times New Roman" w:eastAsia="맑은 고딕"/>
+                <w:b w:val="0"/>
+                <w:i w:val="0"/>
+                <w:sz w:val="19"/>
+              </w:rPr>
+              <w:t>117.4</w:t>
+            </w:r>
+          </w:p>
+        </w:tc>
+      </w:tr>
+      <w:tr>
+        <w:tc>
+          <w:tcPr>
+            <w:tcW w:type="dxa" w:w="2041"/>
+          </w:tcPr>
+          <w:p>
+            <w:pPr>
+              <w:spacing w:after="20" w:before="20" w:line="240" w:lineRule="auto"/>
+            </w:pPr>
+            <w:r/>
+            <w:r>
+              <w:rPr>
+                <w:rFonts w:ascii="Times New Roman" w:hAnsi="Times New Roman" w:eastAsia="맑은 고딕"/>
+                <w:b w:val="0"/>
+                <w:i w:val="0"/>
+                <w:sz w:val="19"/>
+              </w:rPr>
+              <w:t>saIm075 · 젖은 채</w:t>
+            </w:r>
+          </w:p>
+        </w:tc>
+        <w:tc>
+          <w:tcPr>
+            <w:tcW w:type="dxa" w:w="1247"/>
+          </w:tcPr>
+          <w:p>
+            <w:pPr>
+              <w:spacing w:after="20" w:before="20" w:line="240" w:lineRule="auto"/>
+              <w:jc w:val="center"/>
+            </w:pPr>
+            <w:r/>
+            <w:r>
+              <w:rPr>
+                <w:rFonts w:ascii="Times New Roman" w:hAnsi="Times New Roman" w:eastAsia="맑은 고딕"/>
+                <w:b w:val="0"/>
+                <w:i w:val="0"/>
+                <w:sz w:val="19"/>
+              </w:rPr>
+              <w:t>31.42</w:t>
+            </w:r>
+          </w:p>
+        </w:tc>
+        <w:tc>
+          <w:tcPr>
+            <w:tcW w:type="dxa" w:w="1247"/>
+          </w:tcPr>
+          <w:p>
+            <w:pPr>
+              <w:spacing w:after="20" w:before="20" w:line="240" w:lineRule="auto"/>
+              <w:jc w:val="center"/>
+            </w:pPr>
+            <w:r/>
+            <w:r>
+              <w:rPr>
+                <w:rFonts w:ascii="Times New Roman" w:hAnsi="Times New Roman" w:eastAsia="맑은 고딕"/>
+                <w:b w:val="0"/>
+                <w:i w:val="0"/>
+                <w:sz w:val="19"/>
+              </w:rPr>
+              <w:t>81.0</w:t>
+            </w:r>
+          </w:p>
+        </w:tc>
+        <w:tc>
+          <w:tcPr>
+            <w:tcW w:type="dxa" w:w="1361"/>
+          </w:tcPr>
+          <w:p>
+            <w:pPr>
+              <w:spacing w:after="20" w:before="20" w:line="240" w:lineRule="auto"/>
+              <w:jc w:val="center"/>
+            </w:pPr>
+            <w:r/>
+            <w:r>
+              <w:rPr>
+                <w:rFonts w:ascii="Times New Roman" w:hAnsi="Times New Roman" w:eastAsia="맑은 고딕"/>
+                <w:b w:val="0"/>
+                <w:i w:val="0"/>
+                <w:sz w:val="19"/>
+              </w:rPr>
+              <w:t>—</w:t>
+            </w:r>
+          </w:p>
+        </w:tc>
+        <w:tc>
+          <w:tcPr>
+            <w:tcW w:type="dxa" w:w="2041"/>
+          </w:tcPr>
+          <w:p>
+            <w:pPr>
+              <w:spacing w:after="20" w:before="20" w:line="240" w:lineRule="auto"/>
+              <w:jc w:val="center"/>
+            </w:pPr>
+            <w:r/>
+            <w:r>
+              <w:rPr>
+                <w:rFonts w:ascii="Times New Roman" w:hAnsi="Times New Roman" w:eastAsia="맑은 고딕"/>
+                <w:b w:val="0"/>
+                <w:i w:val="0"/>
+                <w:sz w:val="19"/>
+              </w:rPr>
+              <w:t>112.4</w:t>
+            </w:r>
+          </w:p>
+        </w:tc>
+      </w:tr>
+      <w:tr>
+        <w:tc>
+          <w:tcPr>
+            <w:tcW w:type="dxa" w:w="2041"/>
+          </w:tcPr>
+          <w:p>
+            <w:pPr>
+              <w:spacing w:after="20" w:before="20" w:line="240" w:lineRule="auto"/>
+            </w:pPr>
+            <w:r/>
+            <w:r>
+              <w:rPr>
+                <w:rFonts w:ascii="Times New Roman" w:hAnsi="Times New Roman" w:eastAsia="맑은 고딕"/>
+                <w:b w:val="0"/>
+                <w:i w:val="0"/>
+                <w:sz w:val="19"/>
+              </w:rPr>
+              <w:t>saIm100 · 젖은 채</w:t>
+            </w:r>
+          </w:p>
+        </w:tc>
+        <w:tc>
+          <w:tcPr>
+            <w:tcW w:type="dxa" w:w="1247"/>
+          </w:tcPr>
+          <w:p>
+            <w:pPr>
+              <w:spacing w:after="20" w:before="20" w:line="240" w:lineRule="auto"/>
+              <w:jc w:val="center"/>
+            </w:pPr>
+            <w:r/>
+            <w:r>
+              <w:rPr>
+                <w:rFonts w:ascii="Times New Roman" w:hAnsi="Times New Roman" w:eastAsia="맑은 고딕"/>
+                <w:b w:val="0"/>
+                <w:i w:val="0"/>
+                <w:sz w:val="19"/>
+              </w:rPr>
+              <w:t>34.01</w:t>
+            </w:r>
+          </w:p>
+        </w:tc>
+        <w:tc>
+          <w:tcPr>
+            <w:tcW w:type="dxa" w:w="1247"/>
+          </w:tcPr>
+          <w:p>
+            <w:pPr>
+              <w:spacing w:after="20" w:before="20" w:line="240" w:lineRule="auto"/>
+              <w:jc w:val="center"/>
+            </w:pPr>
+            <w:r/>
+            <w:r>
+              <w:rPr>
+                <w:rFonts w:ascii="Times New Roman" w:hAnsi="Times New Roman" w:eastAsia="맑은 고딕"/>
+                <w:b w:val="0"/>
+                <w:i w:val="0"/>
+                <w:sz w:val="19"/>
+              </w:rPr>
+              <w:t>98.1</w:t>
+            </w:r>
+          </w:p>
+        </w:tc>
+        <w:tc>
+          <w:tcPr>
+            <w:tcW w:type="dxa" w:w="1361"/>
+          </w:tcPr>
+          <w:p>
+            <w:pPr>
+              <w:spacing w:after="20" w:before="20" w:line="240" w:lineRule="auto"/>
+              <w:jc w:val="center"/>
+            </w:pPr>
+            <w:r/>
+            <w:r>
+              <w:rPr>
+                <w:rFonts w:ascii="Times New Roman" w:hAnsi="Times New Roman" w:eastAsia="맑은 고딕"/>
+                <w:b w:val="0"/>
+                <w:i w:val="0"/>
+                <w:sz w:val="19"/>
+              </w:rPr>
+              <w:t>—</w:t>
+            </w:r>
+          </w:p>
+        </w:tc>
+        <w:tc>
+          <w:tcPr>
+            <w:tcW w:type="dxa" w:w="2041"/>
+          </w:tcPr>
+          <w:p>
+            <w:pPr>
+              <w:spacing w:after="20" w:before="20" w:line="240" w:lineRule="auto"/>
+              <w:jc w:val="center"/>
+            </w:pPr>
+            <w:r/>
+            <w:r>
+              <w:rPr>
+                <w:rFonts w:ascii="Times New Roman" w:hAnsi="Times New Roman" w:eastAsia="맑은 고딕"/>
+                <w:b w:val="0"/>
+                <w:i w:val="0"/>
+                <w:sz w:val="19"/>
+              </w:rPr>
+              <w:t>132.1</w:t>
+            </w:r>
+          </w:p>
+        </w:tc>
+      </w:tr>
+      <w:tr>
+        <w:tc>
+          <w:tcPr>
+            <w:tcW w:type="dxa" w:w="2041"/>
+          </w:tcPr>
+          <w:p>
+            <w:pPr>
+              <w:spacing w:after="20" w:before="20" w:line="240" w:lineRule="auto"/>
+            </w:pPr>
+            <w:r/>
+            <w:r>
+              <w:rPr>
+                <w:rFonts w:ascii="Times New Roman" w:hAnsi="Times New Roman" w:eastAsia="맑은 고딕"/>
+                <w:b w:val="0"/>
+                <w:i w:val="0"/>
+                <w:sz w:val="19"/>
+              </w:rPr>
+              <w:t>saIm100 · 말려서</w:t>
+            </w:r>
+          </w:p>
+        </w:tc>
+        <w:tc>
+          <w:tcPr>
+            <w:tcW w:type="dxa" w:w="1247"/>
+          </w:tcPr>
+          <w:p>
+            <w:pPr>
+              <w:spacing w:after="20" w:before="20" w:line="240" w:lineRule="auto"/>
+              <w:jc w:val="center"/>
+            </w:pPr>
+            <w:r/>
+            <w:r>
+              <w:rPr>
+                <w:rFonts w:ascii="Times New Roman" w:hAnsi="Times New Roman" w:eastAsia="맑은 고딕"/>
+                <w:b w:val="0"/>
+                <w:i w:val="0"/>
+                <w:sz w:val="19"/>
+              </w:rPr>
+              <w:t>34.01</w:t>
+            </w:r>
+          </w:p>
+        </w:tc>
+        <w:tc>
+          <w:tcPr>
+            <w:tcW w:type="dxa" w:w="1247"/>
+          </w:tcPr>
+          <w:p>
+            <w:pPr>
+              <w:spacing w:after="20" w:before="20" w:line="240" w:lineRule="auto"/>
+              <w:jc w:val="center"/>
+            </w:pPr>
+            <w:r/>
+            <w:r>
+              <w:rPr>
+                <w:rFonts w:ascii="Times New Roman" w:hAnsi="Times New Roman" w:eastAsia="맑은 고딕"/>
+                <w:b w:val="0"/>
+                <w:i w:val="0"/>
+                <w:sz w:val="19"/>
+              </w:rPr>
+              <w:t>52.0</w:t>
+            </w:r>
+          </w:p>
+        </w:tc>
+        <w:tc>
+          <w:tcPr>
+            <w:tcW w:type="dxa" w:w="1361"/>
+          </w:tcPr>
+          <w:p>
+            <w:pPr>
+              <w:spacing w:after="20" w:before="20" w:line="240" w:lineRule="auto"/>
+              <w:jc w:val="center"/>
+            </w:pPr>
+            <w:r/>
+            <w:r>
+              <w:rPr>
+                <w:rFonts w:ascii="Times New Roman" w:hAnsi="Times New Roman" w:eastAsia="맑은 고딕"/>
+                <w:b w:val="0"/>
+                <w:i w:val="0"/>
+                <w:sz w:val="19"/>
+              </w:rPr>
+              <w:t>16.7</w:t>
+            </w:r>
+          </w:p>
+        </w:tc>
+        <w:tc>
+          <w:tcPr>
+            <w:tcW w:type="dxa" w:w="2041"/>
+          </w:tcPr>
+          <w:p>
+            <w:pPr>
+              <w:spacing w:after="20" w:before="20" w:line="240" w:lineRule="auto"/>
+              <w:jc w:val="center"/>
+            </w:pPr>
+            <w:r/>
+            <w:r>
+              <w:rPr>
+                <w:rFonts w:ascii="Times New Roman" w:hAnsi="Times New Roman" w:eastAsia="맑은 고딕"/>
+                <w:b w:val="0"/>
+                <w:i w:val="0"/>
+                <w:sz w:val="19"/>
+              </w:rPr>
+              <w:t>102.8</w:t>
+            </w:r>
+          </w:p>
+        </w:tc>
+      </w:tr>
+    </w:tbl>
+    <w:p>
+      <w:pPr>
+        <w:spacing w:line="240" w:lineRule="auto" w:after="40" w:before="0"/>
+      </w:pPr>
+    </w:p>
+    <w:p>
+      <w:pPr>
+        <w:spacing w:line="240" w:lineRule="auto" w:after="120"/>
+        <w:jc w:val="both"/>
+      </w:pPr>
+      <w:r>
+        <w:rPr>
+          <w:rFonts w:ascii="Times New Roman" w:hAnsi="Times New Roman" w:eastAsia="맑은 고딕"/>
+          <w:b w:val="0"/>
+          <w:i w:val="0"/>
+          <w:sz w:val="22"/>
+        </w:rPr>
+        <w:t xml:space="preserve">흡착열이 21~34인 데 비해 현열은 52~144로 </w:t>
+      </w:r>
+      <w:r>
+        <w:rPr>
+          <w:rFonts w:ascii="Times New Roman" w:hAnsi="Times New Roman" w:eastAsia="맑은 고딕"/>
+          <w:b/>
+          <w:i w:val="0"/>
+          <w:sz w:val="22"/>
+        </w:rPr>
+        <w:t>2~5배 크다</w:t>
+      </w:r>
+      <w:r>
+        <w:rPr>
+          <w:rFonts w:ascii="Times New Roman" w:hAnsi="Times New Roman" w:eastAsia="맑은 고딕"/>
+          <w:b w:val="0"/>
+          <w:i w:val="0"/>
+          <w:sz w:val="22"/>
+        </w:rPr>
+        <w:t>. 따라서 총 에너지를 정하는 것은 결합을 얼마나 강하게 만드느냐가 아니라 같은 가열량을 몇 몰의 CO₂에 나누느냐다. 치환의 이득은 흡착열을 올린 데 있는 것이 아니라 작업 용량을 올려 현열을 희석시킨 데 있다.</w:t>
       </w:r>
     </w:p>
     <w:p>
@@ -4140,7 +4641,7 @@
           <w:i w:val="0"/>
           <w:sz w:val="19"/>
         </w:rPr>
-        <w:t>[진행 중] 재생 에너지 수지(현열 + 건조 잠열 + 흡착열)는 v3 작업 용량이 확정된 값으로 재계산한다. 지배항은 흡착열이 아니라 작업 용량에 반비례하는 현열이므로, 치환의 이득은 결합을 강화하는 데 있는 것이 아니라 같은 가열량을 더 많은 CO₂에 분산시키는 데 있다.</w:t>
+        <w:t>골격 비열 0.9 J/(g·K)는 이 계열의 실측이 아니라 문헌 대표값이며, 0.6~1.2 구간에서 합계가 1.6~1.8배 움직인다. 열교환 회수를 0%로 둔 보수적 하한이다. 감도 분석 없이 절대값을 인용해서는 안 된다.</w:t>
       </w:r>
     </w:p>
     <w:p>
@@ -4216,7 +4717,7 @@
           <w:i w:val="0"/>
           <w:sz w:val="19"/>
         </w:rPr>
-        <w:t>표 6. 구조 안정성 관문 결과 (전체 31종 중 28종 통과)</w:t>
+        <w:t>표 7. 구조 안정성 관문 결과 (전체 31종 중 28종 통과)</w:t>
       </w:r>
     </w:p>
     <w:tbl>
@@ -4760,7 +5261,7 @@
           <w:i w:val="0"/>
           <w:sz w:val="22"/>
         </w:rPr>
-        <w:t>탈락한 세 종은 모두 LCD 단일 기준에서 걸렸고 창구·부피·최소거리는 통과했다. 즉 골격이 파탄난 것이 아니라 치환기가 공동을 과도하게 채운 것이다. 문제는 5절에서 목표대에 진입한 두 조성이 그대로 탈락 목록이라는 점이다. 관문을 통과한 조성 중 최고 Q_st는 saIm050의 29.51 kJ/mol로 목표대 문턱 바로 아래에 있다.</w:t>
+        <w:t>탈락한 세 종은 모두 공동 감소 단일 기준에서 걸렸고 창구·부피·최소거리는 통과했다. 골격이 파탄난 것이 아니라 치환기가 공동을 과도하게 채운 것이다. 문제는 목표대에 진입한 두 조성이 그대로 탈락 목록이라는 점이며, 관문을 통과한 조성 중 최고 흡착열은 29.51 kJ/mol로 문턱 바로 아래다. 한편 이 관문의 이완은 수렴에 이르지 않으므로(진동하여 반복 상한에서 정지) 결과는 정밀한 기하 값이 아니라 심한 불안정성의 선별로 읽어야 한다.</w:t>
       </w:r>
     </w:p>
     <w:p>
@@ -4775,22 +5276,25 @@
           <w:i w:val="0"/>
           <w:sz w:val="22"/>
         </w:rPr>
-        <w:t>이 관문의 이완은 수렴에 이르지 않는다. 본 계열에서 UFF4MOF 최소화는 수렴하지 않고 진동하므로 반복 상한을 두고 그 시점의 기하를 사용하되 도달한 에너지 변화량을 함께 기록한다. 따라서 결과는 정밀한 기하 값이 아니라 심한 불안정성의 선별로 읽어야 하며, 특히 saIm075는 문턱을 0.26%p 초과해 탈락했으므로 그 마진이 프로토콜 불확실성보다 작은 경계 사례다.</w:t>
+        <w:t xml:space="preserve">경계 조성에 대해 반복 상한을 12·24·36으로 바꾸어 재계산한 결과 공동 감소는 각각 20.26·20.20·20.32%였다. 예산을 3배로 늘리고 에너지 변화량을 12배 낮추어도 답은 </w:t>
       </w:r>
-    </w:p>
-    <w:p>
-      <w:pPr>
-        <w:spacing w:line="240" w:lineRule="auto" w:after="120" w:before="0"/>
-        <w:ind w:left="227"/>
-      </w:pPr>
+      <w:r>
+        <w:rPr>
+          <w:rFonts w:ascii="Times New Roman" w:hAnsi="Times New Roman" w:eastAsia="맑은 고딕"/>
+          <w:b/>
+          <w:i w:val="0"/>
+          <w:sz w:val="22"/>
+        </w:rPr>
+        <w:t>±0.06%p</w:t>
+      </w:r>
       <w:r>
         <w:rPr>
           <w:rFonts w:ascii="Times New Roman" w:hAnsi="Times New Roman" w:eastAsia="맑은 고딕"/>
           <w:b w:val="0"/>
           <w:i w:val="0"/>
-          <w:sz w:val="19"/>
+          <w:sz w:val="22"/>
         </w:rPr>
-        <w:t>[진행 중] 반복 상한을 2배·3배로 늘린 민감도 시험이 수행 중이며, 기준선이 함께 움직이므로 무치환 모체를 같은 조건에서 동시에 계산한다. 이 시험은 판정을 바꾸기 위한 것이 아니라 경계값의 프로토콜 민감도를 정량화하기 위한 것이다.</w:t>
+        <w:t xml:space="preserve"> 안에 머물렀으므로, 경계 조성의 0.26%p 초과는 이완 예산의 인공물이 아니다. 판정은 사전 등록 기준대로 유지된다.</w:t>
       </w:r>
     </w:p>
     <w:p>
@@ -4839,31 +5343,802 @@
     </w:p>
     <w:p>
       <w:pPr>
-        <w:spacing w:line="240" w:lineRule="auto" w:after="120" w:before="0"/>
-        <w:ind w:left="227"/>
+        <w:spacing w:line="240" w:lineRule="auto" w:after="40" w:before="80"/>
+      </w:pPr>
+      <w:r>
+        <w:rPr>
+          <w:rFonts w:ascii="Times New Roman" w:hAnsi="Times New Roman" w:eastAsia="맑은 고딕"/>
+          <w:b/>
+          <w:i w:val="0"/>
+          <w:sz w:val="19"/>
+        </w:rPr>
+        <w:t>표 8. 조성 격자 — 두 문턱의 위치 (치환 자리 24개, 한 칸 4.17%p)</w:t>
+      </w:r>
+    </w:p>
+    <w:tbl>
+      <w:tblPr>
+        <w:tblStyle w:val="TableGrid"/>
+        <w:tblW w:type="auto" w:w="0"/>
+        <w:jc w:val="center"/>
+        <w:tblLook w:firstColumn="1" w:firstRow="1" w:lastColumn="0" w:lastRow="0" w:noHBand="0" w:noVBand="1" w:val="04A0"/>
+      </w:tblPr>
+      <w:tblGrid>
+        <w:gridCol w:w="1860"/>
+        <w:gridCol w:w="1860"/>
+        <w:gridCol w:w="1860"/>
+        <w:gridCol w:w="1860"/>
+        <w:gridCol w:w="1860"/>
+      </w:tblGrid>
+      <w:tr>
+        <w:tc>
+          <w:tcPr>
+            <w:tcW w:type="dxa" w:w="1361"/>
+          </w:tcPr>
+          <w:p>
+            <w:pPr>
+              <w:spacing w:after="20" w:before="20" w:line="240" w:lineRule="auto"/>
+            </w:pPr>
+            <w:r/>
+            <w:r>
+              <w:rPr>
+                <w:rFonts w:ascii="Times New Roman" w:hAnsi="Times New Roman" w:eastAsia="맑은 고딕"/>
+                <w:b/>
+                <w:i w:val="0"/>
+                <w:sz w:val="19"/>
+              </w:rPr>
+              <w:t>조성</w:t>
+            </w:r>
+          </w:p>
+        </w:tc>
+        <w:tc>
+          <w:tcPr>
+            <w:tcW w:type="dxa" w:w="1134"/>
+          </w:tcPr>
+          <w:p>
+            <w:pPr>
+              <w:spacing w:after="20" w:before="20" w:line="240" w:lineRule="auto"/>
+              <w:jc w:val="center"/>
+            </w:pPr>
+            <w:r/>
+            <w:r>
+              <w:rPr>
+                <w:rFonts w:ascii="Times New Roman" w:hAnsi="Times New Roman" w:eastAsia="맑은 고딕"/>
+                <w:b/>
+                <w:i w:val="0"/>
+                <w:sz w:val="19"/>
+              </w:rPr>
+              <w:t>치환율</w:t>
+            </w:r>
+          </w:p>
+        </w:tc>
+        <w:tc>
+          <w:tcPr>
+            <w:tcW w:type="dxa" w:w="1814"/>
+          </w:tcPr>
+          <w:p>
+            <w:pPr>
+              <w:spacing w:after="20" w:before="20" w:line="240" w:lineRule="auto"/>
+              <w:jc w:val="center"/>
+            </w:pPr>
+            <w:r/>
+            <w:r>
+              <w:rPr>
+                <w:rFonts w:ascii="Times New Roman" w:hAnsi="Times New Roman" w:eastAsia="맑은 고딕"/>
+                <w:b/>
+                <w:i w:val="0"/>
+                <w:sz w:val="19"/>
+              </w:rPr>
+              <w:t>Q_st (kJ/mol)</w:t>
+            </w:r>
+          </w:p>
+        </w:tc>
+        <w:tc>
+          <w:tcPr>
+            <w:tcW w:type="dxa" w:w="1361"/>
+          </w:tcPr>
+          <w:p>
+            <w:pPr>
+              <w:spacing w:after="20" w:before="20" w:line="240" w:lineRule="auto"/>
+              <w:jc w:val="center"/>
+            </w:pPr>
+            <w:r/>
+            <w:r>
+              <w:rPr>
+                <w:rFonts w:ascii="Times New Roman" w:hAnsi="Times New Roman" w:eastAsia="맑은 고딕"/>
+                <w:b/>
+                <w:i w:val="0"/>
+                <w:sz w:val="19"/>
+              </w:rPr>
+              <w:t>LCD 감소</w:t>
+            </w:r>
+          </w:p>
+        </w:tc>
+        <w:tc>
+          <w:tcPr>
+            <w:tcW w:type="dxa" w:w="1928"/>
+          </w:tcPr>
+          <w:p>
+            <w:pPr>
+              <w:spacing w:after="20" w:before="20" w:line="240" w:lineRule="auto"/>
+              <w:jc w:val="center"/>
+            </w:pPr>
+            <w:r/>
+            <w:r>
+              <w:rPr>
+                <w:rFonts w:ascii="Times New Roman" w:hAnsi="Times New Roman" w:eastAsia="맑은 고딕"/>
+                <w:b/>
+                <w:i w:val="0"/>
+                <w:sz w:val="19"/>
+              </w:rPr>
+              <w:t>안정성 관문</w:t>
+            </w:r>
+          </w:p>
+        </w:tc>
+      </w:tr>
+      <w:tr>
+        <w:tc>
+          <w:tcPr>
+            <w:tcW w:type="dxa" w:w="1361"/>
+          </w:tcPr>
+          <w:p>
+            <w:pPr>
+              <w:spacing w:after="20" w:before="20" w:line="240" w:lineRule="auto"/>
+            </w:pPr>
+            <w:r/>
+            <w:r>
+              <w:rPr>
+                <w:rFonts w:ascii="Times New Roman" w:hAnsi="Times New Roman" w:eastAsia="맑은 고딕"/>
+                <w:b w:val="0"/>
+                <w:i w:val="0"/>
+                <w:sz w:val="19"/>
+              </w:rPr>
+              <w:t>saIm050</w:t>
+            </w:r>
+          </w:p>
+        </w:tc>
+        <w:tc>
+          <w:tcPr>
+            <w:tcW w:type="dxa" w:w="1134"/>
+          </w:tcPr>
+          <w:p>
+            <w:pPr>
+              <w:spacing w:after="20" w:before="20" w:line="240" w:lineRule="auto"/>
+              <w:jc w:val="center"/>
+            </w:pPr>
+            <w:r/>
+            <w:r>
+              <w:rPr>
+                <w:rFonts w:ascii="Times New Roman" w:hAnsi="Times New Roman" w:eastAsia="맑은 고딕"/>
+                <w:b w:val="0"/>
+                <w:i w:val="0"/>
+                <w:sz w:val="19"/>
+              </w:rPr>
+              <w:t>50%</w:t>
+            </w:r>
+          </w:p>
+        </w:tc>
+        <w:tc>
+          <w:tcPr>
+            <w:tcW w:type="dxa" w:w="1814"/>
+          </w:tcPr>
+          <w:p>
+            <w:pPr>
+              <w:spacing w:after="20" w:before="20" w:line="240" w:lineRule="auto"/>
+              <w:jc w:val="center"/>
+            </w:pPr>
+            <w:r/>
+            <w:r>
+              <w:rPr>
+                <w:rFonts w:ascii="Times New Roman" w:hAnsi="Times New Roman" w:eastAsia="맑은 고딕"/>
+                <w:b w:val="0"/>
+                <w:i w:val="0"/>
+                <w:sz w:val="19"/>
+              </w:rPr>
+              <w:t>29.51 ± 0.19</w:t>
+            </w:r>
+          </w:p>
+        </w:tc>
+        <w:tc>
+          <w:tcPr>
+            <w:tcW w:type="dxa" w:w="1361"/>
+          </w:tcPr>
+          <w:p>
+            <w:pPr>
+              <w:spacing w:after="20" w:before="20" w:line="240" w:lineRule="auto"/>
+              <w:jc w:val="center"/>
+            </w:pPr>
+            <w:r/>
+            <w:r>
+              <w:rPr>
+                <w:rFonts w:ascii="Times New Roman" w:hAnsi="Times New Roman" w:eastAsia="맑은 고딕"/>
+                <w:b w:val="0"/>
+                <w:i w:val="0"/>
+                <w:sz w:val="19"/>
+              </w:rPr>
+              <w:t>13.75%</w:t>
+            </w:r>
+          </w:p>
+        </w:tc>
+        <w:tc>
+          <w:tcPr>
+            <w:tcW w:type="dxa" w:w="1928"/>
+          </w:tcPr>
+          <w:p>
+            <w:pPr>
+              <w:spacing w:after="20" w:before="20" w:line="240" w:lineRule="auto"/>
+              <w:jc w:val="center"/>
+            </w:pPr>
+            <w:r/>
+            <w:r>
+              <w:rPr>
+                <w:rFonts w:ascii="Times New Roman" w:hAnsi="Times New Roman" w:eastAsia="맑은 고딕"/>
+                <w:b w:val="0"/>
+                <w:i w:val="0"/>
+                <w:sz w:val="19"/>
+              </w:rPr>
+              <w:t>통과</w:t>
+            </w:r>
+          </w:p>
+        </w:tc>
+      </w:tr>
+      <w:tr>
+        <w:tc>
+          <w:tcPr>
+            <w:tcW w:type="dxa" w:w="1361"/>
+          </w:tcPr>
+          <w:p>
+            <w:pPr>
+              <w:spacing w:after="20" w:before="20" w:line="240" w:lineRule="auto"/>
+            </w:pPr>
+            <w:r/>
+            <w:r>
+              <w:rPr>
+                <w:rFonts w:ascii="Times New Roman" w:hAnsi="Times New Roman" w:eastAsia="맑은 고딕"/>
+                <w:b w:val="0"/>
+                <w:i w:val="0"/>
+                <w:sz w:val="19"/>
+              </w:rPr>
+              <w:t>saIm0583</w:t>
+            </w:r>
+          </w:p>
+        </w:tc>
+        <w:tc>
+          <w:tcPr>
+            <w:tcW w:type="dxa" w:w="1134"/>
+          </w:tcPr>
+          <w:p>
+            <w:pPr>
+              <w:spacing w:after="20" w:before="20" w:line="240" w:lineRule="auto"/>
+              <w:jc w:val="center"/>
+            </w:pPr>
+            <w:r/>
+            <w:r>
+              <w:rPr>
+                <w:rFonts w:ascii="Times New Roman" w:hAnsi="Times New Roman" w:eastAsia="맑은 고딕"/>
+                <w:b w:val="0"/>
+                <w:i w:val="0"/>
+                <w:sz w:val="19"/>
+              </w:rPr>
+              <w:t>58.3%</w:t>
+            </w:r>
+          </w:p>
+        </w:tc>
+        <w:tc>
+          <w:tcPr>
+            <w:tcW w:type="dxa" w:w="1814"/>
+          </w:tcPr>
+          <w:p>
+            <w:pPr>
+              <w:spacing w:after="20" w:before="20" w:line="240" w:lineRule="auto"/>
+              <w:jc w:val="center"/>
+            </w:pPr>
+            <w:r/>
+            <w:r>
+              <w:rPr>
+                <w:rFonts w:ascii="Times New Roman" w:hAnsi="Times New Roman" w:eastAsia="맑은 고딕"/>
+                <w:b w:val="0"/>
+                <w:i w:val="0"/>
+                <w:sz w:val="19"/>
+              </w:rPr>
+              <w:t>28.75 ± 0.18</w:t>
+            </w:r>
+          </w:p>
+        </w:tc>
+        <w:tc>
+          <w:tcPr>
+            <w:tcW w:type="dxa" w:w="1361"/>
+          </w:tcPr>
+          <w:p>
+            <w:pPr>
+              <w:spacing w:after="20" w:before="20" w:line="240" w:lineRule="auto"/>
+              <w:jc w:val="center"/>
+            </w:pPr>
+            <w:r/>
+            <w:r>
+              <w:rPr>
+                <w:rFonts w:ascii="Times New Roman" w:hAnsi="Times New Roman" w:eastAsia="맑은 고딕"/>
+                <w:b w:val="0"/>
+                <w:i w:val="0"/>
+                <w:sz w:val="19"/>
+              </w:rPr>
+              <w:t>15.71%</w:t>
+            </w:r>
+          </w:p>
+        </w:tc>
+        <w:tc>
+          <w:tcPr>
+            <w:tcW w:type="dxa" w:w="1928"/>
+          </w:tcPr>
+          <w:p>
+            <w:pPr>
+              <w:spacing w:after="20" w:before="20" w:line="240" w:lineRule="auto"/>
+              <w:jc w:val="center"/>
+            </w:pPr>
+            <w:r/>
+            <w:r>
+              <w:rPr>
+                <w:rFonts w:ascii="Times New Roman" w:hAnsi="Times New Roman" w:eastAsia="맑은 고딕"/>
+                <w:b w:val="0"/>
+                <w:i w:val="0"/>
+                <w:sz w:val="19"/>
+              </w:rPr>
+              <w:t>통과 (마지막)</w:t>
+            </w:r>
+          </w:p>
+        </w:tc>
+      </w:tr>
+      <w:tr>
+        <w:tc>
+          <w:tcPr>
+            <w:tcW w:type="dxa" w:w="1361"/>
+          </w:tcPr>
+          <w:p>
+            <w:pPr>
+              <w:spacing w:after="20" w:before="20" w:line="240" w:lineRule="auto"/>
+            </w:pPr>
+            <w:r/>
+            <w:r>
+              <w:rPr>
+                <w:rFonts w:ascii="Times New Roman" w:hAnsi="Times New Roman" w:eastAsia="맑은 고딕"/>
+                <w:b w:val="0"/>
+                <w:i w:val="0"/>
+                <w:sz w:val="19"/>
+              </w:rPr>
+              <w:t>saIm0625</w:t>
+            </w:r>
+          </w:p>
+        </w:tc>
+        <w:tc>
+          <w:tcPr>
+            <w:tcW w:type="dxa" w:w="1134"/>
+          </w:tcPr>
+          <w:p>
+            <w:pPr>
+              <w:spacing w:after="20" w:before="20" w:line="240" w:lineRule="auto"/>
+              <w:jc w:val="center"/>
+            </w:pPr>
+            <w:r/>
+            <w:r>
+              <w:rPr>
+                <w:rFonts w:ascii="Times New Roman" w:hAnsi="Times New Roman" w:eastAsia="맑은 고딕"/>
+                <w:b w:val="0"/>
+                <w:i w:val="0"/>
+                <w:sz w:val="19"/>
+              </w:rPr>
+              <w:t>62.5%</w:t>
+            </w:r>
+          </w:p>
+        </w:tc>
+        <w:tc>
+          <w:tcPr>
+            <w:tcW w:type="dxa" w:w="1814"/>
+          </w:tcPr>
+          <w:p>
+            <w:pPr>
+              <w:spacing w:after="20" w:before="20" w:line="240" w:lineRule="auto"/>
+              <w:jc w:val="center"/>
+            </w:pPr>
+            <w:r/>
+            <w:r>
+              <w:rPr>
+                <w:rFonts w:ascii="Times New Roman" w:hAnsi="Times New Roman" w:eastAsia="맑은 고딕"/>
+                <w:b w:val="0"/>
+                <w:i w:val="0"/>
+                <w:sz w:val="19"/>
+              </w:rPr>
+              <w:t>28.92 ± 0.19</w:t>
+            </w:r>
+          </w:p>
+        </w:tc>
+        <w:tc>
+          <w:tcPr>
+            <w:tcW w:type="dxa" w:w="1361"/>
+          </w:tcPr>
+          <w:p>
+            <w:pPr>
+              <w:spacing w:after="20" w:before="20" w:line="240" w:lineRule="auto"/>
+              <w:jc w:val="center"/>
+            </w:pPr>
+            <w:r/>
+            <w:r>
+              <w:rPr>
+                <w:rFonts w:ascii="Times New Roman" w:hAnsi="Times New Roman" w:eastAsia="맑은 고딕"/>
+                <w:b w:val="0"/>
+                <w:i w:val="0"/>
+                <w:sz w:val="19"/>
+              </w:rPr>
+              <w:t>20.87%</w:t>
+            </w:r>
+          </w:p>
+        </w:tc>
+        <w:tc>
+          <w:tcPr>
+            <w:tcW w:type="dxa" w:w="1928"/>
+          </w:tcPr>
+          <w:p>
+            <w:pPr>
+              <w:spacing w:after="20" w:before="20" w:line="240" w:lineRule="auto"/>
+              <w:jc w:val="center"/>
+            </w:pPr>
+            <w:r/>
+            <w:r>
+              <w:rPr>
+                <w:rFonts w:ascii="Times New Roman" w:hAnsi="Times New Roman" w:eastAsia="맑은 고딕"/>
+                <w:b w:val="0"/>
+                <w:i w:val="0"/>
+                <w:sz w:val="19"/>
+              </w:rPr>
+              <w:t>탈락</w:t>
+            </w:r>
+          </w:p>
+        </w:tc>
+      </w:tr>
+      <w:tr>
+        <w:tc>
+          <w:tcPr>
+            <w:tcW w:type="dxa" w:w="1361"/>
+          </w:tcPr>
+          <w:p>
+            <w:pPr>
+              <w:spacing w:after="20" w:before="20" w:line="240" w:lineRule="auto"/>
+            </w:pPr>
+            <w:r/>
+            <w:r>
+              <w:rPr>
+                <w:rFonts w:ascii="Times New Roman" w:hAnsi="Times New Roman" w:eastAsia="맑은 고딕"/>
+                <w:b w:val="0"/>
+                <w:i w:val="0"/>
+                <w:sz w:val="19"/>
+              </w:rPr>
+              <w:t>saIm0667</w:t>
+            </w:r>
+          </w:p>
+        </w:tc>
+        <w:tc>
+          <w:tcPr>
+            <w:tcW w:type="dxa" w:w="1134"/>
+          </w:tcPr>
+          <w:p>
+            <w:pPr>
+              <w:spacing w:after="20" w:before="20" w:line="240" w:lineRule="auto"/>
+              <w:jc w:val="center"/>
+            </w:pPr>
+            <w:r/>
+            <w:r>
+              <w:rPr>
+                <w:rFonts w:ascii="Times New Roman" w:hAnsi="Times New Roman" w:eastAsia="맑은 고딕"/>
+                <w:b w:val="0"/>
+                <w:i w:val="0"/>
+                <w:sz w:val="19"/>
+              </w:rPr>
+              <w:t>66.7%</w:t>
+            </w:r>
+          </w:p>
+        </w:tc>
+        <w:tc>
+          <w:tcPr>
+            <w:tcW w:type="dxa" w:w="1814"/>
+          </w:tcPr>
+          <w:p>
+            <w:pPr>
+              <w:spacing w:after="20" w:before="20" w:line="240" w:lineRule="auto"/>
+              <w:jc w:val="center"/>
+            </w:pPr>
+            <w:r/>
+            <w:r>
+              <w:rPr>
+                <w:rFonts w:ascii="Times New Roman" w:hAnsi="Times New Roman" w:eastAsia="맑은 고딕"/>
+                <w:b w:val="0"/>
+                <w:i w:val="0"/>
+                <w:sz w:val="19"/>
+              </w:rPr>
+              <w:t>29.59 ± 0.29</w:t>
+            </w:r>
+          </w:p>
+        </w:tc>
+        <w:tc>
+          <w:tcPr>
+            <w:tcW w:type="dxa" w:w="1361"/>
+          </w:tcPr>
+          <w:p>
+            <w:pPr>
+              <w:spacing w:after="20" w:before="20" w:line="240" w:lineRule="auto"/>
+              <w:jc w:val="center"/>
+            </w:pPr>
+            <w:r/>
+            <w:r>
+              <w:rPr>
+                <w:rFonts w:ascii="Times New Roman" w:hAnsi="Times New Roman" w:eastAsia="맑은 고딕"/>
+                <w:b w:val="0"/>
+                <w:i w:val="0"/>
+                <w:sz w:val="19"/>
+              </w:rPr>
+              <w:t>20.65%</w:t>
+            </w:r>
+          </w:p>
+        </w:tc>
+        <w:tc>
+          <w:tcPr>
+            <w:tcW w:type="dxa" w:w="1928"/>
+          </w:tcPr>
+          <w:p>
+            <w:pPr>
+              <w:spacing w:after="20" w:before="20" w:line="240" w:lineRule="auto"/>
+              <w:jc w:val="center"/>
+            </w:pPr>
+            <w:r/>
+            <w:r>
+              <w:rPr>
+                <w:rFonts w:ascii="Times New Roman" w:hAnsi="Times New Roman" w:eastAsia="맑은 고딕"/>
+                <w:b w:val="0"/>
+                <w:i w:val="0"/>
+                <w:sz w:val="19"/>
+              </w:rPr>
+              <w:t>탈락</w:t>
+            </w:r>
+          </w:p>
+        </w:tc>
+      </w:tr>
+      <w:tr>
+        <w:tc>
+          <w:tcPr>
+            <w:tcW w:type="dxa" w:w="1361"/>
+          </w:tcPr>
+          <w:p>
+            <w:pPr>
+              <w:spacing w:after="20" w:before="20" w:line="240" w:lineRule="auto"/>
+            </w:pPr>
+            <w:r/>
+            <w:r>
+              <w:rPr>
+                <w:rFonts w:ascii="Times New Roman" w:hAnsi="Times New Roman" w:eastAsia="맑은 고딕"/>
+                <w:b w:val="0"/>
+                <w:i w:val="0"/>
+                <w:sz w:val="19"/>
+              </w:rPr>
+              <w:t>saIm075</w:t>
+            </w:r>
+          </w:p>
+        </w:tc>
+        <w:tc>
+          <w:tcPr>
+            <w:tcW w:type="dxa" w:w="1134"/>
+          </w:tcPr>
+          <w:p>
+            <w:pPr>
+              <w:spacing w:after="20" w:before="20" w:line="240" w:lineRule="auto"/>
+              <w:jc w:val="center"/>
+            </w:pPr>
+            <w:r/>
+            <w:r>
+              <w:rPr>
+                <w:rFonts w:ascii="Times New Roman" w:hAnsi="Times New Roman" w:eastAsia="맑은 고딕"/>
+                <w:b w:val="0"/>
+                <w:i w:val="0"/>
+                <w:sz w:val="19"/>
+              </w:rPr>
+              <w:t>75%</w:t>
+            </w:r>
+          </w:p>
+        </w:tc>
+        <w:tc>
+          <w:tcPr>
+            <w:tcW w:type="dxa" w:w="1814"/>
+          </w:tcPr>
+          <w:p>
+            <w:pPr>
+              <w:spacing w:after="20" w:before="20" w:line="240" w:lineRule="auto"/>
+              <w:jc w:val="center"/>
+            </w:pPr>
+            <w:r/>
+            <w:r>
+              <w:rPr>
+                <w:rFonts w:ascii="Times New Roman" w:hAnsi="Times New Roman" w:eastAsia="맑은 고딕"/>
+                <w:b w:val="0"/>
+                <w:i w:val="0"/>
+                <w:sz w:val="19"/>
+              </w:rPr>
+              <w:t>31.42 ± 0.22</w:t>
+            </w:r>
+          </w:p>
+        </w:tc>
+        <w:tc>
+          <w:tcPr>
+            <w:tcW w:type="dxa" w:w="1361"/>
+          </w:tcPr>
+          <w:p>
+            <w:pPr>
+              <w:spacing w:after="20" w:before="20" w:line="240" w:lineRule="auto"/>
+              <w:jc w:val="center"/>
+            </w:pPr>
+            <w:r/>
+            <w:r>
+              <w:rPr>
+                <w:rFonts w:ascii="Times New Roman" w:hAnsi="Times New Roman" w:eastAsia="맑은 고딕"/>
+                <w:b w:val="0"/>
+                <w:i w:val="0"/>
+                <w:sz w:val="19"/>
+              </w:rPr>
+              <w:t>20.26%</w:t>
+            </w:r>
+          </w:p>
+        </w:tc>
+        <w:tc>
+          <w:tcPr>
+            <w:tcW w:type="dxa" w:w="1928"/>
+          </w:tcPr>
+          <w:p>
+            <w:pPr>
+              <w:spacing w:after="20" w:before="20" w:line="240" w:lineRule="auto"/>
+              <w:jc w:val="center"/>
+            </w:pPr>
+            <w:r/>
+            <w:r>
+              <w:rPr>
+                <w:rFonts w:ascii="Times New Roman" w:hAnsi="Times New Roman" w:eastAsia="맑은 고딕"/>
+                <w:b w:val="0"/>
+                <w:i w:val="0"/>
+                <w:sz w:val="19"/>
+              </w:rPr>
+              <w:t>탈락</w:t>
+            </w:r>
+          </w:p>
+        </w:tc>
+      </w:tr>
+      <w:tr>
+        <w:tc>
+          <w:tcPr>
+            <w:tcW w:type="dxa" w:w="1361"/>
+          </w:tcPr>
+          <w:p>
+            <w:pPr>
+              <w:spacing w:after="20" w:before="20" w:line="240" w:lineRule="auto"/>
+            </w:pPr>
+            <w:r/>
+            <w:r>
+              <w:rPr>
+                <w:rFonts w:ascii="Times New Roman" w:hAnsi="Times New Roman" w:eastAsia="맑은 고딕"/>
+                <w:b w:val="0"/>
+                <w:i w:val="0"/>
+                <w:sz w:val="19"/>
+              </w:rPr>
+              <w:t>saIm0875</w:t>
+            </w:r>
+          </w:p>
+        </w:tc>
+        <w:tc>
+          <w:tcPr>
+            <w:tcW w:type="dxa" w:w="1134"/>
+          </w:tcPr>
+          <w:p>
+            <w:pPr>
+              <w:spacing w:after="20" w:before="20" w:line="240" w:lineRule="auto"/>
+              <w:jc w:val="center"/>
+            </w:pPr>
+            <w:r/>
+            <w:r>
+              <w:rPr>
+                <w:rFonts w:ascii="Times New Roman" w:hAnsi="Times New Roman" w:eastAsia="맑은 고딕"/>
+                <w:b w:val="0"/>
+                <w:i w:val="0"/>
+                <w:sz w:val="19"/>
+              </w:rPr>
+              <w:t>87.5%</w:t>
+            </w:r>
+          </w:p>
+        </w:tc>
+        <w:tc>
+          <w:tcPr>
+            <w:tcW w:type="dxa" w:w="1814"/>
+          </w:tcPr>
+          <w:p>
+            <w:pPr>
+              <w:spacing w:after="20" w:before="20" w:line="240" w:lineRule="auto"/>
+              <w:jc w:val="center"/>
+            </w:pPr>
+            <w:r/>
+            <w:r>
+              <w:rPr>
+                <w:rFonts w:ascii="Times New Roman" w:hAnsi="Times New Roman" w:eastAsia="맑은 고딕"/>
+                <w:b w:val="0"/>
+                <w:i w:val="0"/>
+                <w:sz w:val="19"/>
+              </w:rPr>
+              <w:t>31.12 ± 0.53</w:t>
+            </w:r>
+          </w:p>
+        </w:tc>
+        <w:tc>
+          <w:tcPr>
+            <w:tcW w:type="dxa" w:w="1361"/>
+          </w:tcPr>
+          <w:p>
+            <w:pPr>
+              <w:spacing w:after="20" w:before="20" w:line="240" w:lineRule="auto"/>
+              <w:jc w:val="center"/>
+            </w:pPr>
+            <w:r/>
+            <w:r>
+              <w:rPr>
+                <w:rFonts w:ascii="Times New Roman" w:hAnsi="Times New Roman" w:eastAsia="맑은 고딕"/>
+                <w:b w:val="0"/>
+                <w:i w:val="0"/>
+                <w:sz w:val="19"/>
+              </w:rPr>
+              <w:t>21.21%</w:t>
+            </w:r>
+          </w:p>
+        </w:tc>
+        <w:tc>
+          <w:tcPr>
+            <w:tcW w:type="dxa" w:w="1928"/>
+          </w:tcPr>
+          <w:p>
+            <w:pPr>
+              <w:spacing w:after="20" w:before="20" w:line="240" w:lineRule="auto"/>
+              <w:jc w:val="center"/>
+            </w:pPr>
+            <w:r/>
+            <w:r>
+              <w:rPr>
+                <w:rFonts w:ascii="Times New Roman" w:hAnsi="Times New Roman" w:eastAsia="맑은 고딕"/>
+                <w:b w:val="0"/>
+                <w:i w:val="0"/>
+                <w:sz w:val="19"/>
+              </w:rPr>
+              <w:t>탈락</w:t>
+            </w:r>
+          </w:p>
+        </w:tc>
+      </w:tr>
+    </w:tbl>
+    <w:p>
+      <w:pPr>
+        <w:spacing w:line="240" w:lineRule="auto" w:after="40" w:before="0"/>
+      </w:pPr>
+    </w:p>
+    <w:p>
+      <w:pPr>
+        <w:spacing w:line="240" w:lineRule="auto" w:after="120"/>
+        <w:jc w:val="both"/>
       </w:pPr>
       <w:r>
         <w:rPr>
           <w:rFonts w:ascii="Times New Roman" w:hAnsi="Times New Roman" w:eastAsia="맑은 고딕"/>
           <w:b w:val="0"/>
           <w:i w:val="0"/>
-          <w:sz w:val="19"/>
+          <w:sz w:val="22"/>
         </w:rPr>
-        <w:t>[진행 중] 격자 4종의 기하 이완이 완료 단계이며, 이어서 전하 산출 → GCMC → 안정성 관문 → 습윤 작업 용량 순으로 동일 프로토콜에서 평가한다. 결과는 표 3·5·6과 같은 형식으로 이 절에 추가한다. 두 문턱을 동시에 넘는 조성이 없을 경우 그것 또한 결론이며, 술폰산 단독 치환으로는 이 목표대에서 안정한 구조를 얻을 수 없다는 진술이 된다.</w:t>
+        <w:t xml:space="preserve">안정성 관문은 58.3%와 62.5% 사이, 치환 자리 단 한 칸에서 15.71 → 20.87%로 뛰며 닫힌다. 그 위로는 62.5~100% 전 구간이 20.3~22.5%의 고원을 이루므로, 이는 점진적 악화가 아니라 문턱 현상이다. 반면 흡착 목표대는 87.5%에서야 열린다. </w:t>
       </w:r>
-    </w:p>
-    <w:p>
-      <w:pPr>
-        <w:spacing w:line="240" w:lineRule="auto" w:after="100" w:before="200"/>
-      </w:pPr>
       <w:r>
         <w:rPr>
           <w:rFonts w:ascii="Times New Roman" w:hAnsi="Times New Roman" w:eastAsia="맑은 고딕"/>
           <w:b/>
           <w:i w:val="0"/>
-          <w:sz w:val="26"/>
+          <w:sz w:val="22"/>
         </w:rPr>
-        <w:t>10. 종합 논의</w:t>
+        <w:t>두 창은 격자점 두 칸 이상 어긋나 있으며, 술폰산 단독 치환으로는 겹치지 않는다.</w:t>
       </w:r>
     </w:p>
     <w:p>
@@ -4878,17 +6153,28 @@
           <w:i w:val="0"/>
           <w:sz w:val="22"/>
         </w:rPr>
-        <w:t xml:space="preserve">네 축의 결과를 겹쳐 놓으면 최적 조성이 축마다 이동한다. 건조 흡착에서는 치환율이 높을수록 좋고, 습윤 작업 용량에서는 75%가 최적이며, 구조 안정성에서는 50%까지만 통과한다. </w:t>
+        <w:t>이 계단의 크기는 프로토콜 민감도(±0.06%p)의 80배이므로 수치 잡음이 아니다. 링커의 입체 지수가 골격 위상을 결정한다는 원리에 비추면, 이 불연속은 골격이 변형된 것이 아니라 해당 조성이 본래 이 위상으로 결정화하지 않는다는 신호로 읽는 편이 정합적이다. 그 경우 이 관문은 구조 변형의 척도가 아니라 합성 가능성의 대리 지표가 된다.</w:t>
       </w:r>
+    </w:p>
+    <w:p>
+      <w:pPr>
+        <w:spacing w:line="240" w:lineRule="auto" w:after="100" w:before="200"/>
+      </w:pPr>
       <w:r>
         <w:rPr>
           <w:rFonts w:ascii="Times New Roman" w:hAnsi="Times New Roman" w:eastAsia="맑은 고딕"/>
           <w:b/>
           <w:i w:val="0"/>
-          <w:sz w:val="22"/>
+          <w:sz w:val="26"/>
         </w:rPr>
-        <w:t>현재까지 세 축을 동시에 만족하는 조성은 없다.</w:t>
+        <w:t>10. 제약 하 최적 조성</w:t>
       </w:r>
+    </w:p>
+    <w:p>
+      <w:pPr>
+        <w:spacing w:line="240" w:lineRule="auto" w:after="120"/>
+        <w:jc w:val="both"/>
+      </w:pPr>
       <w:r>
         <w:rPr>
           <w:rFonts w:ascii="Times New Roman" w:hAnsi="Times New Roman" w:eastAsia="맑은 고딕"/>
@@ -4896,7 +6182,7 @@
           <w:i w:val="0"/>
           <w:sz w:val="22"/>
         </w:rPr>
-        <w:t xml:space="preserve"> 이는 실패가 아니라 이 물질군의 설계 공간이 좁다는 정량적 진술이며, 각 축의 판정 기준을 계산 전에 등록했기 때문에 그렇게 말할 수 있다.</w:t>
+        <w:t>네 축의 결과를 겹치면 최적 조성이 축마다 이동한다. 건조 흡착에서는 치환율이 높을수록 좋고, 구조 안정성은 58.3%까지만 통과하며, 습윤 작업 용량은 그 경계에서 최대가 된다. 판정 기준은 계산 이전에 등록했다 — 승자 지표는 습윤 TSA 작업 용량이고, 차이가 1.5σ 미만이면 순위를 매기지 않는다.</w:t>
       </w:r>
     </w:p>
     <w:p>
@@ -4910,7 +6196,7 @@
           <w:i w:val="0"/>
           <w:sz w:val="19"/>
         </w:rPr>
-        <w:t>표 7. 세 축의 교차 판정</w:t>
+        <w:t>표 9. 두 관문을 통과한 조성의 완전 비교 (mol/kg, 1σ 병기)</w:t>
       </w:r>
     </w:p>
     <w:tbl>
@@ -4921,15 +6207,782 @@
         <w:tblLook w:firstColumn="1" w:firstRow="1" w:lastColumn="0" w:lastRow="0" w:noHBand="0" w:noVBand="1" w:val="04A0"/>
       </w:tblPr>
       <w:tblGrid>
-        <w:gridCol w:w="2324"/>
-        <w:gridCol w:w="2324"/>
-        <w:gridCol w:w="2324"/>
-        <w:gridCol w:w="2324"/>
+        <w:gridCol w:w="1550"/>
+        <w:gridCol w:w="1550"/>
+        <w:gridCol w:w="1550"/>
+        <w:gridCol w:w="1550"/>
+        <w:gridCol w:w="1550"/>
+        <w:gridCol w:w="1550"/>
       </w:tblGrid>
       <w:tr>
         <w:tc>
           <w:tcPr>
+            <w:tcW w:type="dxa" w:w="1247"/>
+          </w:tcPr>
+          <w:p>
+            <w:pPr>
+              <w:spacing w:after="20" w:before="20" w:line="240" w:lineRule="auto"/>
+            </w:pPr>
+            <w:r/>
+            <w:r>
+              <w:rPr>
+                <w:rFonts w:ascii="Times New Roman" w:hAnsi="Times New Roman" w:eastAsia="맑은 고딕"/>
+                <w:b/>
+                <w:i w:val="0"/>
+                <w:sz w:val="19"/>
+              </w:rPr>
+              <w:t>조성</w:t>
+            </w:r>
+          </w:p>
+        </w:tc>
+        <w:tc>
+          <w:tcPr>
             <w:tcW w:type="dxa" w:w="1701"/>
+          </w:tcPr>
+          <w:p>
+            <w:pPr>
+              <w:spacing w:after="20" w:before="20" w:line="240" w:lineRule="auto"/>
+              <w:jc w:val="center"/>
+            </w:pPr>
+            <w:r/>
+            <w:r>
+              <w:rPr>
+                <w:rFonts w:ascii="Times New Roman" w:hAnsi="Times New Roman" w:eastAsia="맑은 고딕"/>
+                <w:b/>
+                <w:i w:val="0"/>
+                <w:sz w:val="19"/>
+              </w:rPr>
+              <w:t>습윤 TSA WC</w:t>
+            </w:r>
+          </w:p>
+        </w:tc>
+        <w:tc>
+          <w:tcPr>
+            <w:tcW w:type="dxa" w:w="1701"/>
+          </w:tcPr>
+          <w:p>
+            <w:pPr>
+              <w:spacing w:after="20" w:before="20" w:line="240" w:lineRule="auto"/>
+              <w:jc w:val="center"/>
+            </w:pPr>
+            <w:r/>
+            <w:r>
+              <w:rPr>
+                <w:rFonts w:ascii="Times New Roman" w:hAnsi="Times New Roman" w:eastAsia="맑은 고딕"/>
+                <w:b/>
+                <w:i w:val="0"/>
+                <w:sz w:val="19"/>
+              </w:rPr>
+              <w:t>건조 TSA WC</w:t>
+            </w:r>
+          </w:p>
+        </w:tc>
+        <w:tc>
+          <w:tcPr>
+            <w:tcW w:type="dxa" w:w="1134"/>
+          </w:tcPr>
+          <w:p>
+            <w:pPr>
+              <w:spacing w:after="20" w:before="20" w:line="240" w:lineRule="auto"/>
+              <w:jc w:val="center"/>
+            </w:pPr>
+            <w:r/>
+            <w:r>
+              <w:rPr>
+                <w:rFonts w:ascii="Times New Roman" w:hAnsi="Times New Roman" w:eastAsia="맑은 고딕"/>
+                <w:b/>
+                <w:i w:val="0"/>
+                <w:sz w:val="19"/>
+              </w:rPr>
+              <w:t>Q_st</w:t>
+            </w:r>
+          </w:p>
+        </w:tc>
+        <w:tc>
+          <w:tcPr>
+            <w:tcW w:type="dxa" w:w="1247"/>
+          </w:tcPr>
+          <w:p>
+            <w:pPr>
+              <w:spacing w:after="20" w:before="20" w:line="240" w:lineRule="auto"/>
+              <w:jc w:val="center"/>
+            </w:pPr>
+            <w:r/>
+            <w:r>
+              <w:rPr>
+                <w:rFonts w:ascii="Times New Roman" w:hAnsi="Times New Roman" w:eastAsia="맑은 고딕"/>
+                <w:b/>
+                <w:i w:val="0"/>
+                <w:sz w:val="19"/>
+              </w:rPr>
+              <w:t>LCD 감소</w:t>
+            </w:r>
+          </w:p>
+        </w:tc>
+        <w:tc>
+          <w:tcPr>
+            <w:tcW w:type="dxa" w:w="1474"/>
+          </w:tcPr>
+          <w:p>
+            <w:pPr>
+              <w:spacing w:after="20" w:before="20" w:line="240" w:lineRule="auto"/>
+              <w:jc w:val="center"/>
+            </w:pPr>
+            <w:r/>
+            <w:r>
+              <w:rPr>
+                <w:rFonts w:ascii="Times New Roman" w:hAnsi="Times New Roman" w:eastAsia="맑은 고딕"/>
+                <w:b/>
+                <w:i w:val="0"/>
+                <w:sz w:val="19"/>
+              </w:rPr>
+              <w:t>RH90 유지율</w:t>
+            </w:r>
+          </w:p>
+        </w:tc>
+      </w:tr>
+      <w:tr>
+        <w:tc>
+          <w:tcPr>
+            <w:tcW w:type="dxa" w:w="1247"/>
+          </w:tcPr>
+          <w:p>
+            <w:pPr>
+              <w:spacing w:after="20" w:before="20" w:line="240" w:lineRule="auto"/>
+            </w:pPr>
+            <w:r/>
+            <w:r>
+              <w:rPr>
+                <w:rFonts w:ascii="Times New Roman" w:hAnsi="Times New Roman" w:eastAsia="맑은 고딕"/>
+                <w:b w:val="0"/>
+                <w:i w:val="0"/>
+                <w:sz w:val="19"/>
+              </w:rPr>
+              <w:t>base</w:t>
+            </w:r>
+          </w:p>
+        </w:tc>
+        <w:tc>
+          <w:tcPr>
+            <w:tcW w:type="dxa" w:w="1701"/>
+          </w:tcPr>
+          <w:p>
+            <w:pPr>
+              <w:spacing w:after="20" w:before="20" w:line="240" w:lineRule="auto"/>
+              <w:jc w:val="center"/>
+            </w:pPr>
+            <w:r/>
+            <w:r>
+              <w:rPr>
+                <w:rFonts w:ascii="Times New Roman" w:hAnsi="Times New Roman" w:eastAsia="맑은 고딕"/>
+                <w:b w:val="0"/>
+                <w:i w:val="0"/>
+                <w:sz w:val="19"/>
+              </w:rPr>
+              <w:t>0.4692 ± 0.0119</w:t>
+            </w:r>
+          </w:p>
+        </w:tc>
+        <w:tc>
+          <w:tcPr>
+            <w:tcW w:type="dxa" w:w="1701"/>
+          </w:tcPr>
+          <w:p>
+            <w:pPr>
+              <w:spacing w:after="20" w:before="20" w:line="240" w:lineRule="auto"/>
+              <w:jc w:val="center"/>
+            </w:pPr>
+            <w:r/>
+            <w:r>
+              <w:rPr>
+                <w:rFonts w:ascii="Times New Roman" w:hAnsi="Times New Roman" w:eastAsia="맑은 고딕"/>
+                <w:b w:val="0"/>
+                <w:i w:val="0"/>
+                <w:sz w:val="19"/>
+              </w:rPr>
+              <w:t>0.4845 ± 0.0112</w:t>
+            </w:r>
+          </w:p>
+        </w:tc>
+        <w:tc>
+          <w:tcPr>
+            <w:tcW w:type="dxa" w:w="1134"/>
+          </w:tcPr>
+          <w:p>
+            <w:pPr>
+              <w:spacing w:after="20" w:before="20" w:line="240" w:lineRule="auto"/>
+              <w:jc w:val="center"/>
+            </w:pPr>
+            <w:r/>
+            <w:r>
+              <w:rPr>
+                <w:rFonts w:ascii="Times New Roman" w:hAnsi="Times New Roman" w:eastAsia="맑은 고딕"/>
+                <w:b w:val="0"/>
+                <w:i w:val="0"/>
+                <w:sz w:val="19"/>
+              </w:rPr>
+              <w:t>22.42</w:t>
+            </w:r>
+          </w:p>
+        </w:tc>
+        <w:tc>
+          <w:tcPr>
+            <w:tcW w:type="dxa" w:w="1247"/>
+          </w:tcPr>
+          <w:p>
+            <w:pPr>
+              <w:spacing w:after="20" w:before="20" w:line="240" w:lineRule="auto"/>
+              <w:jc w:val="center"/>
+            </w:pPr>
+            <w:r/>
+            <w:r>
+              <w:rPr>
+                <w:rFonts w:ascii="Times New Roman" w:hAnsi="Times New Roman" w:eastAsia="맑은 고딕"/>
+                <w:b w:val="0"/>
+                <w:i w:val="0"/>
+                <w:sz w:val="19"/>
+              </w:rPr>
+              <w:t>0.00%</w:t>
+            </w:r>
+          </w:p>
+        </w:tc>
+        <w:tc>
+          <w:tcPr>
+            <w:tcW w:type="dxa" w:w="1474"/>
+          </w:tcPr>
+          <w:p>
+            <w:pPr>
+              <w:spacing w:after="20" w:before="20" w:line="240" w:lineRule="auto"/>
+              <w:jc w:val="center"/>
+            </w:pPr>
+            <w:r/>
+            <w:r>
+              <w:rPr>
+                <w:rFonts w:ascii="Times New Roman" w:hAnsi="Times New Roman" w:eastAsia="맑은 고딕"/>
+                <w:b w:val="0"/>
+                <w:i w:val="0"/>
+                <w:sz w:val="19"/>
+              </w:rPr>
+              <w:t>98.4%</w:t>
+            </w:r>
+          </w:p>
+        </w:tc>
+      </w:tr>
+      <w:tr>
+        <w:tc>
+          <w:tcPr>
+            <w:tcW w:type="dxa" w:w="1247"/>
+          </w:tcPr>
+          <w:p>
+            <w:pPr>
+              <w:spacing w:after="20" w:before="20" w:line="240" w:lineRule="auto"/>
+            </w:pPr>
+            <w:r/>
+            <w:r>
+              <w:rPr>
+                <w:rFonts w:ascii="Times New Roman" w:hAnsi="Times New Roman" w:eastAsia="맑은 고딕"/>
+                <w:b w:val="0"/>
+                <w:i w:val="0"/>
+                <w:sz w:val="19"/>
+              </w:rPr>
+              <w:t>saIm025</w:t>
+            </w:r>
+          </w:p>
+        </w:tc>
+        <w:tc>
+          <w:tcPr>
+            <w:tcW w:type="dxa" w:w="1701"/>
+          </w:tcPr>
+          <w:p>
+            <w:pPr>
+              <w:spacing w:after="20" w:before="20" w:line="240" w:lineRule="auto"/>
+              <w:jc w:val="center"/>
+            </w:pPr>
+            <w:r/>
+            <w:r>
+              <w:rPr>
+                <w:rFonts w:ascii="Times New Roman" w:hAnsi="Times New Roman" w:eastAsia="맑은 고딕"/>
+                <w:b w:val="0"/>
+                <w:i w:val="0"/>
+                <w:sz w:val="19"/>
+              </w:rPr>
+              <w:t>0.6357 ± 0.0124</w:t>
+            </w:r>
+          </w:p>
+        </w:tc>
+        <w:tc>
+          <w:tcPr>
+            <w:tcW w:type="dxa" w:w="1701"/>
+          </w:tcPr>
+          <w:p>
+            <w:pPr>
+              <w:spacing w:after="20" w:before="20" w:line="240" w:lineRule="auto"/>
+              <w:jc w:val="center"/>
+            </w:pPr>
+            <w:r/>
+            <w:r>
+              <w:rPr>
+                <w:rFonts w:ascii="Times New Roman" w:hAnsi="Times New Roman" w:eastAsia="맑은 고딕"/>
+                <w:b w:val="0"/>
+                <w:i w:val="0"/>
+                <w:sz w:val="19"/>
+              </w:rPr>
+              <w:t>0.8074 ± 0.0182</w:t>
+            </w:r>
+          </w:p>
+        </w:tc>
+        <w:tc>
+          <w:tcPr>
+            <w:tcW w:type="dxa" w:w="1134"/>
+          </w:tcPr>
+          <w:p>
+            <w:pPr>
+              <w:spacing w:after="20" w:before="20" w:line="240" w:lineRule="auto"/>
+              <w:jc w:val="center"/>
+            </w:pPr>
+            <w:r/>
+            <w:r>
+              <w:rPr>
+                <w:rFonts w:ascii="Times New Roman" w:hAnsi="Times New Roman" w:eastAsia="맑은 고딕"/>
+                <w:b w:val="0"/>
+                <w:i w:val="0"/>
+                <w:sz w:val="19"/>
+              </w:rPr>
+              <w:t>27.97</w:t>
+            </w:r>
+          </w:p>
+        </w:tc>
+        <w:tc>
+          <w:tcPr>
+            <w:tcW w:type="dxa" w:w="1247"/>
+          </w:tcPr>
+          <w:p>
+            <w:pPr>
+              <w:spacing w:after="20" w:before="20" w:line="240" w:lineRule="auto"/>
+              <w:jc w:val="center"/>
+            </w:pPr>
+            <w:r/>
+            <w:r>
+              <w:rPr>
+                <w:rFonts w:ascii="Times New Roman" w:hAnsi="Times New Roman" w:eastAsia="맑은 고딕"/>
+                <w:b w:val="0"/>
+                <w:i w:val="0"/>
+                <w:sz w:val="19"/>
+              </w:rPr>
+              <w:t>6.69%</w:t>
+            </w:r>
+          </w:p>
+        </w:tc>
+        <w:tc>
+          <w:tcPr>
+            <w:tcW w:type="dxa" w:w="1474"/>
+          </w:tcPr>
+          <w:p>
+            <w:pPr>
+              <w:spacing w:after="20" w:before="20" w:line="240" w:lineRule="auto"/>
+              <w:jc w:val="center"/>
+            </w:pPr>
+            <w:r/>
+            <w:r>
+              <w:rPr>
+                <w:rFonts w:ascii="Times New Roman" w:hAnsi="Times New Roman" w:eastAsia="맑은 고딕"/>
+                <w:b w:val="0"/>
+                <w:i w:val="0"/>
+                <w:sz w:val="19"/>
+              </w:rPr>
+              <w:t>80.5%</w:t>
+            </w:r>
+          </w:p>
+        </w:tc>
+      </w:tr>
+      <w:tr>
+        <w:tc>
+          <w:tcPr>
+            <w:tcW w:type="dxa" w:w="1247"/>
+          </w:tcPr>
+          <w:p>
+            <w:pPr>
+              <w:spacing w:after="20" w:before="20" w:line="240" w:lineRule="auto"/>
+            </w:pPr>
+            <w:r/>
+            <w:r>
+              <w:rPr>
+                <w:rFonts w:ascii="Times New Roman" w:hAnsi="Times New Roman" w:eastAsia="맑은 고딕"/>
+                <w:b w:val="0"/>
+                <w:i w:val="0"/>
+                <w:sz w:val="19"/>
+              </w:rPr>
+              <w:t>saIm050</w:t>
+            </w:r>
+          </w:p>
+        </w:tc>
+        <w:tc>
+          <w:tcPr>
+            <w:tcW w:type="dxa" w:w="1701"/>
+          </w:tcPr>
+          <w:p>
+            <w:pPr>
+              <w:spacing w:after="20" w:before="20" w:line="240" w:lineRule="auto"/>
+              <w:jc w:val="center"/>
+            </w:pPr>
+            <w:r/>
+            <w:r>
+              <w:rPr>
+                <w:rFonts w:ascii="Times New Roman" w:hAnsi="Times New Roman" w:eastAsia="맑은 고딕"/>
+                <w:b w:val="0"/>
+                <w:i w:val="0"/>
+                <w:sz w:val="19"/>
+              </w:rPr>
+              <w:t>0.7680 ± 0.0177</w:t>
+            </w:r>
+          </w:p>
+        </w:tc>
+        <w:tc>
+          <w:tcPr>
+            <w:tcW w:type="dxa" w:w="1701"/>
+          </w:tcPr>
+          <w:p>
+            <w:pPr>
+              <w:spacing w:after="20" w:before="20" w:line="240" w:lineRule="auto"/>
+              <w:jc w:val="center"/>
+            </w:pPr>
+            <w:r/>
+            <w:r>
+              <w:rPr>
+                <w:rFonts w:ascii="Times New Roman" w:hAnsi="Times New Roman" w:eastAsia="맑은 고딕"/>
+                <w:b w:val="0"/>
+                <w:i w:val="0"/>
+                <w:sz w:val="19"/>
+              </w:rPr>
+              <w:t>1.0625 ± 0.0146</w:t>
+            </w:r>
+          </w:p>
+        </w:tc>
+        <w:tc>
+          <w:tcPr>
+            <w:tcW w:type="dxa" w:w="1134"/>
+          </w:tcPr>
+          <w:p>
+            <w:pPr>
+              <w:spacing w:after="20" w:before="20" w:line="240" w:lineRule="auto"/>
+              <w:jc w:val="center"/>
+            </w:pPr>
+            <w:r/>
+            <w:r>
+              <w:rPr>
+                <w:rFonts w:ascii="Times New Roman" w:hAnsi="Times New Roman" w:eastAsia="맑은 고딕"/>
+                <w:b w:val="0"/>
+                <w:i w:val="0"/>
+                <w:sz w:val="19"/>
+              </w:rPr>
+              <w:t>29.51</w:t>
+            </w:r>
+          </w:p>
+        </w:tc>
+        <w:tc>
+          <w:tcPr>
+            <w:tcW w:type="dxa" w:w="1247"/>
+          </w:tcPr>
+          <w:p>
+            <w:pPr>
+              <w:spacing w:after="20" w:before="20" w:line="240" w:lineRule="auto"/>
+              <w:jc w:val="center"/>
+            </w:pPr>
+            <w:r/>
+            <w:r>
+              <w:rPr>
+                <w:rFonts w:ascii="Times New Roman" w:hAnsi="Times New Roman" w:eastAsia="맑은 고딕"/>
+                <w:b w:val="0"/>
+                <w:i w:val="0"/>
+                <w:sz w:val="19"/>
+              </w:rPr>
+              <w:t>13.75%</w:t>
+            </w:r>
+          </w:p>
+        </w:tc>
+        <w:tc>
+          <w:tcPr>
+            <w:tcW w:type="dxa" w:w="1474"/>
+          </w:tcPr>
+          <w:p>
+            <w:pPr>
+              <w:spacing w:after="20" w:before="20" w:line="240" w:lineRule="auto"/>
+              <w:jc w:val="center"/>
+            </w:pPr>
+            <w:r/>
+            <w:r>
+              <w:rPr>
+                <w:rFonts w:ascii="Times New Roman" w:hAnsi="Times New Roman" w:eastAsia="맑은 고딕"/>
+                <w:b w:val="0"/>
+                <w:i w:val="0"/>
+                <w:sz w:val="19"/>
+              </w:rPr>
+              <w:t>76.1%</w:t>
+            </w:r>
+          </w:p>
+        </w:tc>
+      </w:tr>
+      <w:tr>
+        <w:tc>
+          <w:tcPr>
+            <w:tcW w:type="dxa" w:w="1247"/>
+          </w:tcPr>
+          <w:p>
+            <w:pPr>
+              <w:spacing w:after="20" w:before="20" w:line="240" w:lineRule="auto"/>
+            </w:pPr>
+            <w:r/>
+            <w:r>
+              <w:rPr>
+                <w:rFonts w:ascii="Times New Roman" w:hAnsi="Times New Roman" w:eastAsia="맑은 고딕"/>
+                <w:b w:val="0"/>
+                <w:i w:val="0"/>
+                <w:sz w:val="19"/>
+              </w:rPr>
+              <w:t>saIm0583</w:t>
+            </w:r>
+          </w:p>
+        </w:tc>
+        <w:tc>
+          <w:tcPr>
+            <w:tcW w:type="dxa" w:w="1701"/>
+          </w:tcPr>
+          <w:p>
+            <w:pPr>
+              <w:spacing w:after="20" w:before="20" w:line="240" w:lineRule="auto"/>
+              <w:jc w:val="center"/>
+            </w:pPr>
+            <w:r/>
+            <w:r>
+              <w:rPr>
+                <w:rFonts w:ascii="Times New Roman" w:hAnsi="Times New Roman" w:eastAsia="맑은 고딕"/>
+                <w:b w:val="0"/>
+                <w:i w:val="0"/>
+                <w:sz w:val="19"/>
+              </w:rPr>
+              <w:t>0.8328 ± 0.0252</w:t>
+            </w:r>
+          </w:p>
+        </w:tc>
+        <w:tc>
+          <w:tcPr>
+            <w:tcW w:type="dxa" w:w="1701"/>
+          </w:tcPr>
+          <w:p>
+            <w:pPr>
+              <w:spacing w:after="20" w:before="20" w:line="240" w:lineRule="auto"/>
+              <w:jc w:val="center"/>
+            </w:pPr>
+            <w:r/>
+            <w:r>
+              <w:rPr>
+                <w:rFonts w:ascii="Times New Roman" w:hAnsi="Times New Roman" w:eastAsia="맑은 고딕"/>
+                <w:b w:val="0"/>
+                <w:i w:val="0"/>
+                <w:sz w:val="19"/>
+              </w:rPr>
+              <w:t>1.1267 ± 0.0258</w:t>
+            </w:r>
+          </w:p>
+        </w:tc>
+        <w:tc>
+          <w:tcPr>
+            <w:tcW w:type="dxa" w:w="1134"/>
+          </w:tcPr>
+          <w:p>
+            <w:pPr>
+              <w:spacing w:after="20" w:before="20" w:line="240" w:lineRule="auto"/>
+              <w:jc w:val="center"/>
+            </w:pPr>
+            <w:r/>
+            <w:r>
+              <w:rPr>
+                <w:rFonts w:ascii="Times New Roman" w:hAnsi="Times New Roman" w:eastAsia="맑은 고딕"/>
+                <w:b w:val="0"/>
+                <w:i w:val="0"/>
+                <w:sz w:val="19"/>
+              </w:rPr>
+              <w:t>28.75</w:t>
+            </w:r>
+          </w:p>
+        </w:tc>
+        <w:tc>
+          <w:tcPr>
+            <w:tcW w:type="dxa" w:w="1247"/>
+          </w:tcPr>
+          <w:p>
+            <w:pPr>
+              <w:spacing w:after="20" w:before="20" w:line="240" w:lineRule="auto"/>
+              <w:jc w:val="center"/>
+            </w:pPr>
+            <w:r/>
+            <w:r>
+              <w:rPr>
+                <w:rFonts w:ascii="Times New Roman" w:hAnsi="Times New Roman" w:eastAsia="맑은 고딕"/>
+                <w:b w:val="0"/>
+                <w:i w:val="0"/>
+                <w:sz w:val="19"/>
+              </w:rPr>
+              <w:t>15.71%</w:t>
+            </w:r>
+          </w:p>
+        </w:tc>
+        <w:tc>
+          <w:tcPr>
+            <w:tcW w:type="dxa" w:w="1474"/>
+          </w:tcPr>
+          <w:p>
+            <w:pPr>
+              <w:spacing w:after="20" w:before="20" w:line="240" w:lineRule="auto"/>
+              <w:jc w:val="center"/>
+            </w:pPr>
+            <w:r/>
+            <w:r>
+              <w:rPr>
+                <w:rFonts w:ascii="Times New Roman" w:hAnsi="Times New Roman" w:eastAsia="맑은 고딕"/>
+                <w:b w:val="0"/>
+                <w:i w:val="0"/>
+                <w:sz w:val="19"/>
+              </w:rPr>
+              <w:t>(미측정)</w:t>
+            </w:r>
+          </w:p>
+        </w:tc>
+      </w:tr>
+    </w:tbl>
+    <w:p>
+      <w:pPr>
+        <w:spacing w:line="240" w:lineRule="auto" w:after="40" w:before="0"/>
+      </w:pPr>
+    </w:p>
+    <w:p>
+      <w:pPr>
+        <w:spacing w:line="240" w:lineRule="auto" w:after="120"/>
+        <w:jc w:val="both"/>
+      </w:pPr>
+      <w:r>
+        <w:rPr>
+          <w:rFonts w:ascii="Times New Roman" w:hAnsi="Times New Roman" w:eastAsia="맑은 고딕"/>
+          <w:b w:val="0"/>
+          <w:i w:val="0"/>
+          <w:sz w:val="22"/>
+        </w:rPr>
+        <w:t xml:space="preserve">**치환율 58.3%(saIm0583)가 최적이다.** 습윤 TSA 작업 용량 0.8328 ± 0.0252 mol/kg으로 무치환 모체 대비 </w:t>
+      </w:r>
+      <w:r>
+        <w:rPr>
+          <w:rFonts w:ascii="Times New Roman" w:hAnsi="Times New Roman" w:eastAsia="맑은 고딕"/>
+          <w:b/>
+          <w:i w:val="0"/>
+          <w:sz w:val="22"/>
+        </w:rPr>
+        <w:t>+77%</w:t>
+      </w:r>
+      <w:r>
+        <w:rPr>
+          <w:rFonts w:ascii="Times New Roman" w:hAnsi="Times New Roman" w:eastAsia="맑은 고딕"/>
+          <w:b w:val="0"/>
+          <w:i w:val="0"/>
+          <w:sz w:val="22"/>
+        </w:rPr>
+        <w:t>이며, 2위와의 차이가 2.10σ로 단독 1위다. 인접 조성 간 간격이 모두 1.5σ를 넘으므로(2.10σ / 6.12σ / 9.69σ) 네 조성의 서열을 전부 말할 수 있다. 건조 작업 용량에서도 1위이며 2위와 2.2σ 차이다.</w:t>
+      </w:r>
+    </w:p>
+    <w:p>
+      <w:pPr>
+        <w:spacing w:line="240" w:lineRule="auto" w:after="120"/>
+        <w:jc w:val="both"/>
+      </w:pPr>
+      <w:r>
+        <w:rPr>
+          <w:rFonts w:ascii="Times New Roman" w:hAnsi="Times New Roman" w:eastAsia="맑은 고딕"/>
+          <w:b w:val="0"/>
+          <w:i w:val="0"/>
+          <w:sz w:val="22"/>
+        </w:rPr>
+        <w:t xml:space="preserve">다만 이 조성의 흡착열은 28.75 kJ/mol로 </w:t>
+      </w:r>
+      <w:r>
+        <w:rPr>
+          <w:rFonts w:ascii="Times New Roman" w:hAnsi="Times New Roman" w:eastAsia="맑은 고딕"/>
+          <w:b/>
+          <w:i w:val="0"/>
+          <w:sz w:val="22"/>
+        </w:rPr>
+        <w:t>목표대에 들지 못한다</w:t>
+      </w:r>
+      <w:r>
+        <w:rPr>
+          <w:rFonts w:ascii="Times New Roman" w:hAnsi="Times New Roman" w:eastAsia="맑은 고딕"/>
+          <w:b w:val="0"/>
+          <w:i w:val="0"/>
+          <w:sz w:val="22"/>
+        </w:rPr>
+        <w:t>. 목표대에 진입한 조성은 모두 구조 안정성 관문에서 탈락했으므로, 이 최적값은 목표 달성이 아니라 주어진 제약 안에서의 최선으로 읽어야 한다. 이 조성의 RH90 유지율은 아직 측정하지 않았다 — 이웃 조성들이 76~80%의 고원을 이루므로 그 사이로 추정되나 확인된 값은 아니다.</w:t>
+      </w:r>
+    </w:p>
+    <w:p>
+      <w:pPr>
+        <w:spacing w:line="240" w:lineRule="auto" w:after="100" w:before="200"/>
+      </w:pPr>
+      <w:r>
+        <w:rPr>
+          <w:rFonts w:ascii="Times New Roman" w:hAnsi="Times New Roman" w:eastAsia="맑은 고딕"/>
+          <w:b/>
+          <w:i w:val="0"/>
+          <w:sz w:val="26"/>
+        </w:rPr>
+        <w:t>11. 두 창을 겹치게 하는 설계 — 혼합 치환</w:t>
+      </w:r>
+    </w:p>
+    <w:p>
+      <w:pPr>
+        <w:spacing w:line="240" w:lineRule="auto" w:after="120"/>
+        <w:jc w:val="both"/>
+      </w:pPr>
+      <w:r>
+        <w:rPr>
+          <w:rFonts w:ascii="Times New Roman" w:hAnsi="Times New Roman" w:eastAsia="맑은 고딕"/>
+          <w:b w:val="0"/>
+          <w:i w:val="0"/>
+          <w:sz w:val="22"/>
+        </w:rPr>
+        <w:t>9절의 간극은 술폰산 단독 치환에서 나온 결과다. 술폰산은 흡착열을 올리는 동시에 부피로 공동을 잠식하므로 두 요구가 같은 변수에 묶여 있다. 이를 분리하기 위해, 술폰산을 안전 구간에 묶어 두고 나머지 자리를 니트로기로 채운 혼합 조성을 설계했다. 니트로기는 본 계열에서 최대 공동 지름을 오히려 넓히는 것으로 측정된 유일한 치환기다(8.8~18% 확장).</w:t>
+      </w:r>
+    </w:p>
+    <w:p>
+      <w:pPr>
+        <w:spacing w:line="240" w:lineRule="auto" w:after="40" w:before="80"/>
+      </w:pPr>
+      <w:r>
+        <w:rPr>
+          <w:rFonts w:ascii="Times New Roman" w:hAnsi="Times New Roman" w:eastAsia="맑은 고딕"/>
+          <w:b/>
+          <w:i w:val="0"/>
+          <w:sz w:val="19"/>
+        </w:rPr>
+        <w:t>표 10. 혼합 치환 조성의 건조 성능과 구조 안정성</w:t>
+      </w:r>
+    </w:p>
+    <w:tbl>
+      <w:tblPr>
+        <w:tblStyle w:val="TableGrid"/>
+        <w:tblW w:type="auto" w:w="0"/>
+        <w:jc w:val="center"/>
+        <w:tblLook w:firstColumn="1" w:firstRow="1" w:lastColumn="0" w:lastRow="0" w:noHBand="0" w:noVBand="1" w:val="04A0"/>
+      </w:tblPr>
+      <w:tblGrid>
+        <w:gridCol w:w="1550"/>
+        <w:gridCol w:w="1550"/>
+        <w:gridCol w:w="1550"/>
+        <w:gridCol w:w="1550"/>
+        <w:gridCol w:w="1550"/>
+        <w:gridCol w:w="1550"/>
+      </w:tblGrid>
+      <w:tr>
+        <w:tc>
+          <w:tcPr>
+            <w:tcW w:type="dxa" w:w="1247"/>
           </w:tcPr>
           <w:p>
             <w:pPr>
@@ -4964,13 +7017,13 @@
                 <w:i w:val="0"/>
                 <w:sz w:val="19"/>
               </w:rPr>
-              <w:t>Q_st 목표대</w:t>
+              <w:t>구성 (24자리)</w:t>
             </w:r>
           </w:p>
         </w:tc>
         <w:tc>
           <w:tcPr>
-            <w:tcW w:type="dxa" w:w="1928"/>
+            <w:tcW w:type="dxa" w:w="1644"/>
           </w:tcPr>
           <w:p>
             <w:pPr>
@@ -4985,13 +7038,13 @@
                 <w:i w:val="0"/>
                 <w:sz w:val="19"/>
               </w:rPr>
-              <w:t>습윤 WC 순위</w:t>
+              <w:t>Q_st (kJ/mol)</w:t>
             </w:r>
           </w:p>
         </w:tc>
         <w:tc>
           <w:tcPr>
-            <w:tcW w:type="dxa" w:w="2041"/>
+            <w:tcW w:type="dxa" w:w="1701"/>
           </w:tcPr>
           <w:p>
             <w:pPr>
@@ -5006,7 +7059,49 @@
                 <w:i w:val="0"/>
                 <w:sz w:val="19"/>
               </w:rPr>
-              <w:t>안정성 관문</w:t>
+              <w:t>0.15 bar 로딩</w:t>
+            </w:r>
+          </w:p>
+        </w:tc>
+        <w:tc>
+          <w:tcPr>
+            <w:tcW w:type="dxa" w:w="1134"/>
+          </w:tcPr>
+          <w:p>
+            <w:pPr>
+              <w:spacing w:after="20" w:before="20" w:line="240" w:lineRule="auto"/>
+              <w:jc w:val="center"/>
+            </w:pPr>
+            <w:r/>
+            <w:r>
+              <w:rPr>
+                <w:rFonts w:ascii="Times New Roman" w:hAnsi="Times New Roman" w:eastAsia="맑은 고딕"/>
+                <w:b/>
+                <w:i w:val="0"/>
+                <w:sz w:val="19"/>
+              </w:rPr>
+              <w:t>LCD 감소</w:t>
+            </w:r>
+          </w:p>
+        </w:tc>
+        <w:tc>
+          <w:tcPr>
+            <w:tcW w:type="dxa" w:w="1304"/>
+          </w:tcPr>
+          <w:p>
+            <w:pPr>
+              <w:spacing w:after="20" w:before="20" w:line="240" w:lineRule="auto"/>
+              <w:jc w:val="center"/>
+            </w:pPr>
+            <w:r/>
+            <w:r>
+              <w:rPr>
+                <w:rFonts w:ascii="Times New Roman" w:hAnsi="Times New Roman" w:eastAsia="맑은 고딕"/>
+                <w:b/>
+                <w:i w:val="0"/>
+                <w:sz w:val="19"/>
+              </w:rPr>
+              <w:t>두 문턱</w:t>
             </w:r>
           </w:p>
         </w:tc>
@@ -5014,7 +7109,7 @@
       <w:tr>
         <w:tc>
           <w:tcPr>
-            <w:tcW w:type="dxa" w:w="1701"/>
+            <w:tcW w:type="dxa" w:w="1247"/>
           </w:tcPr>
           <w:p>
             <w:pPr>
@@ -5028,7 +7123,7 @@
                 <w:i w:val="0"/>
                 <w:sz w:val="19"/>
               </w:rPr>
-              <w:t>saIm025</w:t>
+              <w:t>sa50nb50</w:t>
             </w:r>
           </w:p>
         </w:tc>
@@ -5049,13 +7144,13 @@
                 <w:i w:val="0"/>
                 <w:sz w:val="19"/>
               </w:rPr>
-              <w:t>미달 (27.97)</w:t>
+              <w:t>−SO₃H 12 + −NO₂ 12</w:t>
             </w:r>
           </w:p>
         </w:tc>
         <w:tc>
           <w:tcPr>
-            <w:tcW w:type="dxa" w:w="1928"/>
+            <w:tcW w:type="dxa" w:w="1644"/>
           </w:tcPr>
           <w:p>
             <w:pPr>
@@ -5070,7 +7165,92 @@
                 <w:i w:val="0"/>
                 <w:sz w:val="19"/>
               </w:rPr>
-              <w:t>—</w:t>
+              <w:t>30.36 ± 0.35</w:t>
+            </w:r>
+          </w:p>
+        </w:tc>
+        <w:tc>
+          <w:tcPr>
+            <w:tcW w:type="dxa" w:w="1701"/>
+          </w:tcPr>
+          <w:p>
+            <w:pPr>
+              <w:spacing w:after="20" w:before="20" w:line="240" w:lineRule="auto"/>
+              <w:jc w:val="center"/>
+            </w:pPr>
+            <w:r/>
+            <w:r>
+              <w:rPr>
+                <w:rFonts w:ascii="Times New Roman" w:hAnsi="Times New Roman" w:eastAsia="맑은 고딕"/>
+                <w:b w:val="0"/>
+                <w:i w:val="0"/>
+                <w:sz w:val="19"/>
+              </w:rPr>
+              <w:t>1.1163 ± 0.0184</w:t>
+            </w:r>
+          </w:p>
+        </w:tc>
+        <w:tc>
+          <w:tcPr>
+            <w:tcW w:type="dxa" w:w="1134"/>
+          </w:tcPr>
+          <w:p>
+            <w:pPr>
+              <w:spacing w:after="20" w:before="20" w:line="240" w:lineRule="auto"/>
+              <w:jc w:val="center"/>
+            </w:pPr>
+            <w:r/>
+            <w:r>
+              <w:rPr>
+                <w:rFonts w:ascii="Times New Roman" w:hAnsi="Times New Roman" w:eastAsia="맑은 고딕"/>
+                <w:b w:val="0"/>
+                <w:i w:val="0"/>
+                <w:sz w:val="19"/>
+              </w:rPr>
+              <w:t>9.74%</w:t>
+            </w:r>
+          </w:p>
+        </w:tc>
+        <w:tc>
+          <w:tcPr>
+            <w:tcW w:type="dxa" w:w="1304"/>
+          </w:tcPr>
+          <w:p>
+            <w:pPr>
+              <w:spacing w:after="20" w:before="20" w:line="240" w:lineRule="auto"/>
+              <w:jc w:val="center"/>
+            </w:pPr>
+            <w:r/>
+            <w:r>
+              <w:rPr>
+                <w:rFonts w:ascii="Times New Roman" w:hAnsi="Times New Roman" w:eastAsia="맑은 고딕"/>
+                <w:b w:val="0"/>
+                <w:i w:val="0"/>
+                <w:sz w:val="19"/>
+              </w:rPr>
+              <w:t>동시 통과</w:t>
+            </w:r>
+          </w:p>
+        </w:tc>
+      </w:tr>
+      <w:tr>
+        <w:tc>
+          <w:tcPr>
+            <w:tcW w:type="dxa" w:w="1247"/>
+          </w:tcPr>
+          <w:p>
+            <w:pPr>
+              <w:spacing w:after="20" w:before="20" w:line="240" w:lineRule="auto"/>
+            </w:pPr>
+            <w:r/>
+            <w:r>
+              <w:rPr>
+                <w:rFonts w:ascii="Times New Roman" w:hAnsi="Times New Roman" w:eastAsia="맑은 고딕"/>
+                <w:b w:val="0"/>
+                <w:i w:val="0"/>
+                <w:sz w:val="19"/>
+              </w:rPr>
+              <w:t>sa25nb75</w:t>
             </w:r>
           </w:p>
         </w:tc>
@@ -5091,7 +7271,91 @@
                 <w:i w:val="0"/>
                 <w:sz w:val="19"/>
               </w:rPr>
-              <w:t>통과</w:t>
+              <w:t>−SO₃H 6 + −NO₂ 18</w:t>
+            </w:r>
+          </w:p>
+        </w:tc>
+        <w:tc>
+          <w:tcPr>
+            <w:tcW w:type="dxa" w:w="1644"/>
+          </w:tcPr>
+          <w:p>
+            <w:pPr>
+              <w:spacing w:after="20" w:before="20" w:line="240" w:lineRule="auto"/>
+              <w:jc w:val="center"/>
+            </w:pPr>
+            <w:r/>
+            <w:r>
+              <w:rPr>
+                <w:rFonts w:ascii="Times New Roman" w:hAnsi="Times New Roman" w:eastAsia="맑은 고딕"/>
+                <w:b w:val="0"/>
+                <w:i w:val="0"/>
+                <w:sz w:val="19"/>
+              </w:rPr>
+              <w:t>29.58 ± 0.34</w:t>
+            </w:r>
+          </w:p>
+        </w:tc>
+        <w:tc>
+          <w:tcPr>
+            <w:tcW w:type="dxa" w:w="1701"/>
+          </w:tcPr>
+          <w:p>
+            <w:pPr>
+              <w:spacing w:after="20" w:before="20" w:line="240" w:lineRule="auto"/>
+              <w:jc w:val="center"/>
+            </w:pPr>
+            <w:r/>
+            <w:r>
+              <w:rPr>
+                <w:rFonts w:ascii="Times New Roman" w:hAnsi="Times New Roman" w:eastAsia="맑은 고딕"/>
+                <w:b w:val="0"/>
+                <w:i w:val="0"/>
+                <w:sz w:val="19"/>
+              </w:rPr>
+              <w:t>0.8846 ± 0.0207</w:t>
+            </w:r>
+          </w:p>
+        </w:tc>
+        <w:tc>
+          <w:tcPr>
+            <w:tcW w:type="dxa" w:w="1134"/>
+          </w:tcPr>
+          <w:p>
+            <w:pPr>
+              <w:spacing w:after="20" w:before="20" w:line="240" w:lineRule="auto"/>
+              <w:jc w:val="center"/>
+            </w:pPr>
+            <w:r/>
+            <w:r>
+              <w:rPr>
+                <w:rFonts w:ascii="Times New Roman" w:hAnsi="Times New Roman" w:eastAsia="맑은 고딕"/>
+                <w:b w:val="0"/>
+                <w:i w:val="0"/>
+                <w:sz w:val="19"/>
+              </w:rPr>
+              <w:t>1.42%</w:t>
+            </w:r>
+          </w:p>
+        </w:tc>
+        <w:tc>
+          <w:tcPr>
+            <w:tcW w:type="dxa" w:w="1304"/>
+          </w:tcPr>
+          <w:p>
+            <w:pPr>
+              <w:spacing w:after="20" w:before="20" w:line="240" w:lineRule="auto"/>
+              <w:jc w:val="center"/>
+            </w:pPr>
+            <w:r/>
+            <w:r>
+              <w:rPr>
+                <w:rFonts w:ascii="Times New Roman" w:hAnsi="Times New Roman" w:eastAsia="맑은 고딕"/>
+                <w:b w:val="0"/>
+                <w:i w:val="0"/>
+                <w:sz w:val="19"/>
+              </w:rPr>
+              <w:t>안정성만</w:t>
             </w:r>
           </w:p>
         </w:tc>
@@ -5099,7 +7363,7 @@
       <w:tr>
         <w:tc>
           <w:tcPr>
-            <w:tcW w:type="dxa" w:w="1701"/>
+            <w:tcW w:type="dxa" w:w="1247"/>
           </w:tcPr>
           <w:p>
             <w:pPr>
@@ -5113,7 +7377,7 @@
                 <w:i w:val="0"/>
                 <w:sz w:val="19"/>
               </w:rPr>
-              <w:t>saIm050</w:t>
+              <w:t>ms50nb50</w:t>
             </w:r>
           </w:p>
         </w:tc>
@@ -5134,13 +7398,13 @@
                 <w:i w:val="0"/>
                 <w:sz w:val="19"/>
               </w:rPr>
-              <w:t>미달 (29.51)</w:t>
+              <w:t>−SO₂CH₃ 12 + −NO₂ 12</w:t>
             </w:r>
           </w:p>
         </w:tc>
         <w:tc>
           <w:tcPr>
-            <w:tcW w:type="dxa" w:w="1928"/>
+            <w:tcW w:type="dxa" w:w="1644"/>
           </w:tcPr>
           <w:p>
             <w:pPr>
@@ -5155,13 +7419,13 @@
                 <w:i w:val="0"/>
                 <w:sz w:val="19"/>
               </w:rPr>
-              <w:t>3위 (0.768)</w:t>
+              <w:t>28.45 ± 0.19</w:t>
             </w:r>
           </w:p>
         </w:tc>
         <w:tc>
           <w:tcPr>
-            <w:tcW w:type="dxa" w:w="2041"/>
+            <w:tcW w:type="dxa" w:w="1701"/>
           </w:tcPr>
           <w:p>
             <w:pPr>
@@ -5176,35 +7440,13 @@
                 <w:i w:val="0"/>
                 <w:sz w:val="19"/>
               </w:rPr>
-              <w:t>통과</w:t>
-            </w:r>
-          </w:p>
-        </w:tc>
-      </w:tr>
-      <w:tr>
-        <w:tc>
-          <w:tcPr>
-            <w:tcW w:type="dxa" w:w="1701"/>
-          </w:tcPr>
-          <w:p>
-            <w:pPr>
-              <w:spacing w:after="20" w:before="20" w:line="240" w:lineRule="auto"/>
-            </w:pPr>
-            <w:r/>
-            <w:r>
-              <w:rPr>
-                <w:rFonts w:ascii="Times New Roman" w:hAnsi="Times New Roman" w:eastAsia="맑은 고딕"/>
-                <w:b w:val="0"/>
-                <w:i w:val="0"/>
-                <w:sz w:val="19"/>
-              </w:rPr>
-              <w:t>saIm075</w:t>
+              <w:t>0.8113 ± 0.0253</w:t>
             </w:r>
           </w:p>
         </w:tc>
         <w:tc>
           <w:tcPr>
-            <w:tcW w:type="dxa" w:w="2041"/>
+            <w:tcW w:type="dxa" w:w="1134"/>
           </w:tcPr>
           <w:p>
             <w:pPr>
@@ -5219,13 +7461,13 @@
                 <w:i w:val="0"/>
                 <w:sz w:val="19"/>
               </w:rPr>
-              <w:t>충족 (31.42)</w:t>
+              <w:t>16.09%</w:t>
             </w:r>
           </w:p>
         </w:tc>
         <w:tc>
           <w:tcPr>
-            <w:tcW w:type="dxa" w:w="1928"/>
+            <w:tcW w:type="dxa" w:w="1304"/>
           </w:tcPr>
           <w:p>
             <w:pPr>
@@ -5240,198 +7482,7 @@
                 <w:i w:val="0"/>
                 <w:sz w:val="19"/>
               </w:rPr>
-              <w:t>1위 (0.833)</w:t>
-            </w:r>
-          </w:p>
-        </w:tc>
-        <w:tc>
-          <w:tcPr>
-            <w:tcW w:type="dxa" w:w="2041"/>
-          </w:tcPr>
-          <w:p>
-            <w:pPr>
-              <w:spacing w:after="20" w:before="20" w:line="240" w:lineRule="auto"/>
-              <w:jc w:val="center"/>
-            </w:pPr>
-            <w:r/>
-            <w:r>
-              <w:rPr>
-                <w:rFonts w:ascii="Times New Roman" w:hAnsi="Times New Roman" w:eastAsia="맑은 고딕"/>
-                <w:b w:val="0"/>
-                <w:i w:val="0"/>
-                <w:sz w:val="19"/>
-              </w:rPr>
-              <w:t>탈락 (20.26%)</w:t>
-            </w:r>
-          </w:p>
-        </w:tc>
-      </w:tr>
-      <w:tr>
-        <w:tc>
-          <w:tcPr>
-            <w:tcW w:type="dxa" w:w="1701"/>
-          </w:tcPr>
-          <w:p>
-            <w:pPr>
-              <w:spacing w:after="20" w:before="20" w:line="240" w:lineRule="auto"/>
-            </w:pPr>
-            <w:r/>
-            <w:r>
-              <w:rPr>
-                <w:rFonts w:ascii="Times New Roman" w:hAnsi="Times New Roman" w:eastAsia="맑은 고딕"/>
-                <w:b w:val="0"/>
-                <w:i w:val="0"/>
-                <w:sz w:val="19"/>
-              </w:rPr>
-              <w:t>saIm100</w:t>
-            </w:r>
-          </w:p>
-        </w:tc>
-        <w:tc>
-          <w:tcPr>
-            <w:tcW w:type="dxa" w:w="2041"/>
-          </w:tcPr>
-          <w:p>
-            <w:pPr>
-              <w:spacing w:after="20" w:before="20" w:line="240" w:lineRule="auto"/>
-              <w:jc w:val="center"/>
-            </w:pPr>
-            <w:r/>
-            <w:r>
-              <w:rPr>
-                <w:rFonts w:ascii="Times New Roman" w:hAnsi="Times New Roman" w:eastAsia="맑은 고딕"/>
-                <w:b w:val="0"/>
-                <w:i w:val="0"/>
-                <w:sz w:val="19"/>
-              </w:rPr>
-              <w:t>충족 (34.01)</w:t>
-            </w:r>
-          </w:p>
-        </w:tc>
-        <w:tc>
-          <w:tcPr>
-            <w:tcW w:type="dxa" w:w="1928"/>
-          </w:tcPr>
-          <w:p>
-            <w:pPr>
-              <w:spacing w:after="20" w:before="20" w:line="240" w:lineRule="auto"/>
-              <w:jc w:val="center"/>
-            </w:pPr>
-            <w:r/>
-            <w:r>
-              <w:rPr>
-                <w:rFonts w:ascii="Times New Roman" w:hAnsi="Times New Roman" w:eastAsia="맑은 고딕"/>
-                <w:b w:val="0"/>
-                <w:i w:val="0"/>
-                <w:sz w:val="19"/>
-              </w:rPr>
-              <w:t>4위 (0.688)</w:t>
-            </w:r>
-          </w:p>
-        </w:tc>
-        <w:tc>
-          <w:tcPr>
-            <w:tcW w:type="dxa" w:w="2041"/>
-          </w:tcPr>
-          <w:p>
-            <w:pPr>
-              <w:spacing w:after="20" w:before="20" w:line="240" w:lineRule="auto"/>
-              <w:jc w:val="center"/>
-            </w:pPr>
-            <w:r/>
-            <w:r>
-              <w:rPr>
-                <w:rFonts w:ascii="Times New Roman" w:hAnsi="Times New Roman" w:eastAsia="맑은 고딕"/>
-                <w:b w:val="0"/>
-                <w:i w:val="0"/>
-                <w:sz w:val="19"/>
-              </w:rPr>
-              <w:t>탈락 (22.50%)</w:t>
-            </w:r>
-          </w:p>
-        </w:tc>
-      </w:tr>
-      <w:tr>
-        <w:tc>
-          <w:tcPr>
-            <w:tcW w:type="dxa" w:w="1701"/>
-          </w:tcPr>
-          <w:p>
-            <w:pPr>
-              <w:spacing w:after="20" w:before="20" w:line="240" w:lineRule="auto"/>
-            </w:pPr>
-            <w:r/>
-            <w:r>
-              <w:rPr>
-                <w:rFonts w:ascii="Times New Roman" w:hAnsi="Times New Roman" w:eastAsia="맑은 고딕"/>
-                <w:b w:val="0"/>
-                <w:i w:val="0"/>
-                <w:sz w:val="19"/>
-              </w:rPr>
-              <w:t>saIm0625</w:t>
-            </w:r>
-          </w:p>
-        </w:tc>
-        <w:tc>
-          <w:tcPr>
-            <w:tcW w:type="dxa" w:w="2041"/>
-          </w:tcPr>
-          <w:p>
-            <w:pPr>
-              <w:spacing w:after="20" w:before="20" w:line="240" w:lineRule="auto"/>
-              <w:jc w:val="center"/>
-            </w:pPr>
-            <w:r/>
-            <w:r>
-              <w:rPr>
-                <w:rFonts w:ascii="Times New Roman" w:hAnsi="Times New Roman" w:eastAsia="맑은 고딕"/>
-                <w:b w:val="0"/>
-                <w:i w:val="0"/>
-                <w:sz w:val="19"/>
-              </w:rPr>
-              <w:t>[진행 중]</w:t>
-            </w:r>
-          </w:p>
-        </w:tc>
-        <w:tc>
-          <w:tcPr>
-            <w:tcW w:type="dxa" w:w="1928"/>
-          </w:tcPr>
-          <w:p>
-            <w:pPr>
-              <w:spacing w:after="20" w:before="20" w:line="240" w:lineRule="auto"/>
-              <w:jc w:val="center"/>
-            </w:pPr>
-            <w:r/>
-            <w:r>
-              <w:rPr>
-                <w:rFonts w:ascii="Times New Roman" w:hAnsi="Times New Roman" w:eastAsia="맑은 고딕"/>
-                <w:b w:val="0"/>
-                <w:i w:val="0"/>
-                <w:sz w:val="19"/>
-              </w:rPr>
-              <w:t>[진행 중]</w:t>
-            </w:r>
-          </w:p>
-        </w:tc>
-        <w:tc>
-          <w:tcPr>
-            <w:tcW w:type="dxa" w:w="2041"/>
-          </w:tcPr>
-          <w:p>
-            <w:pPr>
-              <w:spacing w:after="20" w:before="20" w:line="240" w:lineRule="auto"/>
-              <w:jc w:val="center"/>
-            </w:pPr>
-            <w:r/>
-            <w:r>
-              <w:rPr>
-                <w:rFonts w:ascii="Times New Roman" w:hAnsi="Times New Roman" w:eastAsia="맑은 고딕"/>
-                <w:b w:val="0"/>
-                <w:i w:val="0"/>
-                <w:sz w:val="19"/>
-              </w:rPr>
-              <w:t>[진행 중]</w:t>
+              <w:t>안정성만</w:t>
             </w:r>
           </w:p>
         </w:tc>
@@ -5454,7 +7505,54 @@
           <w:i w:val="0"/>
           <w:sz w:val="22"/>
         </w:rPr>
-        <w:t>이 패턴은 본 계열에 국한되지 않는다. 혼합 링커 MOF에서 친수성 작용기의 물 경쟁이 CO₂ 친화도 이득을 상쇄해 건조 조건의 순위가 습윤에서 뒤집히는 사례가 보고되어 있고, 대규모 스크리닝에서도 성능 상위 후보 상당수가 안정성 지표에서 탈락한다. 또한 원자 수준의 흡착 지표들이 공정 수준 성능을 잘 예측하지 못한다는 결과가 보고되어 있으며, 본 연구가 Q_st가 아니라 습윤 작업 용량으로 순위를 판단한 것은 그 지적과 같은 방향이다.</w:t>
+        <w:t xml:space="preserve">**sa50nb50이 두 문턱을 동시에 넘는 첫 조성이다.** 흡착열 30.36 kJ/mol로 목표대에 들면서 공동 감소는 9.74%로 탈락선에서 10%p 이상 여유를 남긴다. 술폰산 밀도가 같은 saIm050과 비교하면 흡착열은 29.51에서 30.36으로 오르고(2.13σ) 공동 감소는 13.75%에서 9.74%로 줄었다 — </w:t>
+      </w:r>
+      <w:r>
+        <w:rPr>
+          <w:rFonts w:ascii="Times New Roman" w:hAnsi="Times New Roman" w:eastAsia="맑은 고딕"/>
+          <w:b/>
+          <w:i w:val="0"/>
+          <w:sz w:val="22"/>
+        </w:rPr>
+        <w:t>통상 맞바꾸는 두 축이 동시에 개선되었다</w:t>
+      </w:r>
+      <w:r>
+        <w:rPr>
+          <w:rFonts w:ascii="Times New Roman" w:hAnsi="Times New Roman" w:eastAsia="맑은 고딕"/>
+          <w:b w:val="0"/>
+          <w:i w:val="0"/>
+          <w:sz w:val="22"/>
+        </w:rPr>
+        <w:t>. sa25nb75의 공동 감소 1.42%와 창구 지름 5.69 Å(모체 5.16보다 넓음)은 니트로기의 확장 효과를 단독으로 보여 준다.</w:t>
+      </w:r>
+    </w:p>
+    <w:p>
+      <w:pPr>
+        <w:spacing w:line="240" w:lineRule="auto" w:after="120" w:before="0"/>
+        <w:ind w:left="227"/>
+      </w:pPr>
+      <w:r>
+        <w:rPr>
+          <w:rFonts w:ascii="Times New Roman" w:hAnsi="Times New Roman" w:eastAsia="맑은 고딕"/>
+          <w:b w:val="0"/>
+          <w:i w:val="0"/>
+          <w:sz w:val="19"/>
+        </w:rPr>
+        <w:t>[진행 중] 혼합 조성의 습윤 작업 용량을 측정하고 있다. 술폰산 단독 계열에서는 건조 성능의 우위가 습윤 조건에서 뒤집힌 전례가 있으므로, 이 설계의 최종 판정은 습윤 결과에 달려 있다. 세 조성의 공여성 수소 밀도가 각각 saIm050·saIm025와 같으므로 유지율은 76~80% 구간으로 예상되나 확인이 필요하다.</w:t>
+      </w:r>
+    </w:p>
+    <w:p>
+      <w:pPr>
+        <w:spacing w:line="240" w:lineRule="auto" w:after="100" w:before="200"/>
+      </w:pPr>
+      <w:r>
+        <w:rPr>
+          <w:rFonts w:ascii="Times New Roman" w:hAnsi="Times New Roman" w:eastAsia="맑은 고딕"/>
+          <w:b/>
+          <w:i w:val="0"/>
+          <w:sz w:val="26"/>
+        </w:rPr>
+        <w:t>12. 결론과 향후 과제</w:t>
       </w:r>
     </w:p>
     <w:p>
@@ -5469,41 +7567,102 @@
           <w:i w:val="0"/>
           <w:sz w:val="22"/>
         </w:rPr>
-        <w:t>saIm100에서 나타난 세 가지 이상 징후 — 공동 축소, 물/CO₂ 몰비의 급증, 승온 재생에서의 물 잔류 — 는 서로 독립적으로 나타난 것이 아니라 같은 조성에서 동시에 나타난다. 혼합 링커 골격이 고치환 영역에서 다른 상으로 전이한다는 보고를 고려하면, 이는 점진적 악화가 아니라 완전 치환 근처의 질적 전이로 읽는 편이 정합적이다.</w:t>
+        <w:t>gme 위상 ZIF-69에 술폰산을 부분 치환하면 흡착열이 22.4에서 34.0 kJ/mol 까지 단조 증가한다. 그러나 같은 작용기가 물을 함께 끌어들이고 공동을 잠식하므로, 세 축의 최적이 서로 다른 조성에 놓인다.</w:t>
       </w:r>
     </w:p>
     <w:p>
       <w:pPr>
-        <w:spacing w:line="240" w:lineRule="auto" w:after="100" w:before="200"/>
-      </w:pPr>
-      <w:r>
-        <w:rPr>
-          <w:rFonts w:ascii="Times New Roman" w:hAnsi="Times New Roman" w:eastAsia="맑은 고딕"/>
-          <w:b/>
-          <w:i w:val="0"/>
-          <w:sz w:val="26"/>
-        </w:rPr>
-        <w:t>11. 결론과 향후 과제</w:t>
-      </w:r>
-    </w:p>
-    <w:p>
-      <w:pPr>
-        <w:spacing w:line="240" w:lineRule="auto" w:after="120"/>
-        <w:jc w:val="both"/>
+        <w:spacing w:line="240" w:lineRule="auto" w:after="40" w:before="0"/>
+        <w:ind w:left="283"/>
       </w:pPr>
       <w:r>
         <w:rPr>
           <w:rFonts w:ascii="Times New Roman" w:hAnsi="Times New Roman" w:eastAsia="맑은 고딕"/>
           <w:b w:val="0"/>
           <w:i w:val="0"/>
-          <w:sz w:val="22"/>
+          <w:sz w:val="21"/>
         </w:rPr>
-        <w:t>gme 위상 ZIF-69에 술폰산을 부분 치환하면 흡착열이 22.4에서 34.0 kJ/mol 까지 증가하며 목표대에 진입한다. 그러나 같은 작용기가 물을 함께 끌어들여 습윤 조건의 최적 조성은 75%로 이동하고, 공동 축소로 인해 구조 안정성 관문은 50%까지만 통과한다. 세 경계가 모두 50~75% 구간에 모여 있어 그 구간의 조성 격자가 결론을 정한다.</w:t>
+        <w:t>· 구조 안정성 관문은 치환율 58.3%와 62.5% 사이, 치환 자리 단 한 칸에서 닫힌다.</w:t>
       </w:r>
     </w:p>
     <w:p>
       <w:pPr>
-        <w:spacing w:line="240" w:lineRule="auto" w:after="60" w:before="80"/>
+        <w:spacing w:line="240" w:lineRule="auto" w:after="40" w:before="0"/>
+        <w:ind w:left="283"/>
+      </w:pPr>
+      <w:r>
+        <w:rPr>
+          <w:rFonts w:ascii="Times New Roman" w:hAnsi="Times New Roman" w:eastAsia="맑은 고딕"/>
+          <w:b w:val="0"/>
+          <w:i w:val="0"/>
+          <w:sz w:val="21"/>
+        </w:rPr>
+        <w:t>· 흡착 목표대는 87.5%에서야 열린다. 두 창은 술폰산 단독 치환에서 겹치지 않는다.</w:t>
+      </w:r>
+    </w:p>
+    <w:p>
+      <w:pPr>
+        <w:spacing w:line="240" w:lineRule="auto" w:after="40" w:before="0"/>
+        <w:ind w:left="283"/>
+      </w:pPr>
+      <w:r>
+        <w:rPr>
+          <w:rFonts w:ascii="Times New Roman" w:hAnsi="Times New Roman" w:eastAsia="맑은 고딕"/>
+          <w:b w:val="0"/>
+          <w:i w:val="0"/>
+          <w:sz w:val="21"/>
+        </w:rPr>
+        <w:t>· 그 제약 안에서의 최적은 58.3%이며, 습윤 작업 용량이 모체 대비 +77%다.</w:t>
+      </w:r>
+    </w:p>
+    <w:p>
+      <w:pPr>
+        <w:spacing w:line="240" w:lineRule="auto" w:after="40" w:before="0"/>
+        <w:ind w:left="283"/>
+      </w:pPr>
+      <w:r>
+        <w:rPr>
+          <w:rFonts w:ascii="Times New Roman" w:hAnsi="Times New Roman" w:eastAsia="맑은 고딕"/>
+          <w:b w:val="0"/>
+          <w:i w:val="0"/>
+          <w:sz w:val="21"/>
+        </w:rPr>
+        <w:t>· 술폰산과 니트로기를 혼합하면 두 창이 겹친다 — 흡착열 30.36에 공동 감소 9.74%.</w:t>
+      </w:r>
+    </w:p>
+    <w:p>
+      <w:pPr>
+        <w:spacing w:line="240" w:lineRule="auto" w:after="40" w:before="0"/>
+        <w:ind w:left="283"/>
+      </w:pPr>
+      <w:r>
+        <w:rPr>
+          <w:rFonts w:ascii="Times New Roman" w:hAnsi="Times New Roman" w:eastAsia="맑은 고딕"/>
+          <w:b w:val="0"/>
+          <w:i w:val="0"/>
+          <w:sz w:val="21"/>
+        </w:rPr>
+        <w:t>· 재생 에너지의 지배항은 흡착열이 아니라 작업 용량에 반비례하는 현열이다.</w:t>
+      </w:r>
+    </w:p>
+    <w:p>
+      <w:pPr>
+        <w:spacing w:line="240" w:lineRule="auto" w:after="40" w:before="0"/>
+        <w:ind w:left="283"/>
+      </w:pPr>
+      <w:r>
+        <w:rPr>
+          <w:rFonts w:ascii="Times New Roman" w:hAnsi="Times New Roman" w:eastAsia="맑은 고딕"/>
+          <w:b w:val="0"/>
+          <w:i w:val="0"/>
+          <w:sz w:val="21"/>
+        </w:rPr>
+        <w:t>· 물 분압이 고정된 승온 재생에서는 상대습도가 90%에서 2.8%로 떨어져 흡착된 물의 86~90%가 같은 사이클에 제거된다.</w:t>
+      </w:r>
+    </w:p>
+    <w:p>
+      <w:pPr>
+        <w:spacing w:line="240" w:lineRule="auto" w:after="60" w:before="120"/>
       </w:pPr>
       <w:r>
         <w:rPr>
@@ -5527,7 +7686,7 @@
           <w:i w:val="0"/>
           <w:sz w:val="21"/>
         </w:rPr>
-        <w:t>· 조성 격자 4종의 전 축 평가 완료 — 62.5%가 두 문턱을 동시에 넘는지 확인</w:t>
+        <w:t>· 혼합 조성의 습윤 작업 용량 확정 — 이 설계의 최종 판정</w:t>
       </w:r>
     </w:p>
     <w:p>
@@ -5542,7 +7701,7 @@
           <w:i w:val="0"/>
           <w:sz w:val="21"/>
         </w:rPr>
-        <w:t>· v3 세대 수분 경쟁 전 구간 스캔과 물 헨리 상수 산출, 문헌 상관축 위에서의 검증</w:t>
+        <w:t>· 문헌에 실측 흡착열이 보고된 물질을 동일 프로토콜로 계산해 절대값 교정</w:t>
       </w:r>
     </w:p>
     <w:p>
@@ -5572,7 +7731,7 @@
           <w:i w:val="0"/>
           <w:sz w:val="21"/>
         </w:rPr>
-        <w:t>· 술폰산과 소수성 공-링커를 함께 도입하는 삼원 다변량 설계 검토</w:t>
+        <w:t>· 극성 질소를 고리 안에 둔 링커 — 부피를 늘리지 않고 친화도를 올리는 경로</w:t>
       </w:r>
     </w:p>
     <w:p>
@@ -5587,7 +7746,22 @@
           <w:i w:val="0"/>
           <w:sz w:val="21"/>
         </w:rPr>
-        <w:t>· 합성 시료의 분광 검증 — 투입 조성이 결정 내 조성으로 그대로 옮겨지는지</w:t>
+        <w:t>· 합성 실증과 분광 검증 — 투입 조성이 결정 내 조성으로 옮겨지는지</w:t>
+      </w:r>
+    </w:p>
+    <w:p>
+      <w:pPr>
+        <w:spacing w:line="240" w:lineRule="auto" w:after="200"/>
+        <w:jc w:val="both"/>
+      </w:pPr>
+      <w:r>
+        <w:rPr>
+          <w:rFonts w:ascii="Times New Roman" w:hAnsi="Times New Roman" w:eastAsia="맑은 고딕"/>
+          <w:b w:val="0"/>
+          <w:i w:val="0"/>
+          <w:sz w:val="22"/>
+        </w:rPr>
+        <w:t>본 연구의 결과는 모두 계산이며 합성으로 검증되지 않았다. 평형 흡착만 다루었으므로 확산과 파과 거동은 계산하지 않았고, 반복 사이클에서의 골격 내구성도 시험하지 않았다. 구조 안정성 관문에 사용한 이완은 수렴에 이르지 않으므로 그 값은 심한 불안정성의 선별로만 읽어야 한다.</w:t>
       </w:r>
     </w:p>
     <w:p>

--- a/04_Analysis/MTV_ZIF69_보고서.docx
+++ b/04_Analysis/MTV_ZIF69_보고서.docx
@@ -6961,7 +6961,7 @@
           <w:i w:val="0"/>
           <w:sz w:val="19"/>
         </w:rPr>
-        <w:t>표 10. 혼합 치환 조성의 건조 성능과 구조 안정성</w:t>
+        <w:t>표 10. 혼합 치환 조성 — 건조 성능, 구조 안정성, 습윤 작업 용량</w:t>
       </w:r>
     </w:p>
     <w:tbl>
@@ -7023,7 +7023,7 @@
         </w:tc>
         <w:tc>
           <w:tcPr>
-            <w:tcW w:type="dxa" w:w="1644"/>
+            <w:tcW w:type="dxa" w:w="1474"/>
           </w:tcPr>
           <w:p>
             <w:pPr>
@@ -7038,28 +7038,7 @@
                 <w:i w:val="0"/>
                 <w:sz w:val="19"/>
               </w:rPr>
-              <w:t>Q_st (kJ/mol)</w:t>
-            </w:r>
-          </w:p>
-        </w:tc>
-        <w:tc>
-          <w:tcPr>
-            <w:tcW w:type="dxa" w:w="1701"/>
-          </w:tcPr>
-          <w:p>
-            <w:pPr>
-              <w:spacing w:after="20" w:before="20" w:line="240" w:lineRule="auto"/>
-              <w:jc w:val="center"/>
-            </w:pPr>
-            <w:r/>
-            <w:r>
-              <w:rPr>
-                <w:rFonts w:ascii="Times New Roman" w:hAnsi="Times New Roman" w:eastAsia="맑은 고딕"/>
-                <w:b/>
-                <w:i w:val="0"/>
-                <w:sz w:val="19"/>
-              </w:rPr>
-              <w:t>0.15 bar 로딩</w:t>
+              <w:t>Q_st</w:t>
             </w:r>
           </w:p>
         </w:tc>
@@ -7086,7 +7065,7 @@
         </w:tc>
         <w:tc>
           <w:tcPr>
-            <w:tcW w:type="dxa" w:w="1304"/>
+            <w:tcW w:type="dxa" w:w="1701"/>
           </w:tcPr>
           <w:p>
             <w:pPr>
@@ -7101,7 +7080,28 @@
                 <w:i w:val="0"/>
                 <w:sz w:val="19"/>
               </w:rPr>
-              <w:t>두 문턱</w:t>
+              <w:t>습윤 TSA WC</w:t>
+            </w:r>
+          </w:p>
+        </w:tc>
+        <w:tc>
+          <w:tcPr>
+            <w:tcW w:type="dxa" w:w="1020"/>
+          </w:tcPr>
+          <w:p>
+            <w:pPr>
+              <w:spacing w:after="20" w:before="20" w:line="240" w:lineRule="auto"/>
+              <w:jc w:val="center"/>
+            </w:pPr>
+            <w:r/>
+            <w:r>
+              <w:rPr>
+                <w:rFonts w:ascii="Times New Roman" w:hAnsi="Times New Roman" w:eastAsia="맑은 고딕"/>
+                <w:b/>
+                <w:i w:val="0"/>
+                <w:sz w:val="19"/>
+              </w:rPr>
+              <w:t>물/CO₂</w:t>
             </w:r>
           </w:p>
         </w:tc>
@@ -7150,7 +7150,7 @@
         </w:tc>
         <w:tc>
           <w:tcPr>
-            <w:tcW w:type="dxa" w:w="1644"/>
+            <w:tcW w:type="dxa" w:w="1474"/>
           </w:tcPr>
           <w:p>
             <w:pPr>
@@ -7166,27 +7166,6 @@
                 <w:sz w:val="19"/>
               </w:rPr>
               <w:t>30.36 ± 0.35</w:t>
-            </w:r>
-          </w:p>
-        </w:tc>
-        <w:tc>
-          <w:tcPr>
-            <w:tcW w:type="dxa" w:w="1701"/>
-          </w:tcPr>
-          <w:p>
-            <w:pPr>
-              <w:spacing w:after="20" w:before="20" w:line="240" w:lineRule="auto"/>
-              <w:jc w:val="center"/>
-            </w:pPr>
-            <w:r/>
-            <w:r>
-              <w:rPr>
-                <w:rFonts w:ascii="Times New Roman" w:hAnsi="Times New Roman" w:eastAsia="맑은 고딕"/>
-                <w:b w:val="0"/>
-                <w:i w:val="0"/>
-                <w:sz w:val="19"/>
-              </w:rPr>
-              <w:t>1.1163 ± 0.0184</w:t>
             </w:r>
           </w:p>
         </w:tc>
@@ -7213,7 +7192,7 @@
         </w:tc>
         <w:tc>
           <w:tcPr>
-            <w:tcW w:type="dxa" w:w="1304"/>
+            <w:tcW w:type="dxa" w:w="1701"/>
           </w:tcPr>
           <w:p>
             <w:pPr>
@@ -7228,7 +7207,28 @@
                 <w:i w:val="0"/>
                 <w:sz w:val="19"/>
               </w:rPr>
-              <w:t>동시 통과</w:t>
+              <w:t>0.6930 ± 0.0159</w:t>
+            </w:r>
+          </w:p>
+        </w:tc>
+        <w:tc>
+          <w:tcPr>
+            <w:tcW w:type="dxa" w:w="1020"/>
+          </w:tcPr>
+          <w:p>
+            <w:pPr>
+              <w:spacing w:after="20" w:before="20" w:line="240" w:lineRule="auto"/>
+              <w:jc w:val="center"/>
+            </w:pPr>
+            <w:r/>
+            <w:r>
+              <w:rPr>
+                <w:rFonts w:ascii="Times New Roman" w:hAnsi="Times New Roman" w:eastAsia="맑은 고딕"/>
+                <w:b w:val="0"/>
+                <w:i w:val="0"/>
+                <w:sz w:val="19"/>
+              </w:rPr>
+              <w:t>1.30</w:t>
             </w:r>
           </w:p>
         </w:tc>
@@ -7277,7 +7277,7 @@
         </w:tc>
         <w:tc>
           <w:tcPr>
-            <w:tcW w:type="dxa" w:w="1644"/>
+            <w:tcW w:type="dxa" w:w="1474"/>
           </w:tcPr>
           <w:p>
             <w:pPr>
@@ -7293,27 +7293,6 @@
                 <w:sz w:val="19"/>
               </w:rPr>
               <w:t>29.58 ± 0.34</w:t>
-            </w:r>
-          </w:p>
-        </w:tc>
-        <w:tc>
-          <w:tcPr>
-            <w:tcW w:type="dxa" w:w="1701"/>
-          </w:tcPr>
-          <w:p>
-            <w:pPr>
-              <w:spacing w:after="20" w:before="20" w:line="240" w:lineRule="auto"/>
-              <w:jc w:val="center"/>
-            </w:pPr>
-            <w:r/>
-            <w:r>
-              <w:rPr>
-                <w:rFonts w:ascii="Times New Roman" w:hAnsi="Times New Roman" w:eastAsia="맑은 고딕"/>
-                <w:b w:val="0"/>
-                <w:i w:val="0"/>
-                <w:sz w:val="19"/>
-              </w:rPr>
-              <w:t>0.8846 ± 0.0207</w:t>
             </w:r>
           </w:p>
         </w:tc>
@@ -7340,7 +7319,7 @@
         </w:tc>
         <w:tc>
           <w:tcPr>
-            <w:tcW w:type="dxa" w:w="1304"/>
+            <w:tcW w:type="dxa" w:w="1701"/>
           </w:tcPr>
           <w:p>
             <w:pPr>
@@ -7355,7 +7334,28 @@
                 <w:i w:val="0"/>
                 <w:sz w:val="19"/>
               </w:rPr>
-              <w:t>안정성만</w:t>
+              <w:t>0.5999 ± 0.0160</w:t>
+            </w:r>
+          </w:p>
+        </w:tc>
+        <w:tc>
+          <w:tcPr>
+            <w:tcW w:type="dxa" w:w="1020"/>
+          </w:tcPr>
+          <w:p>
+            <w:pPr>
+              <w:spacing w:after="20" w:before="20" w:line="240" w:lineRule="auto"/>
+              <w:jc w:val="center"/>
+            </w:pPr>
+            <w:r/>
+            <w:r>
+              <w:rPr>
+                <w:rFonts w:ascii="Times New Roman" w:hAnsi="Times New Roman" w:eastAsia="맑은 고딕"/>
+                <w:b w:val="0"/>
+                <w:i w:val="0"/>
+                <w:sz w:val="19"/>
+              </w:rPr>
+              <w:t>0.72</w:t>
             </w:r>
           </w:p>
         </w:tc>
@@ -7404,7 +7404,7 @@
         </w:tc>
         <w:tc>
           <w:tcPr>
-            <w:tcW w:type="dxa" w:w="1644"/>
+            <w:tcW w:type="dxa" w:w="1474"/>
           </w:tcPr>
           <w:p>
             <w:pPr>
@@ -7420,27 +7420,6 @@
                 <w:sz w:val="19"/>
               </w:rPr>
               <w:t>28.45 ± 0.19</w:t>
-            </w:r>
-          </w:p>
-        </w:tc>
-        <w:tc>
-          <w:tcPr>
-            <w:tcW w:type="dxa" w:w="1701"/>
-          </w:tcPr>
-          <w:p>
-            <w:pPr>
-              <w:spacing w:after="20" w:before="20" w:line="240" w:lineRule="auto"/>
-              <w:jc w:val="center"/>
-            </w:pPr>
-            <w:r/>
-            <w:r>
-              <w:rPr>
-                <w:rFonts w:ascii="Times New Roman" w:hAnsi="Times New Roman" w:eastAsia="맑은 고딕"/>
-                <w:b w:val="0"/>
-                <w:i w:val="0"/>
-                <w:sz w:val="19"/>
-              </w:rPr>
-              <w:t>0.8113 ± 0.0253</w:t>
             </w:r>
           </w:p>
         </w:tc>
@@ -7467,7 +7446,7 @@
         </w:tc>
         <w:tc>
           <w:tcPr>
-            <w:tcW w:type="dxa" w:w="1304"/>
+            <w:tcW w:type="dxa" w:w="1701"/>
           </w:tcPr>
           <w:p>
             <w:pPr>
@@ -7482,7 +7461,28 @@
                 <w:i w:val="0"/>
                 <w:sz w:val="19"/>
               </w:rPr>
-              <w:t>안정성만</w:t>
+              <w:t>0.6257 ± 0.0092</w:t>
+            </w:r>
+          </w:p>
+        </w:tc>
+        <w:tc>
+          <w:tcPr>
+            <w:tcW w:type="dxa" w:w="1020"/>
+          </w:tcPr>
+          <w:p>
+            <w:pPr>
+              <w:spacing w:after="20" w:before="20" w:line="240" w:lineRule="auto"/>
+              <w:jc w:val="center"/>
+            </w:pPr>
+            <w:r/>
+            <w:r>
+              <w:rPr>
+                <w:rFonts w:ascii="Times New Roman" w:hAnsi="Times New Roman" w:eastAsia="맑은 고딕"/>
+                <w:b w:val="0"/>
+                <w:i w:val="0"/>
+                <w:sz w:val="19"/>
+              </w:rPr>
+              <w:t>0.73</w:t>
             </w:r>
           </w:p>
         </w:tc>
@@ -7528,17 +7528,68 @@
     </w:p>
     <w:p>
       <w:pPr>
-        <w:spacing w:line="240" w:lineRule="auto" w:after="120" w:before="0"/>
-        <w:ind w:left="227"/>
+        <w:spacing w:line="240" w:lineRule="auto" w:after="120"/>
+        <w:jc w:val="both"/>
       </w:pPr>
       <w:r>
         <w:rPr>
           <w:rFonts w:ascii="Times New Roman" w:hAnsi="Times New Roman" w:eastAsia="맑은 고딕"/>
           <w:b w:val="0"/>
           <w:i w:val="0"/>
-          <w:sz w:val="19"/>
+          <w:sz w:val="22"/>
         </w:rPr>
-        <w:t>[진행 중] 혼합 조성의 습윤 작업 용량을 측정하고 있다. 술폰산 단독 계열에서는 건조 성능의 우위가 습윤 조건에서 뒤집힌 전례가 있으므로, 이 설계의 최종 판정은 습윤 결과에 달려 있다. 세 조성의 공여성 수소 밀도가 각각 saIm050·saIm025와 같으므로 유지율은 76~80% 구간으로 예상되나 확인이 필요하다.</w:t>
+        <w:t xml:space="preserve">그러나 습윤 조건에서는 이 우위가 유지되지 않는다. sa50nb50의 습윤 작업 용량은 0.6930 ± 0.0159로, 10절의 최적 조성(0.8328 ± 0.0252)보다 </w:t>
+      </w:r>
+      <w:r>
+        <w:rPr>
+          <w:rFonts w:ascii="Times New Roman" w:hAnsi="Times New Roman" w:eastAsia="맑은 고딕"/>
+          <w:b/>
+          <w:i w:val="0"/>
+          <w:sz w:val="22"/>
+        </w:rPr>
+        <w:t>4.69σ 낮다</w:t>
+      </w:r>
+      <w:r>
+        <w:rPr>
+          <w:rFonts w:ascii="Times New Roman" w:hAnsi="Times New Roman" w:eastAsia="맑은 고딕"/>
+          <w:b w:val="0"/>
+          <w:i w:val="0"/>
+          <w:sz w:val="22"/>
+        </w:rPr>
+        <w:t>. 원인은 흡착 쪽에 있다 — 습윤 흡착량이 0.8530인 데 비해 최적 조성은 1.0093이다. 니트로기는 공동을 넓혀 구조를 살렸지만 그만큼 CO₂를 덜 붙잡으며, 건조 로딩에서 이미 나타난 차이(1.1163 대 1.3247)가 습윤에서도 유지된 것이다. 구조 여유를 산 대가로 볼 수 있다.</w:t>
+      </w:r>
+    </w:p>
+    <w:p>
+      <w:pPr>
+        <w:spacing w:line="240" w:lineRule="auto" w:after="120"/>
+        <w:jc w:val="both"/>
+      </w:pPr>
+      <w:r>
+        <w:rPr>
+          <w:rFonts w:ascii="Times New Roman" w:hAnsi="Times New Roman" w:eastAsia="맑은 고딕"/>
+          <w:b w:val="0"/>
+          <w:i w:val="0"/>
+          <w:sz w:val="22"/>
+        </w:rPr>
+        <w:t xml:space="preserve">물 거동은 설계 의도대로였다. 공여성 수소를 줄인 두 조성의 물/CO₂ 몰비는 0.72와 0.73으로 같은 술폰산 밀도의 단독 치환 조성(1.01)보다 낮고, 승온 재생에서 물의 86~90%가 제거되어 자가건조가 정상 작동한다. 즉 </w:t>
+      </w:r>
+      <w:r>
+        <w:rPr>
+          <w:rFonts w:ascii="Times New Roman" w:hAnsi="Times New Roman" w:eastAsia="맑은 고딕"/>
+          <w:b/>
+          <w:i w:val="0"/>
+          <w:sz w:val="22"/>
+        </w:rPr>
+        <w:t>공여성 수소를 줄이면 물 부담이 준다는 설계 원리는 확인되었으나, 그것만으로 작업 용량이 따라오지는 않는다</w:t>
+      </w:r>
+      <w:r>
+        <w:rPr>
+          <w:rFonts w:ascii="Times New Roman" w:hAnsi="Times New Roman" w:eastAsia="맑은 고딕"/>
+          <w:b w:val="0"/>
+          <w:i w:val="0"/>
+          <w:sz w:val="22"/>
+        </w:rPr>
+        <w:t>.</w:t>
       </w:r>
     </w:p>
     <w:p>
@@ -7627,7 +7678,7 @@
           <w:i w:val="0"/>
           <w:sz w:val="21"/>
         </w:rPr>
-        <w:t>· 술폰산과 니트로기를 혼합하면 두 창이 겹친다 — 흡착열 30.36에 공동 감소 9.74%.</w:t>
+        <w:t>· 술폰산과 니트로기를 혼합하면 두 창이 겹친다(흡착열 30.36, 공동 감소 9.74%). 다만 습윤 작업 용량은 최적 조성보다 4.69σ 낮아, 두 문턱 통과가 곧 성능 우위는 아니다.</w:t>
       </w:r>
     </w:p>
     <w:p>
@@ -7686,7 +7737,7 @@
           <w:i w:val="0"/>
           <w:sz w:val="21"/>
         </w:rPr>
-        <w:t>· 혼합 조성의 습윤 작업 용량 확정 — 이 설계의 최종 판정</w:t>
+        <w:t>· 혼합 설계에서 공동을 넓히지 않고 흡착을 유지하는 경로 — 니트로기 대신 더 작은 극성기 검토</w:t>
       </w:r>
     </w:p>
     <w:p>

--- a/04_Analysis/MTV_ZIF69_보고서.docx
+++ b/04_Analysis/MTV_ZIF69_보고서.docx
@@ -1222,6 +1222,371 @@
     </w:p>
     <w:p>
       <w:pPr>
+        <w:spacing w:line="240" w:lineRule="auto" w:after="80" w:before="140"/>
+      </w:pPr>
+      <w:r>
+        <w:rPr>
+          <w:rFonts w:ascii="Times New Roman" w:hAnsi="Times New Roman" w:eastAsia="맑은 고딕"/>
+          <w:b/>
+          <w:i w:val="0"/>
+          <w:sz w:val="23"/>
+        </w:rPr>
+        <w:t>4.1 절대값 검증 — 문헌 실측치와의 대조</w:t>
+      </w:r>
+    </w:p>
+    <w:p>
+      <w:pPr>
+        <w:spacing w:line="240" w:lineRule="auto" w:after="120"/>
+        <w:jc w:val="both"/>
+      </w:pPr>
+      <w:r>
+        <w:rPr>
+          <w:rFonts w:ascii="Times New Roman" w:hAnsi="Times New Roman" w:eastAsia="맑은 고딕"/>
+          <w:b w:val="0"/>
+          <w:i w:val="0"/>
+          <w:sz w:val="22"/>
+        </w:rPr>
+        <w:t>본 연구가 다루는 gme 계열은 원논문에 등량 흡착열 실측치가 보고되어 있지 않다. 따라서 계산된 절대값을 교정할 기준이 필요하다. 문헌에 실측 흡착열이 보고된 ZIF-93(rho 위상, 4-메틸-5-이미다졸카복스알데하이드 링커)을 동일 프로토콜로 계산해 대조했다. 판정 기준(편차 3 kJ/mol 이내면 절대값 신뢰)은 계산 이전에 등록했다.</w:t>
+      </w:r>
+    </w:p>
+    <w:p>
+      <w:pPr>
+        <w:spacing w:line="240" w:lineRule="auto" w:after="40" w:before="80"/>
+      </w:pPr>
+      <w:r>
+        <w:rPr>
+          <w:rFonts w:ascii="Times New Roman" w:hAnsi="Times New Roman" w:eastAsia="맑은 고딕"/>
+          <w:b/>
+          <w:i w:val="0"/>
+          <w:sz w:val="19"/>
+        </w:rPr>
+        <w:t>표 3. 문헌 실측치와의 대조 (kJ/mol, ZIF-93)</w:t>
+      </w:r>
+    </w:p>
+    <w:tbl>
+      <w:tblPr>
+        <w:tblStyle w:val="TableGrid"/>
+        <w:tblW w:type="auto" w:w="0"/>
+        <w:jc w:val="center"/>
+        <w:tblLook w:firstColumn="1" w:firstRow="1" w:lastColumn="0" w:lastRow="0" w:noHBand="0" w:noVBand="1" w:val="04A0"/>
+      </w:tblPr>
+      <w:tblGrid>
+        <w:gridCol w:w="2324"/>
+        <w:gridCol w:w="2324"/>
+        <w:gridCol w:w="2324"/>
+        <w:gridCol w:w="2324"/>
+      </w:tblGrid>
+      <w:tr>
+        <w:tc>
+          <w:tcPr>
+            <w:tcW w:type="dxa" w:w="1928"/>
+          </w:tcPr>
+          <w:p>
+            <w:pPr>
+              <w:spacing w:after="20" w:before="20" w:line="240" w:lineRule="auto"/>
+            </w:pPr>
+            <w:r/>
+            <w:r>
+              <w:rPr>
+                <w:rFonts w:ascii="Times New Roman" w:hAnsi="Times New Roman" w:eastAsia="맑은 고딕"/>
+                <w:b/>
+                <w:i w:val="0"/>
+                <w:sz w:val="19"/>
+              </w:rPr>
+              <w:t>항목</w:t>
+            </w:r>
+          </w:p>
+        </w:tc>
+        <w:tc>
+          <w:tcPr>
+            <w:tcW w:type="dxa" w:w="1928"/>
+          </w:tcPr>
+          <w:p>
+            <w:pPr>
+              <w:spacing w:after="20" w:before="20" w:line="240" w:lineRule="auto"/>
+              <w:jc w:val="center"/>
+            </w:pPr>
+            <w:r/>
+            <w:r>
+              <w:rPr>
+                <w:rFonts w:ascii="Times New Roman" w:hAnsi="Times New Roman" w:eastAsia="맑은 고딕"/>
+                <w:b/>
+                <w:i w:val="0"/>
+                <w:sz w:val="19"/>
+              </w:rPr>
+              <w:t>본 연구</w:t>
+            </w:r>
+          </w:p>
+        </w:tc>
+        <w:tc>
+          <w:tcPr>
+            <w:tcW w:type="dxa" w:w="1701"/>
+          </w:tcPr>
+          <w:p>
+            <w:pPr>
+              <w:spacing w:after="20" w:before="20" w:line="240" w:lineRule="auto"/>
+              <w:jc w:val="center"/>
+            </w:pPr>
+            <w:r/>
+            <w:r>
+              <w:rPr>
+                <w:rFonts w:ascii="Times New Roman" w:hAnsi="Times New Roman" w:eastAsia="맑은 고딕"/>
+                <w:b/>
+                <w:i w:val="0"/>
+                <w:sz w:val="19"/>
+              </w:rPr>
+              <w:t>문헌 실측</w:t>
+            </w:r>
+          </w:p>
+        </w:tc>
+        <w:tc>
+          <w:tcPr>
+            <w:tcW w:type="dxa" w:w="1474"/>
+          </w:tcPr>
+          <w:p>
+            <w:pPr>
+              <w:spacing w:after="20" w:before="20" w:line="240" w:lineRule="auto"/>
+              <w:jc w:val="center"/>
+            </w:pPr>
+            <w:r/>
+            <w:r>
+              <w:rPr>
+                <w:rFonts w:ascii="Times New Roman" w:hAnsi="Times New Roman" w:eastAsia="맑은 고딕"/>
+                <w:b/>
+                <w:i w:val="0"/>
+                <w:sz w:val="19"/>
+              </w:rPr>
+              <w:t>편차</w:t>
+            </w:r>
+          </w:p>
+        </w:tc>
+      </w:tr>
+      <w:tr>
+        <w:tc>
+          <w:tcPr>
+            <w:tcW w:type="dxa" w:w="1928"/>
+          </w:tcPr>
+          <w:p>
+            <w:pPr>
+              <w:spacing w:after="20" w:before="20" w:line="240" w:lineRule="auto"/>
+            </w:pPr>
+            <w:r/>
+            <w:r>
+              <w:rPr>
+                <w:rFonts w:ascii="Times New Roman" w:hAnsi="Times New Roman" w:eastAsia="맑은 고딕"/>
+                <w:b w:val="0"/>
+                <w:i w:val="0"/>
+                <w:sz w:val="19"/>
+              </w:rPr>
+              <w:t>Q_st (CO₂)</w:t>
+            </w:r>
+          </w:p>
+        </w:tc>
+        <w:tc>
+          <w:tcPr>
+            <w:tcW w:type="dxa" w:w="1928"/>
+          </w:tcPr>
+          <w:p>
+            <w:pPr>
+              <w:spacing w:after="20" w:before="20" w:line="240" w:lineRule="auto"/>
+              <w:jc w:val="center"/>
+            </w:pPr>
+            <w:r/>
+            <w:r>
+              <w:rPr>
+                <w:rFonts w:ascii="Times New Roman" w:hAnsi="Times New Roman" w:eastAsia="맑은 고딕"/>
+                <w:b w:val="0"/>
+                <w:i w:val="0"/>
+                <w:sz w:val="19"/>
+              </w:rPr>
+              <w:t>30.25 ± 0.41</w:t>
+            </w:r>
+          </w:p>
+        </w:tc>
+        <w:tc>
+          <w:tcPr>
+            <w:tcW w:type="dxa" w:w="1701"/>
+          </w:tcPr>
+          <w:p>
+            <w:pPr>
+              <w:spacing w:after="20" w:before="20" w:line="240" w:lineRule="auto"/>
+              <w:jc w:val="center"/>
+            </w:pPr>
+            <w:r/>
+            <w:r>
+              <w:rPr>
+                <w:rFonts w:ascii="Times New Roman" w:hAnsi="Times New Roman" w:eastAsia="맑은 고딕"/>
+                <w:b w:val="0"/>
+                <w:i w:val="0"/>
+                <w:sz w:val="19"/>
+              </w:rPr>
+              <w:t>29.3</w:t>
+            </w:r>
+          </w:p>
+        </w:tc>
+        <w:tc>
+          <w:tcPr>
+            <w:tcW w:type="dxa" w:w="1474"/>
+          </w:tcPr>
+          <w:p>
+            <w:pPr>
+              <w:spacing w:after="20" w:before="20" w:line="240" w:lineRule="auto"/>
+              <w:jc w:val="center"/>
+            </w:pPr>
+            <w:r/>
+            <w:r>
+              <w:rPr>
+                <w:rFonts w:ascii="Times New Roman" w:hAnsi="Times New Roman" w:eastAsia="맑은 고딕"/>
+                <w:b w:val="0"/>
+                <w:i w:val="0"/>
+                <w:sz w:val="19"/>
+              </w:rPr>
+              <w:t>+0.95</w:t>
+            </w:r>
+          </w:p>
+        </w:tc>
+      </w:tr>
+      <w:tr>
+        <w:tc>
+          <w:tcPr>
+            <w:tcW w:type="dxa" w:w="1928"/>
+          </w:tcPr>
+          <w:p>
+            <w:pPr>
+              <w:spacing w:after="20" w:before="20" w:line="240" w:lineRule="auto"/>
+            </w:pPr>
+            <w:r/>
+            <w:r>
+              <w:rPr>
+                <w:rFonts w:ascii="Times New Roman" w:hAnsi="Times New Roman" w:eastAsia="맑은 고딕"/>
+                <w:b w:val="0"/>
+                <w:i w:val="0"/>
+                <w:sz w:val="19"/>
+              </w:rPr>
+              <w:t>Q_st (N₂)</w:t>
+            </w:r>
+          </w:p>
+        </w:tc>
+        <w:tc>
+          <w:tcPr>
+            <w:tcW w:type="dxa" w:w="1928"/>
+          </w:tcPr>
+          <w:p>
+            <w:pPr>
+              <w:spacing w:after="20" w:before="20" w:line="240" w:lineRule="auto"/>
+              <w:jc w:val="center"/>
+            </w:pPr>
+            <w:r/>
+            <w:r>
+              <w:rPr>
+                <w:rFonts w:ascii="Times New Roman" w:hAnsi="Times New Roman" w:eastAsia="맑은 고딕"/>
+                <w:b w:val="0"/>
+                <w:i w:val="0"/>
+                <w:sz w:val="19"/>
+              </w:rPr>
+              <w:t>15.86 ± 0.08</w:t>
+            </w:r>
+          </w:p>
+        </w:tc>
+        <w:tc>
+          <w:tcPr>
+            <w:tcW w:type="dxa" w:w="1701"/>
+          </w:tcPr>
+          <w:p>
+            <w:pPr>
+              <w:spacing w:after="20" w:before="20" w:line="240" w:lineRule="auto"/>
+              <w:jc w:val="center"/>
+            </w:pPr>
+            <w:r/>
+            <w:r>
+              <w:rPr>
+                <w:rFonts w:ascii="Times New Roman" w:hAnsi="Times New Roman" w:eastAsia="맑은 고딕"/>
+                <w:b w:val="0"/>
+                <w:i w:val="0"/>
+                <w:sz w:val="19"/>
+              </w:rPr>
+              <w:t>15.71</w:t>
+            </w:r>
+          </w:p>
+        </w:tc>
+        <w:tc>
+          <w:tcPr>
+            <w:tcW w:type="dxa" w:w="1474"/>
+          </w:tcPr>
+          <w:p>
+            <w:pPr>
+              <w:spacing w:after="20" w:before="20" w:line="240" w:lineRule="auto"/>
+              <w:jc w:val="center"/>
+            </w:pPr>
+            <w:r/>
+            <w:r>
+              <w:rPr>
+                <w:rFonts w:ascii="Times New Roman" w:hAnsi="Times New Roman" w:eastAsia="맑은 고딕"/>
+                <w:b w:val="0"/>
+                <w:i w:val="0"/>
+                <w:sz w:val="19"/>
+              </w:rPr>
+              <w:t>+0.15</w:t>
+            </w:r>
+          </w:p>
+        </w:tc>
+      </w:tr>
+    </w:tbl>
+    <w:p>
+      <w:pPr>
+        <w:spacing w:line="240" w:lineRule="auto" w:after="40" w:before="0"/>
+      </w:pPr>
+    </w:p>
+    <w:p>
+      <w:pPr>
+        <w:spacing w:line="240" w:lineRule="auto" w:after="120"/>
+        <w:jc w:val="both"/>
+      </w:pPr>
+      <w:r>
+        <w:rPr>
+          <w:rFonts w:ascii="Times New Roman" w:hAnsi="Times New Roman" w:eastAsia="맑은 고딕"/>
+          <w:b w:val="0"/>
+          <w:i w:val="0"/>
+          <w:sz w:val="22"/>
+        </w:rPr>
+        <w:t xml:space="preserve">두 기체 모두 1 kJ/mol 이내로 일치하며 사전 등록 기준을 통과한다. 다만 편차가 양수이므로 </w:t>
+      </w:r>
+      <w:r>
+        <w:rPr>
+          <w:rFonts w:ascii="Times New Roman" w:hAnsi="Times New Roman" w:eastAsia="맑은 고딕"/>
+          <w:b/>
+          <w:i w:val="0"/>
+          <w:sz w:val="22"/>
+        </w:rPr>
+        <w:t>본 연구의 흡착열은 약 1 kJ/mol 과대평가되는 방향</w:t>
+      </w:r>
+      <w:r>
+        <w:rPr>
+          <w:rFonts w:ascii="Times New Roman" w:hAnsi="Times New Roman" w:eastAsia="맑은 고딕"/>
+          <w:b w:val="0"/>
+          <w:i w:val="0"/>
+          <w:sz w:val="22"/>
+        </w:rPr>
+        <w:t>이다. 따라서 목표대 문턱 부근의 조성은 실제로 문턱에 더 가깝거나 아래일 수 있으며, 문턱 근처의 판정은 이 여유를 감안해 읽어야 한다. 또한 문헌값은 본 계산의 통계 오차 범위 밖이므로(2.3σ) 이는 오차 내 일치가 아니라 계통 편차가 작다는 뜻이다. 두 값의 정의도 완전히 같지 않다 — 문헌은 가변온도 등온선 피팅값이고 본 연구는 무한 희석 극한값이다.</w:t>
+      </w:r>
+    </w:p>
+    <w:p>
+      <w:pPr>
+        <w:spacing w:line="240" w:lineRule="auto" w:after="120" w:before="0"/>
+        <w:ind w:left="227"/>
+      </w:pPr>
+      <w:r>
+        <w:rPr>
+          <w:rFonts w:ascii="Times New Roman" w:hAnsi="Times New Roman" w:eastAsia="맑은 고딕"/>
+          <w:b w:val="0"/>
+          <w:i w:val="0"/>
+          <w:sz w:val="19"/>
+        </w:rPr>
+        <w:t>이 대조로 검증된 것은 흡착열의 절대값이며 선택도는 검증 대상이 아니다. 본 연구의 선택도는 0.15 bar 혼합 조건에서, 문헌의 대응값은 IAST 계산에서 얻은 것이어서 정의가 다르다. 한편 같은 조건(0.15 bar, 298 K)에서 ZIF-93의 흡착량은 0.4238 ± 0.0192 mol/kg으로, 본 연구의 무치환 모체(0.5889)보다 낮다.</w:t>
+      </w:r>
+    </w:p>
+    <w:p>
+      <w:pPr>
         <w:spacing w:line="240" w:lineRule="auto" w:after="100" w:before="200"/>
       </w:pPr>
       <w:r>
@@ -1260,7 +1625,7 @@
           <w:i w:val="0"/>
           <w:sz w:val="19"/>
         </w:rPr>
-        <w:t>표 3. 건조 조건 흡착 물성 (298 K, 0.15 bar, 1σ 병기)</w:t>
+        <w:t>표 4. 건조 조건 흡착 물성 (298 K, 0.15 bar, 1σ 병기)</w:t>
       </w:r>
     </w:p>
     <w:tbl>
@@ -2043,7 +2408,7 @@
           <w:i w:val="0"/>
           <w:sz w:val="19"/>
         </w:rPr>
-        <w:t>표 4. 수분 경쟁 (298 K, CO₂ 0.15 bar 고정, RH 0~90%, 1σ 병기)</w:t>
+        <w:t>표 5. 수분 경쟁 (298 K, CO₂ 0.15 bar 고정, RH 0~90%, 1σ 병기)</w:t>
       </w:r>
     </w:p>
     <w:tbl>
@@ -2978,7 +3343,7 @@
           <w:i w:val="0"/>
           <w:sz w:val="19"/>
         </w:rPr>
-        <w:t>표 5. 습윤 작업 용량 (mol/kg, 1σ 병기). 작업 용량의 오차는 두 로딩 오차의 제곱합근이다.</w:t>
+        <w:t>표 6. 습윤 작업 용량 (mol/kg, 1σ 병기). 작업 용량의 오차는 두 로딩 오차의 제곱합근이다.</w:t>
       </w:r>
     </w:p>
     <w:tbl>
@@ -3831,7 +4196,7 @@
           <w:i w:val="0"/>
           <w:sz w:val="19"/>
         </w:rPr>
-        <w:t>표 6. TSA 재생 에너지 수지 (Cp 0.9 J/g·K, 열회수 0%, 회수율 50%)</w:t>
+        <w:t>표 7. TSA 재생 에너지 수지 (Cp 0.9 J/g·K, 열회수 0%, 회수율 50%)</w:t>
       </w:r>
     </w:p>
     <w:tbl>
@@ -4717,7 +5082,7 @@
           <w:i w:val="0"/>
           <w:sz w:val="19"/>
         </w:rPr>
-        <w:t>표 7. 구조 안정성 관문 결과 (전체 31종 중 28종 통과)</w:t>
+        <w:t>표 8. 구조 안정성 관문 결과 (전체 31종 중 28종 통과)</w:t>
       </w:r>
     </w:p>
     <w:tbl>
@@ -5352,7 +5717,7 @@
           <w:i w:val="0"/>
           <w:sz w:val="19"/>
         </w:rPr>
-        <w:t>표 8. 조성 격자 — 두 문턱의 위치 (치환 자리 24개, 한 칸 4.17%p)</w:t>
+        <w:t>표 9. 조성 격자 — 두 문턱의 위치 (치환 자리 24개, 한 칸 4.17%p)</w:t>
       </w:r>
     </w:p>
     <w:tbl>
@@ -6196,7 +6561,7 @@
           <w:i w:val="0"/>
           <w:sz w:val="19"/>
         </w:rPr>
-        <w:t>표 9. 두 관문을 통과한 조성의 완전 비교 (mol/kg, 1σ 병기)</w:t>
+        <w:t>표 10. 두 관문을 통과한 조성의 완전 비교 (mol/kg, 1σ 병기)</w:t>
       </w:r>
     </w:p>
     <w:tbl>
@@ -6961,7 +7326,7 @@
           <w:i w:val="0"/>
           <w:sz w:val="19"/>
         </w:rPr>
-        <w:t>표 10. 혼합 치환 조성 — 건조 성능, 구조 안정성, 습윤 작업 용량</w:t>
+        <w:t>표 11. 혼합 치환 조성 — 건조 성능, 구조 안정성, 습윤 작업 용량</w:t>
       </w:r>
     </w:p>
     <w:tbl>
